--- a/4-质量管理/流程制度规范类文件/040106-沟通管理制度.docx
+++ b/4-质量管理/流程制度规范类文件/040106-沟通管理制度.docx
@@ -1,14 +1,13 @@
 
 <file path=word/document.xml><?xml version="1.0" encoding="utf-8"?>
-<w:document xmlns:wpc="http://schemas.microsoft.com/office/word/2010/wordprocessingCanvas" xmlns:mc="http://schemas.openxmlformats.org/markup-compatibility/2006" xmlns:o="urn:schemas-microsoft-com:office:office" xmlns:r="http://schemas.openxmlformats.org/officeDocument/2006/relationships" xmlns:m="http://schemas.openxmlformats.org/officeDocument/2006/math" xmlns:v="urn:schemas-microsoft-com:vml" xmlns:wp14="http://schemas.microsoft.com/office/word/2010/wordprocessingDrawing" xmlns:wp="http://schemas.openxmlformats.org/drawingml/2006/wordprocessingDrawing" xmlns:w10="urn:schemas-microsoft-com:office:word" xmlns:w="http://schemas.openxmlformats.org/wordprocessingml/2006/main" xmlns:w14="http://schemas.microsoft.com/office/word/2010/wordml" xmlns:w15="http://schemas.microsoft.com/office/word/2012/wordml" xmlns:wne="http://schemas.microsoft.com/office/word/2006/wordml" xmlns:wpg="http://schemas.microsoft.com/office/word/2010/wordprocessingGroup" xmlns:wpi="http://schemas.microsoft.com/office/word/2010/wordprocessingInk" xmlns:wps="http://schemas.microsoft.com/office/word/2010/wordprocessingShape" mc:Ignorable="w14 w15 wp14">
-  <!-- Generated by Aspose.Words for .NET 13.3.0.1 -->
+<w:document xmlns:wpc="http://schemas.microsoft.com/office/word/2010/wordprocessingCanvas" xmlns:mc="http://schemas.openxmlformats.org/markup-compatibility/2006" xmlns:o="urn:schemas-microsoft-com:office:office" xmlns:r="http://schemas.openxmlformats.org/officeDocument/2006/relationships" xmlns:m="http://schemas.openxmlformats.org/officeDocument/2006/math" xmlns:v="urn:schemas-microsoft-com:vml" xmlns:wp14="http://schemas.microsoft.com/office/word/2010/wordprocessingDrawing" xmlns:wp="http://schemas.openxmlformats.org/drawingml/2006/wordprocessingDrawing" xmlns:w="http://schemas.openxmlformats.org/wordprocessingml/2006/main" xmlns:w14="http://schemas.microsoft.com/office/word/2010/wordml" xmlns:w10="urn:schemas-microsoft-com:office:word" xmlns:w15="http://schemas.microsoft.com/office/word/2012/wordml" xmlns:wpg="http://schemas.microsoft.com/office/word/2010/wordprocessingGroup" xmlns:wpi="http://schemas.microsoft.com/office/word/2010/wordprocessingInk" xmlns:wne="http://schemas.microsoft.com/office/word/2006/wordml" xmlns:wps="http://schemas.microsoft.com/office/word/2010/wordprocessingShape" xmlns:wpsCustomData="http://www.wps.cn/officeDocument/2013/wpsCustomData" mc:Ignorable="w14 w15 wp14">
   <w:body>
     <w:p>
       <w:pPr>
         <w:spacing w:before="78" w:line="219" w:lineRule="auto"/>
         <w:ind w:left="25"/>
         <w:rPr>
-          <w:rFonts w:ascii="宋体" w:eastAsia="宋体" w:hAnsi="宋体" w:cs="宋体" w:hint="default"/>
+          <w:rFonts w:hint="default" w:ascii="宋体" w:hAnsi="宋体" w:eastAsia="宋体" w:cs="宋体"/>
           <w:sz w:val="24"/>
           <w:szCs w:val="24"/>
           <w:lang w:val="en-US" w:eastAsia="zh-CN"/>
@@ -16,7 +15,7 @@
       </w:pPr>
       <w:r>
         <w:rPr>
-          <w:rFonts w:ascii="宋体" w:eastAsia="宋体" w:hAnsi="宋体" w:cs="宋体"/>
+          <w:rFonts w:ascii="宋体" w:hAnsi="宋体" w:eastAsia="宋体" w:cs="宋体"/>
           <w:b/>
           <w:bCs/>
           <w:spacing w:val="-3"/>
@@ -27,7 +26,7 @@
       </w:r>
       <w:r>
         <w:rPr>
-          <w:rFonts w:ascii="宋体" w:hAnsi="宋体" w:cs="宋体" w:hint="eastAsia"/>
+          <w:rFonts w:hint="eastAsia" w:ascii="宋体" w:hAnsi="宋体" w:cs="宋体"/>
           <w:b/>
           <w:bCs/>
           <w:spacing w:val="-3"/>
@@ -39,7 +38,7 @@
       </w:r>
       <w:r>
         <w:rPr>
-          <w:rFonts w:ascii="宋体" w:eastAsia="宋体" w:hAnsi="宋体" w:cs="宋体"/>
+          <w:rFonts w:ascii="宋体" w:hAnsi="宋体" w:eastAsia="宋体" w:cs="宋体"/>
           <w:b/>
           <w:bCs/>
           <w:spacing w:val="-3"/>
@@ -50,7 +49,7 @@
       </w:r>
       <w:r>
         <w:rPr>
-          <w:rFonts w:ascii="宋体" w:eastAsia="宋体" w:hAnsi="宋体" w:cs="宋体" w:hint="eastAsia"/>
+          <w:rFonts w:hint="eastAsia" w:ascii="宋体" w:hAnsi="宋体" w:eastAsia="宋体" w:cs="宋体"/>
           <w:b/>
           <w:bCs/>
           <w:spacing w:val="-3"/>
@@ -62,7 +61,7 @@
       </w:r>
       <w:r>
         <w:rPr>
-          <w:rFonts w:ascii="宋体" w:hAnsi="宋体" w:cs="宋体" w:hint="eastAsia"/>
+          <w:rFonts w:hint="eastAsia" w:ascii="宋体" w:hAnsi="宋体" w:cs="宋体"/>
           <w:b/>
           <w:bCs/>
           <w:spacing w:val="-3"/>
@@ -92,14 +91,14 @@
         <w:ind w:left="23"/>
         <w:textAlignment w:val="auto"/>
         <w:rPr>
-          <w:rFonts w:ascii="宋体" w:eastAsia="宋体" w:hAnsi="宋体" w:cs="宋体"/>
+          <w:rFonts w:ascii="宋体" w:hAnsi="宋体" w:eastAsia="宋体" w:cs="宋体"/>
           <w:sz w:val="24"/>
           <w:szCs w:val="24"/>
         </w:rPr>
       </w:pPr>
       <w:r>
         <w:rPr>
-          <w:rFonts w:ascii="宋体" w:eastAsia="宋体" w:hAnsi="宋体" w:cs="宋体"/>
+          <w:rFonts w:ascii="宋体" w:hAnsi="宋体" w:eastAsia="宋体" w:cs="宋体"/>
           <w:b/>
           <w:bCs/>
           <w:spacing w:val="240"/>
@@ -111,7 +110,7 @@
       </w:r>
       <w:r>
         <w:rPr>
-          <w:rFonts w:ascii="宋体" w:eastAsia="宋体" w:hAnsi="宋体" w:cs="宋体"/>
+          <w:rFonts w:ascii="宋体" w:hAnsi="宋体" w:eastAsia="宋体" w:cs="宋体"/>
           <w:b/>
           <w:bCs/>
           <w:spacing w:val="0"/>
@@ -123,7 +122,7 @@
       </w:r>
       <w:r>
         <w:rPr>
-          <w:rFonts w:ascii="宋体" w:eastAsia="宋体" w:hAnsi="宋体" w:cs="宋体"/>
+          <w:rFonts w:ascii="宋体" w:hAnsi="宋体" w:eastAsia="宋体" w:cs="宋体"/>
           <w:b/>
           <w:bCs/>
           <w:spacing w:val="-5"/>
@@ -135,10 +134,10 @@
     </w:p>
     <w:p>
       <w:pPr>
-        <w:pStyle w:val="a"/>
+        <w:pStyle w:val="24"/>
         <w:bidi w:val="0"/>
       </w:pPr>
-      <w:bookmarkStart w:id="0" w:name="_Toc13970"/>
+      <w:bookmarkStart w:id="0" w:name="_Toc22740"/>
       <w:r>
         <w:rPr>
           <w:rFonts w:hint="eastAsia"/>
@@ -150,14 +149,14 @@
     </w:p>
     <w:p>
       <w:pPr>
-        <w:pStyle w:val="a0"/>
+        <w:pStyle w:val="25"/>
         <w:bidi w:val="0"/>
         <w:rPr>
           <w:rFonts w:hint="default"/>
           <w:lang w:val="en-US"/>
         </w:rPr>
       </w:pPr>
-      <w:bookmarkStart w:id="1" w:name="_Toc27061"/>
+      <w:bookmarkStart w:id="1" w:name="_Toc26954"/>
       <w:r>
         <w:rPr>
           <w:rFonts w:hint="eastAsia"/>
@@ -169,17 +168,18 @@
     </w:p>
     <w:tbl>
       <w:tblPr>
-        <w:tblStyle w:val="TableGrid"/>
+        <w:tblStyle w:val="21"/>
         <w:tblW w:w="0" w:type="auto"/>
         <w:tblInd w:w="2443" w:type="dxa"/>
         <w:tblBorders>
-          <w:top w:val="nil"/>
-          <w:left w:val="nil"/>
-          <w:bottom w:val="nil"/>
-          <w:right w:val="nil"/>
-          <w:insideH w:val="nil"/>
-          <w:insideV w:val="nil"/>
+          <w:top w:val="none" w:color="auto" w:sz="0" w:space="0"/>
+          <w:left w:val="none" w:color="auto" w:sz="0" w:space="0"/>
+          <w:bottom w:val="none" w:color="auto" w:sz="0" w:space="0"/>
+          <w:right w:val="none" w:color="auto" w:sz="0" w:space="0"/>
+          <w:insideH w:val="none" w:color="auto" w:sz="0" w:space="0"/>
+          <w:insideV w:val="none" w:color="auto" w:sz="0" w:space="0"/>
         </w:tblBorders>
+        <w:tblLayout w:type="autofit"/>
         <w:tblCellMar>
           <w:top w:w="0" w:type="dxa"/>
           <w:left w:w="108" w:type="dxa"/>
@@ -193,15 +193,13 @@
       </w:tblGrid>
       <w:tr>
         <w:tblPrEx>
-          <w:tblW w:w="0" w:type="auto"/>
-          <w:tblInd w:w="2443" w:type="dxa"/>
           <w:tblBorders>
-            <w:top w:val="nil"/>
-            <w:left w:val="nil"/>
-            <w:bottom w:val="nil"/>
-            <w:right w:val="nil"/>
-            <w:insideH w:val="nil"/>
-            <w:insideV w:val="nil"/>
+            <w:top w:val="none" w:color="auto" w:sz="0" w:space="0"/>
+            <w:left w:val="none" w:color="auto" w:sz="0" w:space="0"/>
+            <w:bottom w:val="none" w:color="auto" w:sz="0" w:space="0"/>
+            <w:right w:val="none" w:color="auto" w:sz="0" w:space="0"/>
+            <w:insideH w:val="none" w:color="auto" w:sz="0" w:space="0"/>
+            <w:insideV w:val="none" w:color="auto" w:sz="0" w:space="0"/>
           </w:tblBorders>
           <w:tblCellMar>
             <w:top w:w="0" w:type="dxa"/>
@@ -211,7 +209,7 @@
           </w:tblCellMar>
         </w:tblPrEx>
         <w:trPr>
-          <w:trHeight w:val="810"/>
+          <w:trHeight w:val="810" w:hRule="atLeast"/>
         </w:trPr>
         <w:tc>
           <w:tcPr>
@@ -236,7 +234,7 @@
             </w:r>
             <w:r>
               <w:rPr>
-                <w:rFonts w:asciiTheme="minorAscii" w:eastAsiaTheme="minorEastAsia" w:hAnsiTheme="minorAscii" w:hint="default"/>
+                <w:rFonts w:hint="default" w:asciiTheme="minorAscii" w:hAnsiTheme="minorAscii" w:eastAsiaTheme="minorEastAsia"/>
                 <w:spacing w:val="227"/>
                 <w:sz w:val="21"/>
                 <w:vertAlign w:val="baseline"/>
@@ -281,7 +279,7 @@
             </w:r>
             <w:r>
               <w:rPr>
-                <w:rFonts w:asciiTheme="minorAscii" w:eastAsiaTheme="minorEastAsia" w:hAnsiTheme="minorAscii" w:hint="eastAsia"/>
+                <w:rFonts w:hint="eastAsia" w:asciiTheme="minorAscii" w:hAnsiTheme="minorAscii" w:eastAsiaTheme="minorEastAsia"/>
                 <w:spacing w:val="227"/>
                 <w:sz w:val="21"/>
                 <w:vertAlign w:val="baseline"/>
@@ -303,8 +301,14 @@
       </w:tr>
       <w:tr>
         <w:tblPrEx>
-          <w:tblW w:w="0" w:type="auto"/>
-          <w:tblInd w:w="2443" w:type="dxa"/>
+          <w:tblBorders>
+            <w:top w:val="none" w:color="auto" w:sz="0" w:space="0"/>
+            <w:left w:val="none" w:color="auto" w:sz="0" w:space="0"/>
+            <w:bottom w:val="none" w:color="auto" w:sz="0" w:space="0"/>
+            <w:right w:val="none" w:color="auto" w:sz="0" w:space="0"/>
+            <w:insideH w:val="none" w:color="auto" w:sz="0" w:space="0"/>
+            <w:insideV w:val="none" w:color="auto" w:sz="0" w:space="0"/>
+          </w:tblBorders>
           <w:tblCellMar>
             <w:top w:w="0" w:type="dxa"/>
             <w:left w:w="108" w:type="dxa"/>
@@ -313,7 +317,7 @@
           </w:tblCellMar>
         </w:tblPrEx>
         <w:trPr>
-          <w:trHeight w:val="810"/>
+          <w:trHeight w:val="810" w:hRule="atLeast"/>
         </w:trPr>
         <w:tc>
           <w:tcPr>
@@ -324,7 +328,7 @@
             <w:pPr>
               <w:widowControl w:val="0"/>
               <w:rPr>
-                <w:rFonts w:ascii="Arial" w:eastAsia="Arial" w:hAnsi="Arial" w:cs="Arial" w:hint="eastAsia"/>
+                <w:rFonts w:hint="eastAsia" w:ascii="Arial" w:hAnsi="Arial" w:eastAsia="Arial" w:cs="Arial"/>
                 <w:snapToGrid w:val="0"/>
                 <w:color w:val="000000"/>
                 <w:kern w:val="0"/>
@@ -344,7 +348,7 @@
             </w:r>
             <w:r>
               <w:rPr>
-                <w:rFonts w:asciiTheme="minorAscii" w:eastAsiaTheme="minorEastAsia" w:hAnsiTheme="minorAscii" w:hint="default"/>
+                <w:rFonts w:hint="default" w:asciiTheme="minorAscii" w:hAnsiTheme="minorAscii" w:eastAsiaTheme="minorEastAsia"/>
                 <w:spacing w:val="227"/>
                 <w:sz w:val="21"/>
                 <w:vertAlign w:val="baseline"/>
@@ -355,13 +359,10 @@
             <w:r>
               <w:rPr>
                 <w:rFonts w:hint="eastAsia"/>
-                <w:spacing w:val="90"/>
-                <w:kern w:val="0"/>
                 <w:u w:val="single"/>
-                <w:vertAlign w:val="baseline"/>
                 <w:lang w:val="en-US" w:eastAsia="zh-CN"/>
               </w:rPr>
-              <w:t>严长运</w:t>
+              <w:t>刘钢要</w:t>
             </w:r>
           </w:p>
         </w:tc>
@@ -374,7 +375,7 @@
             <w:pPr>
               <w:widowControl w:val="0"/>
               <w:rPr>
-                <w:rFonts w:ascii="Arial" w:eastAsia="Arial" w:hAnsi="Arial" w:cs="Arial" w:hint="eastAsia"/>
+                <w:rFonts w:hint="eastAsia" w:ascii="Arial" w:hAnsi="Arial" w:eastAsia="Arial" w:cs="Arial"/>
                 <w:snapToGrid w:val="0"/>
                 <w:color w:val="000000"/>
                 <w:kern w:val="0"/>
@@ -394,7 +395,7 @@
             </w:r>
             <w:r>
               <w:rPr>
-                <w:rFonts w:asciiTheme="minorAscii" w:eastAsiaTheme="minorEastAsia" w:hAnsiTheme="minorAscii" w:hint="eastAsia"/>
+                <w:rFonts w:hint="eastAsia" w:asciiTheme="minorAscii" w:hAnsiTheme="minorAscii" w:eastAsiaTheme="minorEastAsia"/>
                 <w:spacing w:val="227"/>
                 <w:sz w:val="21"/>
                 <w:vertAlign w:val="baseline"/>
@@ -416,8 +417,14 @@
       </w:tr>
       <w:tr>
         <w:tblPrEx>
-          <w:tblW w:w="0" w:type="auto"/>
-          <w:tblInd w:w="2443" w:type="dxa"/>
+          <w:tblBorders>
+            <w:top w:val="none" w:color="auto" w:sz="0" w:space="0"/>
+            <w:left w:val="none" w:color="auto" w:sz="0" w:space="0"/>
+            <w:bottom w:val="none" w:color="auto" w:sz="0" w:space="0"/>
+            <w:right w:val="none" w:color="auto" w:sz="0" w:space="0"/>
+            <w:insideH w:val="none" w:color="auto" w:sz="0" w:space="0"/>
+            <w:insideV w:val="none" w:color="auto" w:sz="0" w:space="0"/>
+          </w:tblBorders>
           <w:tblCellMar>
             <w:top w:w="0" w:type="dxa"/>
             <w:left w:w="108" w:type="dxa"/>
@@ -426,7 +433,7 @@
           </w:tblCellMar>
         </w:tblPrEx>
         <w:trPr>
-          <w:trHeight w:val="635"/>
+          <w:trHeight w:val="635" w:hRule="atLeast"/>
         </w:trPr>
         <w:tc>
           <w:tcPr>
@@ -451,7 +458,7 @@
             </w:r>
             <w:r>
               <w:rPr>
-                <w:rFonts w:asciiTheme="minorAscii" w:eastAsiaTheme="minorEastAsia" w:hAnsiTheme="minorAscii" w:hint="eastAsia"/>
+                <w:rFonts w:hint="eastAsia" w:asciiTheme="minorAscii" w:hAnsiTheme="minorAscii" w:eastAsiaTheme="minorEastAsia"/>
                 <w:spacing w:val="227"/>
                 <w:sz w:val="21"/>
                 <w:vertAlign w:val="baseline"/>
@@ -492,7 +499,7 @@
             </w:r>
             <w:r>
               <w:rPr>
-                <w:rFonts w:asciiTheme="minorAscii" w:eastAsiaTheme="minorEastAsia" w:hAnsiTheme="minorAscii" w:hint="eastAsia"/>
+                <w:rFonts w:hint="eastAsia" w:asciiTheme="minorAscii" w:hAnsiTheme="minorAscii" w:eastAsiaTheme="minorEastAsia"/>
                 <w:spacing w:val="227"/>
                 <w:sz w:val="21"/>
                 <w:vertAlign w:val="baseline"/>
@@ -523,14 +530,14 @@
         <w:spacing w:before="153" w:line="225" w:lineRule="auto"/>
         <w:ind w:left="3634"/>
         <w:rPr>
-          <w:rFonts w:ascii="宋体" w:eastAsia="宋体" w:hAnsi="宋体" w:cs="宋体"/>
+          <w:rFonts w:ascii="宋体" w:hAnsi="宋体" w:eastAsia="宋体" w:cs="宋体"/>
           <w:sz w:val="31"/>
           <w:szCs w:val="31"/>
         </w:rPr>
       </w:pPr>
       <w:r>
         <w:rPr>
-          <w:rFonts w:ascii="宋体" w:eastAsia="宋体" w:hAnsi="宋体" w:cs="宋体"/>
+          <w:rFonts w:ascii="宋体" w:hAnsi="宋体" w:eastAsia="宋体" w:cs="宋体"/>
           <w:b/>
           <w:bCs/>
           <w:spacing w:val="4"/>
@@ -542,16 +549,16 @@
     </w:p>
     <w:tbl>
       <w:tblPr>
-        <w:tblStyle w:val="TableNormal0"/>
+        <w:tblStyle w:val="26"/>
         <w:tblW w:w="8301" w:type="dxa"/>
         <w:tblInd w:w="2" w:type="dxa"/>
         <w:tblBorders>
-          <w:top w:val="single" w:sz="2" w:space="0" w:color="000000"/>
-          <w:left w:val="single" w:sz="2" w:space="0" w:color="000000"/>
-          <w:bottom w:val="single" w:sz="2" w:space="0" w:color="000000"/>
-          <w:right w:val="single" w:sz="2" w:space="0" w:color="000000"/>
-          <w:insideH w:val="single" w:sz="2" w:space="0" w:color="000000"/>
-          <w:insideV w:val="single" w:sz="2" w:space="0" w:color="000000"/>
+          <w:top w:val="single" w:color="000000" w:sz="2" w:space="0"/>
+          <w:left w:val="single" w:color="000000" w:sz="2" w:space="0"/>
+          <w:bottom w:val="single" w:color="000000" w:sz="2" w:space="0"/>
+          <w:right w:val="single" w:color="000000" w:sz="2" w:space="0"/>
+          <w:insideH w:val="single" w:color="000000" w:sz="2" w:space="0"/>
+          <w:insideV w:val="single" w:color="000000" w:sz="2" w:space="0"/>
         </w:tblBorders>
         <w:tblLayout w:type="fixed"/>
         <w:tblCellMar>
@@ -571,17 +578,14 @@
       </w:tblGrid>
       <w:tr>
         <w:tblPrEx>
-          <w:tblW w:w="8301" w:type="dxa"/>
-          <w:tblInd w:w="2" w:type="dxa"/>
           <w:tblBorders>
-            <w:top w:val="single" w:sz="2" w:space="0" w:color="000000"/>
-            <w:left w:val="single" w:sz="2" w:space="0" w:color="000000"/>
-            <w:bottom w:val="single" w:sz="2" w:space="0" w:color="000000"/>
-            <w:right w:val="single" w:sz="2" w:space="0" w:color="000000"/>
-            <w:insideH w:val="single" w:sz="2" w:space="0" w:color="000000"/>
-            <w:insideV w:val="single" w:sz="2" w:space="0" w:color="000000"/>
+            <w:top w:val="single" w:color="000000" w:sz="2" w:space="0"/>
+            <w:left w:val="single" w:color="000000" w:sz="2" w:space="0"/>
+            <w:bottom w:val="single" w:color="000000" w:sz="2" w:space="0"/>
+            <w:right w:val="single" w:color="000000" w:sz="2" w:space="0"/>
+            <w:insideH w:val="single" w:color="000000" w:sz="2" w:space="0"/>
+            <w:insideV w:val="single" w:color="000000" w:sz="2" w:space="0"/>
           </w:tblBorders>
-          <w:tblLayout w:type="fixed"/>
           <w:tblCellMar>
             <w:top w:w="0" w:type="dxa"/>
             <w:left w:w="0" w:type="dxa"/>
@@ -590,7 +594,7 @@
           </w:tblCellMar>
         </w:tblPrEx>
         <w:trPr>
-          <w:trHeight w:val="593"/>
+          <w:trHeight w:val="593" w:hRule="atLeast"/>
         </w:trPr>
         <w:tc>
           <w:tcPr>
@@ -601,14 +605,14 @@
               <w:spacing w:before="176" w:line="228" w:lineRule="auto"/>
               <w:ind w:left="607"/>
               <w:rPr>
-                <w:rFonts w:ascii="宋体" w:eastAsia="宋体" w:hAnsi="宋体" w:cs="宋体"/>
+                <w:rFonts w:ascii="宋体" w:hAnsi="宋体" w:eastAsia="宋体" w:cs="宋体"/>
                 <w:sz w:val="20"/>
                 <w:szCs w:val="20"/>
               </w:rPr>
             </w:pPr>
             <w:r>
               <w:rPr>
-                <w:rFonts w:ascii="宋体" w:eastAsia="宋体" w:hAnsi="宋体" w:cs="宋体"/>
+                <w:rFonts w:ascii="宋体" w:hAnsi="宋体" w:eastAsia="宋体" w:cs="宋体"/>
                 <w:spacing w:val="-14"/>
                 <w:sz w:val="20"/>
                 <w:szCs w:val="20"/>
@@ -626,14 +630,14 @@
               <w:spacing w:before="175" w:line="227" w:lineRule="auto"/>
               <w:ind w:left="253"/>
               <w:rPr>
-                <w:rFonts w:ascii="宋体" w:eastAsia="宋体" w:hAnsi="宋体" w:cs="宋体"/>
+                <w:rFonts w:ascii="宋体" w:hAnsi="宋体" w:eastAsia="宋体" w:cs="宋体"/>
                 <w:sz w:val="20"/>
                 <w:szCs w:val="20"/>
               </w:rPr>
             </w:pPr>
             <w:r>
               <w:rPr>
-                <w:rFonts w:ascii="宋体" w:eastAsia="宋体" w:hAnsi="宋体" w:cs="宋体"/>
+                <w:rFonts w:ascii="宋体" w:hAnsi="宋体" w:eastAsia="宋体" w:cs="宋体"/>
                 <w:spacing w:val="4"/>
                 <w:sz w:val="20"/>
                 <w:szCs w:val="20"/>
@@ -651,14 +655,14 @@
               <w:spacing w:before="175" w:line="228" w:lineRule="auto"/>
               <w:ind w:left="730"/>
               <w:rPr>
-                <w:rFonts w:ascii="宋体" w:eastAsia="宋体" w:hAnsi="宋体" w:cs="宋体"/>
+                <w:rFonts w:ascii="宋体" w:hAnsi="宋体" w:eastAsia="宋体" w:cs="宋体"/>
                 <w:sz w:val="20"/>
                 <w:szCs w:val="20"/>
               </w:rPr>
             </w:pPr>
             <w:r>
               <w:rPr>
-                <w:rFonts w:ascii="宋体" w:eastAsia="宋体" w:hAnsi="宋体" w:cs="宋体"/>
+                <w:rFonts w:ascii="宋体" w:hAnsi="宋体" w:eastAsia="宋体" w:cs="宋体"/>
                 <w:spacing w:val="7"/>
                 <w:sz w:val="20"/>
                 <w:szCs w:val="20"/>
@@ -676,14 +680,14 @@
               <w:spacing w:before="175" w:line="228" w:lineRule="auto"/>
               <w:ind w:left="310"/>
               <w:rPr>
-                <w:rFonts w:ascii="宋体" w:eastAsia="宋体" w:hAnsi="宋体" w:cs="宋体"/>
+                <w:rFonts w:ascii="宋体" w:hAnsi="宋体" w:eastAsia="宋体" w:cs="宋体"/>
                 <w:sz w:val="20"/>
                 <w:szCs w:val="20"/>
               </w:rPr>
             </w:pPr>
             <w:r>
               <w:rPr>
-                <w:rFonts w:ascii="宋体" w:eastAsia="宋体" w:hAnsi="宋体" w:cs="宋体"/>
+                <w:rFonts w:ascii="宋体" w:hAnsi="宋体" w:eastAsia="宋体" w:cs="宋体"/>
                 <w:spacing w:val="6"/>
                 <w:sz w:val="20"/>
                 <w:szCs w:val="20"/>
@@ -701,7 +705,7 @@
               <w:spacing w:before="175" w:line="228" w:lineRule="auto"/>
               <w:ind w:left="310"/>
               <w:rPr>
-                <w:rFonts w:ascii="宋体" w:eastAsia="宋体" w:hAnsi="宋体" w:cs="宋体" w:hint="eastAsia"/>
+                <w:rFonts w:hint="eastAsia" w:ascii="宋体" w:hAnsi="宋体" w:eastAsia="宋体" w:cs="宋体"/>
                 <w:spacing w:val="6"/>
                 <w:sz w:val="20"/>
                 <w:szCs w:val="20"/>
@@ -710,7 +714,7 @@
             </w:pPr>
             <w:r>
               <w:rPr>
-                <w:rFonts w:ascii="宋体" w:eastAsia="宋体" w:hAnsi="宋体" w:cs="宋体" w:hint="eastAsia"/>
+                <w:rFonts w:hint="eastAsia" w:ascii="宋体" w:hAnsi="宋体" w:eastAsia="宋体" w:cs="宋体"/>
                 <w:spacing w:val="6"/>
                 <w:sz w:val="20"/>
                 <w:szCs w:val="20"/>
@@ -729,14 +733,14 @@
               <w:spacing w:before="176" w:line="229" w:lineRule="auto"/>
               <w:ind w:left="311"/>
               <w:rPr>
-                <w:rFonts w:ascii="宋体" w:eastAsia="宋体" w:hAnsi="宋体" w:cs="宋体"/>
+                <w:rFonts w:ascii="宋体" w:hAnsi="宋体" w:eastAsia="宋体" w:cs="宋体"/>
                 <w:sz w:val="20"/>
                 <w:szCs w:val="20"/>
               </w:rPr>
             </w:pPr>
             <w:r>
               <w:rPr>
-                <w:rFonts w:ascii="宋体" w:eastAsia="宋体" w:hAnsi="宋体" w:cs="宋体"/>
+                <w:rFonts w:ascii="宋体" w:hAnsi="宋体" w:eastAsia="宋体" w:cs="宋体"/>
                 <w:spacing w:val="7"/>
                 <w:sz w:val="20"/>
                 <w:szCs w:val="20"/>
@@ -748,9 +752,14 @@
       </w:tr>
       <w:tr>
         <w:tblPrEx>
-          <w:tblW w:w="8301" w:type="dxa"/>
-          <w:tblInd w:w="2" w:type="dxa"/>
-          <w:tblLayout w:type="fixed"/>
+          <w:tblBorders>
+            <w:top w:val="single" w:color="000000" w:sz="2" w:space="0"/>
+            <w:left w:val="single" w:color="000000" w:sz="2" w:space="0"/>
+            <w:bottom w:val="single" w:color="000000" w:sz="2" w:space="0"/>
+            <w:right w:val="single" w:color="000000" w:sz="2" w:space="0"/>
+            <w:insideH w:val="single" w:color="000000" w:sz="2" w:space="0"/>
+            <w:insideV w:val="single" w:color="000000" w:sz="2" w:space="0"/>
+          </w:tblBorders>
           <w:tblCellMar>
             <w:top w:w="0" w:type="dxa"/>
             <w:left w:w="0" w:type="dxa"/>
@@ -759,7 +768,7 @@
           </w:tblCellMar>
         </w:tblPrEx>
         <w:trPr>
-          <w:trHeight w:val="556"/>
+          <w:trHeight w:val="556" w:hRule="atLeast"/>
         </w:trPr>
         <w:tc>
           <w:tcPr>
@@ -770,14 +779,14 @@
               <w:spacing w:before="173" w:line="267" w:lineRule="exact"/>
               <w:ind w:left="260"/>
               <w:rPr>
-                <w:rFonts w:ascii="宋体" w:eastAsia="宋体" w:hAnsi="宋体" w:cs="宋体"/>
+                <w:rFonts w:ascii="宋体" w:hAnsi="宋体" w:eastAsia="宋体" w:cs="宋体"/>
                 <w:sz w:val="20"/>
                 <w:szCs w:val="20"/>
               </w:rPr>
             </w:pPr>
             <w:r>
               <w:rPr>
-                <w:rFonts w:ascii="宋体" w:eastAsia="宋体" w:hAnsi="宋体" w:cs="宋体"/>
+                <w:rFonts w:ascii="宋体" w:hAnsi="宋体" w:eastAsia="宋体" w:cs="宋体"/>
                 <w:spacing w:val="3"/>
                 <w:position w:val="1"/>
                 <w:sz w:val="20"/>
@@ -796,14 +805,14 @@
               <w:spacing w:before="173" w:line="267" w:lineRule="exact"/>
               <w:ind w:left="248"/>
               <w:rPr>
-                <w:rFonts w:ascii="宋体" w:eastAsia="宋体" w:hAnsi="宋体" w:cs="宋体"/>
+                <w:rFonts w:ascii="宋体" w:hAnsi="宋体" w:eastAsia="宋体" w:cs="宋体"/>
                 <w:sz w:val="20"/>
                 <w:szCs w:val="20"/>
               </w:rPr>
             </w:pPr>
             <w:r>
               <w:rPr>
-                <w:rFonts w:ascii="宋体" w:eastAsia="宋体" w:hAnsi="宋体" w:cs="宋体"/>
+                <w:rFonts w:ascii="宋体" w:hAnsi="宋体" w:eastAsia="宋体" w:cs="宋体"/>
                 <w:spacing w:val="4"/>
                 <w:position w:val="1"/>
                 <w:sz w:val="20"/>
@@ -823,14 +832,14 @@
               <w:ind w:left="114"/>
               <w:jc w:val="center"/>
               <w:rPr>
-                <w:rFonts w:ascii="宋体" w:eastAsia="宋体" w:hAnsi="宋体" w:cs="宋体"/>
+                <w:rFonts w:ascii="宋体" w:hAnsi="宋体" w:eastAsia="宋体" w:cs="宋体"/>
                 <w:sz w:val="20"/>
                 <w:szCs w:val="20"/>
               </w:rPr>
             </w:pPr>
             <w:r>
               <w:rPr>
-                <w:rFonts w:ascii="宋体" w:eastAsia="宋体" w:hAnsi="宋体" w:cs="宋体"/>
+                <w:rFonts w:ascii="宋体" w:hAnsi="宋体" w:eastAsia="宋体" w:cs="宋体"/>
                 <w:spacing w:val="7"/>
                 <w:sz w:val="20"/>
                 <w:szCs w:val="20"/>
@@ -848,7 +857,7 @@
               <w:spacing w:before="172" w:line="228" w:lineRule="auto"/>
               <w:ind w:left="313"/>
               <w:rPr>
-                <w:rFonts w:ascii="宋体" w:eastAsia="宋体" w:hAnsi="宋体" w:cs="宋体" w:hint="eastAsia"/>
+                <w:rFonts w:hint="eastAsia" w:ascii="宋体" w:hAnsi="宋体" w:eastAsia="宋体" w:cs="宋体"/>
                 <w:sz w:val="20"/>
                 <w:szCs w:val="20"/>
                 <w:lang w:val="en-US" w:eastAsia="zh-CN"/>
@@ -856,7 +865,7 @@
             </w:pPr>
             <w:r>
               <w:rPr>
-                <w:rFonts w:ascii="宋体" w:eastAsia="宋体" w:hAnsi="宋体" w:cs="宋体" w:hint="eastAsia"/>
+                <w:rFonts w:hint="eastAsia" w:ascii="宋体" w:hAnsi="宋体" w:eastAsia="宋体" w:cs="宋体"/>
                 <w:spacing w:val="0"/>
                 <w:kern w:val="0"/>
                 <w:sz w:val="20"/>
@@ -876,7 +885,7 @@
               <w:spacing w:before="172" w:line="228" w:lineRule="auto"/>
               <w:ind w:left="313"/>
               <w:rPr>
-                <w:rFonts w:ascii="宋体" w:eastAsia="宋体" w:hAnsi="宋体" w:cs="宋体" w:hint="eastAsia"/>
+                <w:rFonts w:hint="eastAsia" w:ascii="宋体" w:hAnsi="宋体" w:eastAsia="宋体" w:cs="宋体"/>
                 <w:spacing w:val="5"/>
                 <w:sz w:val="20"/>
                 <w:szCs w:val="20"/>
@@ -884,14 +893,10 @@
             </w:pPr>
             <w:r>
               <w:rPr>
-                <w:rFonts w:ascii="宋体" w:eastAsia="宋体" w:hAnsi="宋体" w:cs="宋体" w:hint="eastAsia"/>
-                <w:spacing w:val="100"/>
-                <w:kern w:val="0"/>
-                <w:sz w:val="20"/>
-                <w:szCs w:val="20"/>
+                <w:rFonts w:hint="eastAsia"/>
                 <w:lang w:val="en-US" w:eastAsia="zh-CN"/>
               </w:rPr>
-              <w:t>严长运</w:t>
+              <w:t>刘钢要</w:t>
             </w:r>
           </w:p>
         </w:tc>
@@ -904,14 +909,14 @@
               <w:spacing w:before="173" w:line="229" w:lineRule="auto"/>
               <w:ind w:left="314"/>
               <w:rPr>
-                <w:rFonts w:ascii="宋体" w:eastAsia="宋体" w:hAnsi="宋体" w:cs="宋体"/>
+                <w:rFonts w:ascii="宋体" w:hAnsi="宋体" w:eastAsia="宋体" w:cs="宋体"/>
                 <w:sz w:val="20"/>
                 <w:szCs w:val="20"/>
               </w:rPr>
             </w:pPr>
             <w:r>
               <w:rPr>
-                <w:rFonts w:ascii="宋体" w:eastAsia="宋体" w:hAnsi="宋体" w:cs="宋体" w:hint="eastAsia"/>
+                <w:rFonts w:hint="eastAsia" w:ascii="宋体" w:hAnsi="宋体" w:eastAsia="宋体" w:cs="宋体"/>
                 <w:spacing w:val="6"/>
                 <w:sz w:val="20"/>
                 <w:szCs w:val="20"/>
@@ -924,9 +929,14 @@
       </w:tr>
       <w:tr>
         <w:tblPrEx>
-          <w:tblW w:w="8301" w:type="dxa"/>
-          <w:tblInd w:w="2" w:type="dxa"/>
-          <w:tblLayout w:type="fixed"/>
+          <w:tblBorders>
+            <w:top w:val="single" w:color="000000" w:sz="2" w:space="0"/>
+            <w:left w:val="single" w:color="000000" w:sz="2" w:space="0"/>
+            <w:bottom w:val="single" w:color="000000" w:sz="2" w:space="0"/>
+            <w:right w:val="single" w:color="000000" w:sz="2" w:space="0"/>
+            <w:insideH w:val="single" w:color="000000" w:sz="2" w:space="0"/>
+            <w:insideV w:val="single" w:color="000000" w:sz="2" w:space="0"/>
+          </w:tblBorders>
           <w:tblCellMar>
             <w:top w:w="0" w:type="dxa"/>
             <w:left w:w="0" w:type="dxa"/>
@@ -935,7 +945,7 @@
           </w:tblCellMar>
         </w:tblPrEx>
         <w:trPr>
-          <w:trHeight w:val="556"/>
+          <w:trHeight w:val="556" w:hRule="atLeast"/>
         </w:trPr>
         <w:tc>
           <w:tcPr>
@@ -943,7 +953,7 @@
           </w:tcPr>
           <w:p>
             <w:pPr>
-              <w:pStyle w:val="TableText"/>
+              <w:pStyle w:val="27"/>
             </w:pPr>
           </w:p>
         </w:tc>
@@ -953,7 +963,7 @@
           </w:tcPr>
           <w:p>
             <w:pPr>
-              <w:pStyle w:val="TableText"/>
+              <w:pStyle w:val="27"/>
             </w:pPr>
           </w:p>
         </w:tc>
@@ -963,7 +973,7 @@
           </w:tcPr>
           <w:p>
             <w:pPr>
-              <w:pStyle w:val="TableText"/>
+              <w:pStyle w:val="27"/>
             </w:pPr>
           </w:p>
         </w:tc>
@@ -995,16 +1005,21 @@
           </w:tcPr>
           <w:p>
             <w:pPr>
-              <w:pStyle w:val="TableText"/>
+              <w:pStyle w:val="27"/>
             </w:pPr>
           </w:p>
         </w:tc>
       </w:tr>
       <w:tr>
         <w:tblPrEx>
-          <w:tblW w:w="8301" w:type="dxa"/>
-          <w:tblInd w:w="2" w:type="dxa"/>
-          <w:tblLayout w:type="fixed"/>
+          <w:tblBorders>
+            <w:top w:val="single" w:color="000000" w:sz="2" w:space="0"/>
+            <w:left w:val="single" w:color="000000" w:sz="2" w:space="0"/>
+            <w:bottom w:val="single" w:color="000000" w:sz="2" w:space="0"/>
+            <w:right w:val="single" w:color="000000" w:sz="2" w:space="0"/>
+            <w:insideH w:val="single" w:color="000000" w:sz="2" w:space="0"/>
+            <w:insideV w:val="single" w:color="000000" w:sz="2" w:space="0"/>
+          </w:tblBorders>
           <w:tblCellMar>
             <w:top w:w="0" w:type="dxa"/>
             <w:left w:w="0" w:type="dxa"/>
@@ -1013,7 +1028,7 @@
           </w:tblCellMar>
         </w:tblPrEx>
         <w:trPr>
-          <w:trHeight w:val="556"/>
+          <w:trHeight w:val="556" w:hRule="atLeast"/>
         </w:trPr>
         <w:tc>
           <w:tcPr>
@@ -1021,7 +1036,7 @@
           </w:tcPr>
           <w:p>
             <w:pPr>
-              <w:pStyle w:val="TableText"/>
+              <w:pStyle w:val="27"/>
             </w:pPr>
           </w:p>
         </w:tc>
@@ -1031,7 +1046,7 @@
           </w:tcPr>
           <w:p>
             <w:pPr>
-              <w:pStyle w:val="TableText"/>
+              <w:pStyle w:val="27"/>
             </w:pPr>
           </w:p>
         </w:tc>
@@ -1041,7 +1056,7 @@
           </w:tcPr>
           <w:p>
             <w:pPr>
-              <w:pStyle w:val="TableText"/>
+              <w:pStyle w:val="27"/>
             </w:pPr>
           </w:p>
         </w:tc>
@@ -1073,16 +1088,21 @@
           </w:tcPr>
           <w:p>
             <w:pPr>
-              <w:pStyle w:val="TableText"/>
+              <w:pStyle w:val="27"/>
             </w:pPr>
           </w:p>
         </w:tc>
       </w:tr>
       <w:tr>
         <w:tblPrEx>
-          <w:tblW w:w="8301" w:type="dxa"/>
-          <w:tblInd w:w="2" w:type="dxa"/>
-          <w:tblLayout w:type="fixed"/>
+          <w:tblBorders>
+            <w:top w:val="single" w:color="000000" w:sz="2" w:space="0"/>
+            <w:left w:val="single" w:color="000000" w:sz="2" w:space="0"/>
+            <w:bottom w:val="single" w:color="000000" w:sz="2" w:space="0"/>
+            <w:right w:val="single" w:color="000000" w:sz="2" w:space="0"/>
+            <w:insideH w:val="single" w:color="000000" w:sz="2" w:space="0"/>
+            <w:insideV w:val="single" w:color="000000" w:sz="2" w:space="0"/>
+          </w:tblBorders>
           <w:tblCellMar>
             <w:top w:w="0" w:type="dxa"/>
             <w:left w:w="0" w:type="dxa"/>
@@ -1091,7 +1111,7 @@
           </w:tblCellMar>
         </w:tblPrEx>
         <w:trPr>
-          <w:trHeight w:val="557"/>
+          <w:trHeight w:val="557" w:hRule="atLeast"/>
         </w:trPr>
         <w:tc>
           <w:tcPr>
@@ -1099,7 +1119,7 @@
           </w:tcPr>
           <w:p>
             <w:pPr>
-              <w:pStyle w:val="TableText"/>
+              <w:pStyle w:val="27"/>
             </w:pPr>
           </w:p>
         </w:tc>
@@ -1109,7 +1129,7 @@
           </w:tcPr>
           <w:p>
             <w:pPr>
-              <w:pStyle w:val="TableText"/>
+              <w:pStyle w:val="27"/>
             </w:pPr>
           </w:p>
         </w:tc>
@@ -1119,7 +1139,7 @@
           </w:tcPr>
           <w:p>
             <w:pPr>
-              <w:pStyle w:val="TableText"/>
+              <w:pStyle w:val="27"/>
             </w:pPr>
           </w:p>
         </w:tc>
@@ -1129,7 +1149,7 @@
           </w:tcPr>
           <w:p>
             <w:pPr>
-              <w:pStyle w:val="TableText"/>
+              <w:pStyle w:val="27"/>
             </w:pPr>
           </w:p>
         </w:tc>
@@ -1139,7 +1159,7 @@
           </w:tcPr>
           <w:p>
             <w:pPr>
-              <w:pStyle w:val="TableText"/>
+              <w:pStyle w:val="27"/>
             </w:pPr>
           </w:p>
         </w:tc>
@@ -1149,16 +1169,21 @@
           </w:tcPr>
           <w:p>
             <w:pPr>
-              <w:pStyle w:val="TableText"/>
+              <w:pStyle w:val="27"/>
             </w:pPr>
           </w:p>
         </w:tc>
       </w:tr>
       <w:tr>
         <w:tblPrEx>
-          <w:tblW w:w="8301" w:type="dxa"/>
-          <w:tblInd w:w="2" w:type="dxa"/>
-          <w:tblLayout w:type="fixed"/>
+          <w:tblBorders>
+            <w:top w:val="single" w:color="000000" w:sz="2" w:space="0"/>
+            <w:left w:val="single" w:color="000000" w:sz="2" w:space="0"/>
+            <w:bottom w:val="single" w:color="000000" w:sz="2" w:space="0"/>
+            <w:right w:val="single" w:color="000000" w:sz="2" w:space="0"/>
+            <w:insideH w:val="single" w:color="000000" w:sz="2" w:space="0"/>
+            <w:insideV w:val="single" w:color="000000" w:sz="2" w:space="0"/>
+          </w:tblBorders>
           <w:tblCellMar>
             <w:top w:w="0" w:type="dxa"/>
             <w:left w:w="0" w:type="dxa"/>
@@ -1167,7 +1192,7 @@
           </w:tblCellMar>
         </w:tblPrEx>
         <w:trPr>
-          <w:trHeight w:val="556"/>
+          <w:trHeight w:val="556" w:hRule="atLeast"/>
         </w:trPr>
         <w:tc>
           <w:tcPr>
@@ -1175,7 +1200,7 @@
           </w:tcPr>
           <w:p>
             <w:pPr>
-              <w:pStyle w:val="TableText"/>
+              <w:pStyle w:val="27"/>
             </w:pPr>
           </w:p>
         </w:tc>
@@ -1185,7 +1210,7 @@
           </w:tcPr>
           <w:p>
             <w:pPr>
-              <w:pStyle w:val="TableText"/>
+              <w:pStyle w:val="27"/>
             </w:pPr>
           </w:p>
         </w:tc>
@@ -1195,7 +1220,7 @@
           </w:tcPr>
           <w:p>
             <w:pPr>
-              <w:pStyle w:val="TableText"/>
+              <w:pStyle w:val="27"/>
             </w:pPr>
           </w:p>
         </w:tc>
@@ -1205,7 +1230,7 @@
           </w:tcPr>
           <w:p>
             <w:pPr>
-              <w:pStyle w:val="TableText"/>
+              <w:pStyle w:val="27"/>
             </w:pPr>
           </w:p>
         </w:tc>
@@ -1215,7 +1240,7 @@
           </w:tcPr>
           <w:p>
             <w:pPr>
-              <w:pStyle w:val="TableText"/>
+              <w:pStyle w:val="27"/>
             </w:pPr>
           </w:p>
         </w:tc>
@@ -1225,16 +1250,21 @@
           </w:tcPr>
           <w:p>
             <w:pPr>
-              <w:pStyle w:val="TableText"/>
+              <w:pStyle w:val="27"/>
             </w:pPr>
           </w:p>
         </w:tc>
       </w:tr>
       <w:tr>
         <w:tblPrEx>
-          <w:tblW w:w="8301" w:type="dxa"/>
-          <w:tblInd w:w="2" w:type="dxa"/>
-          <w:tblLayout w:type="fixed"/>
+          <w:tblBorders>
+            <w:top w:val="single" w:color="000000" w:sz="2" w:space="0"/>
+            <w:left w:val="single" w:color="000000" w:sz="2" w:space="0"/>
+            <w:bottom w:val="single" w:color="000000" w:sz="2" w:space="0"/>
+            <w:right w:val="single" w:color="000000" w:sz="2" w:space="0"/>
+            <w:insideH w:val="single" w:color="000000" w:sz="2" w:space="0"/>
+            <w:insideV w:val="single" w:color="000000" w:sz="2" w:space="0"/>
+          </w:tblBorders>
           <w:tblCellMar>
             <w:top w:w="0" w:type="dxa"/>
             <w:left w:w="0" w:type="dxa"/>
@@ -1243,7 +1273,7 @@
           </w:tblCellMar>
         </w:tblPrEx>
         <w:trPr>
-          <w:trHeight w:val="561"/>
+          <w:trHeight w:val="561" w:hRule="atLeast"/>
         </w:trPr>
         <w:tc>
           <w:tcPr>
@@ -1251,7 +1281,7 @@
           </w:tcPr>
           <w:p>
             <w:pPr>
-              <w:pStyle w:val="TableText"/>
+              <w:pStyle w:val="27"/>
             </w:pPr>
           </w:p>
         </w:tc>
@@ -1261,7 +1291,7 @@
           </w:tcPr>
           <w:p>
             <w:pPr>
-              <w:pStyle w:val="TableText"/>
+              <w:pStyle w:val="27"/>
             </w:pPr>
           </w:p>
         </w:tc>
@@ -1271,7 +1301,7 @@
           </w:tcPr>
           <w:p>
             <w:pPr>
-              <w:pStyle w:val="TableText"/>
+              <w:pStyle w:val="27"/>
             </w:pPr>
           </w:p>
         </w:tc>
@@ -1281,7 +1311,7 @@
           </w:tcPr>
           <w:p>
             <w:pPr>
-              <w:pStyle w:val="TableText"/>
+              <w:pStyle w:val="27"/>
             </w:pPr>
           </w:p>
         </w:tc>
@@ -1291,7 +1321,7 @@
           </w:tcPr>
           <w:p>
             <w:pPr>
-              <w:pStyle w:val="TableText"/>
+              <w:pStyle w:val="27"/>
             </w:pPr>
           </w:p>
         </w:tc>
@@ -1301,7 +1331,7 @@
           </w:tcPr>
           <w:p>
             <w:pPr>
-              <w:pStyle w:val="TableText"/>
+              <w:pStyle w:val="27"/>
             </w:pPr>
           </w:p>
         </w:tc>
@@ -1315,7 +1345,7 @@
     <w:sdt>
       <w:sdtPr>
         <w:rPr>
-          <w:rFonts w:ascii="宋体" w:eastAsia="宋体" w:hAnsi="宋体" w:cs="Arial"/>
+          <w:rFonts w:ascii="宋体" w:hAnsi="宋体" w:eastAsia="宋体" w:cs="Arial"/>
           <w:snapToGrid w:val="0"/>
           <w:color w:val="000000"/>
           <w:kern w:val="0"/>
@@ -1331,7 +1361,7 @@
       </w:sdtPr>
       <w:sdtEndPr>
         <w:rPr>
-          <w:rFonts w:ascii="宋体" w:eastAsia="宋体" w:hAnsi="宋体" w:cs="宋体" w:hint="eastAsia"/>
+          <w:rFonts w:hint="eastAsia" w:ascii="宋体" w:hAnsi="宋体" w:eastAsia="宋体" w:cs="宋体"/>
           <w:snapToGrid w:val="0"/>
           <w:color w:val="000000"/>
           <w:kern w:val="0"/>
@@ -1344,17 +1374,17 @@
         <w:p>
           <w:pPr>
             <w:spacing w:before="0" w:beforeLines="0" w:after="0" w:afterLines="0" w:line="240" w:lineRule="auto"/>
-            <w:ind w:left="0" w:right="0" w:firstLine="0" w:leftChars="0" w:rightChars="0" w:firstLineChars="0"/>
+            <w:ind w:left="0" w:leftChars="0" w:right="0" w:rightChars="0" w:firstLine="0" w:firstLineChars="0"/>
             <w:jc w:val="center"/>
             <w:rPr>
-              <w:rFonts w:ascii="宋体" w:eastAsia="宋体" w:hAnsi="宋体" w:cs="宋体" w:hint="eastAsia"/>
+              <w:rFonts w:hint="eastAsia" w:ascii="宋体" w:hAnsi="宋体" w:eastAsia="宋体" w:cs="宋体"/>
               <w:sz w:val="24"/>
               <w:szCs w:val="24"/>
             </w:rPr>
           </w:pPr>
           <w:r>
             <w:rPr>
-              <w:rFonts w:ascii="宋体" w:eastAsia="宋体" w:hAnsi="宋体" w:cs="宋体" w:hint="eastAsia"/>
+              <w:rFonts w:hint="eastAsia" w:ascii="宋体" w:hAnsi="宋体" w:eastAsia="宋体" w:cs="宋体"/>
               <w:sz w:val="24"/>
               <w:szCs w:val="24"/>
             </w:rPr>
@@ -1363,14 +1393,16 @@
         </w:p>
         <w:p>
           <w:pPr>
-            <w:pStyle w:val="TOC1"/>
+            <w:pStyle w:val="16"/>
             <w:tabs>
               <w:tab w:val="right" w:leader="dot" w:pos="8306"/>
             </w:tabs>
           </w:pPr>
-          <w:r>
-            <w:rPr>
-              <w:rFonts w:ascii="宋体" w:eastAsia="宋体" w:hAnsi="宋体" w:cs="宋体" w:hint="eastAsia"/>
+          <w:bookmarkStart w:id="25" w:name="_GoBack"/>
+          <w:bookmarkEnd w:id="25"/>
+          <w:r>
+            <w:rPr>
+              <w:rFonts w:hint="eastAsia" w:ascii="宋体" w:hAnsi="宋体" w:eastAsia="宋体" w:cs="宋体"/>
               <w:sz w:val="24"/>
               <w:szCs w:val="24"/>
             </w:rPr>
@@ -1378,7 +1410,7 @@
           </w:r>
           <w:r>
             <w:rPr>
-              <w:rFonts w:ascii="宋体" w:eastAsia="宋体" w:hAnsi="宋体" w:cs="宋体" w:hint="eastAsia"/>
+              <w:rFonts w:hint="eastAsia" w:ascii="宋体" w:hAnsi="宋体" w:eastAsia="宋体" w:cs="宋体"/>
               <w:sz w:val="24"/>
               <w:szCs w:val="24"/>
             </w:rPr>
@@ -1386,7 +1418,7 @@
           </w:r>
           <w:r>
             <w:rPr>
-              <w:rFonts w:ascii="宋体" w:eastAsia="宋体" w:hAnsi="宋体" w:cs="宋体" w:hint="eastAsia"/>
+              <w:rFonts w:hint="eastAsia" w:ascii="宋体" w:hAnsi="宋体" w:eastAsia="宋体" w:cs="宋体"/>
               <w:sz w:val="24"/>
               <w:szCs w:val="24"/>
             </w:rPr>
@@ -1394,21 +1426,21 @@
           </w:r>
           <w:r>
             <w:rPr>
-              <w:rFonts w:ascii="宋体" w:eastAsia="宋体" w:hAnsi="宋体" w:cs="宋体" w:hint="eastAsia"/>
+              <w:rFonts w:hint="eastAsia" w:ascii="宋体" w:hAnsi="宋体" w:eastAsia="宋体" w:cs="宋体"/>
               <w:szCs w:val="24"/>
             </w:rPr>
             <w:fldChar w:fldCharType="begin"/>
           </w:r>
           <w:r>
             <w:rPr>
-              <w:rFonts w:ascii="宋体" w:eastAsia="宋体" w:hAnsi="宋体" w:cs="宋体" w:hint="eastAsia"/>
-              <w:szCs w:val="24"/>
-            </w:rPr>
-            <w:instrText xml:space="preserve"> HYPERLINK \l _Toc13970 </w:instrText>
-          </w:r>
-          <w:r>
-            <w:rPr>
-              <w:rFonts w:ascii="宋体" w:eastAsia="宋体" w:hAnsi="宋体" w:cs="宋体" w:hint="eastAsia"/>
+              <w:rFonts w:hint="eastAsia" w:ascii="宋体" w:hAnsi="宋体" w:eastAsia="宋体" w:cs="宋体"/>
+              <w:szCs w:val="24"/>
+            </w:rPr>
+            <w:instrText xml:space="preserve"> HYPERLINK \l _Toc22740 </w:instrText>
+          </w:r>
+          <w:r>
+            <w:rPr>
+              <w:rFonts w:hint="eastAsia" w:ascii="宋体" w:hAnsi="宋体" w:eastAsia="宋体" w:cs="宋体"/>
               <w:szCs w:val="24"/>
             </w:rPr>
             <w:fldChar w:fldCharType="separate"/>
@@ -1427,7 +1459,7 @@
             <w:fldChar w:fldCharType="begin"/>
           </w:r>
           <w:r>
-            <w:instrText xml:space="preserve"> PAGEREF _Toc13970 \h </w:instrText>
+            <w:instrText xml:space="preserve"> PAGEREF _Toc22740 \h </w:instrText>
           </w:r>
           <w:r>
             <w:fldChar w:fldCharType="separate"/>
@@ -1440,7 +1472,7 @@
           </w:r>
           <w:r>
             <w:rPr>
-              <w:rFonts w:ascii="宋体" w:eastAsia="宋体" w:hAnsi="宋体" w:cs="宋体" w:hint="eastAsia"/>
+              <w:rFonts w:hint="eastAsia" w:ascii="宋体" w:hAnsi="宋体" w:eastAsia="宋体" w:cs="宋体"/>
               <w:szCs w:val="24"/>
             </w:rPr>
             <w:fldChar w:fldCharType="end"/>
@@ -1448,28 +1480,28 @@
         </w:p>
         <w:p>
           <w:pPr>
-            <w:pStyle w:val="TOC1"/>
+            <w:pStyle w:val="16"/>
             <w:tabs>
               <w:tab w:val="right" w:leader="dot" w:pos="8306"/>
             </w:tabs>
           </w:pPr>
           <w:r>
             <w:rPr>
-              <w:rFonts w:ascii="宋体" w:eastAsia="宋体" w:hAnsi="宋体" w:cs="宋体" w:hint="eastAsia"/>
+              <w:rFonts w:hint="eastAsia" w:ascii="宋体" w:hAnsi="宋体" w:eastAsia="宋体" w:cs="宋体"/>
               <w:szCs w:val="24"/>
             </w:rPr>
             <w:fldChar w:fldCharType="begin"/>
           </w:r>
           <w:r>
             <w:rPr>
-              <w:rFonts w:ascii="宋体" w:eastAsia="宋体" w:hAnsi="宋体" w:cs="宋体" w:hint="eastAsia"/>
-              <w:szCs w:val="24"/>
-            </w:rPr>
-            <w:instrText xml:space="preserve"> HYPERLINK \l _Toc27061 </w:instrText>
-          </w:r>
-          <w:r>
-            <w:rPr>
-              <w:rFonts w:ascii="宋体" w:eastAsia="宋体" w:hAnsi="宋体" w:cs="宋体" w:hint="eastAsia"/>
+              <w:rFonts w:hint="eastAsia" w:ascii="宋体" w:hAnsi="宋体" w:eastAsia="宋体" w:cs="宋体"/>
+              <w:szCs w:val="24"/>
+            </w:rPr>
+            <w:instrText xml:space="preserve"> HYPERLINK \l _Toc26954 </w:instrText>
+          </w:r>
+          <w:r>
+            <w:rPr>
+              <w:rFonts w:hint="eastAsia" w:ascii="宋体" w:hAnsi="宋体" w:eastAsia="宋体" w:cs="宋体"/>
               <w:szCs w:val="24"/>
             </w:rPr>
             <w:fldChar w:fldCharType="separate"/>
@@ -1488,7 +1520,7 @@
             <w:fldChar w:fldCharType="begin"/>
           </w:r>
           <w:r>
-            <w:instrText xml:space="preserve"> PAGEREF _Toc27061 \h </w:instrText>
+            <w:instrText xml:space="preserve"> PAGEREF _Toc26954 \h </w:instrText>
           </w:r>
           <w:r>
             <w:fldChar w:fldCharType="separate"/>
@@ -1501,7 +1533,7 @@
           </w:r>
           <w:r>
             <w:rPr>
-              <w:rFonts w:ascii="宋体" w:eastAsia="宋体" w:hAnsi="宋体" w:cs="宋体" w:hint="eastAsia"/>
+              <w:rFonts w:hint="eastAsia" w:ascii="宋体" w:hAnsi="宋体" w:eastAsia="宋体" w:cs="宋体"/>
               <w:szCs w:val="24"/>
             </w:rPr>
             <w:fldChar w:fldCharType="end"/>
@@ -1509,28 +1541,28 @@
         </w:p>
         <w:p>
           <w:pPr>
-            <w:pStyle w:val="TOC1"/>
+            <w:pStyle w:val="16"/>
             <w:tabs>
               <w:tab w:val="right" w:leader="dot" w:pos="8306"/>
             </w:tabs>
           </w:pPr>
           <w:r>
             <w:rPr>
-              <w:rFonts w:ascii="宋体" w:eastAsia="宋体" w:hAnsi="宋体" w:cs="宋体" w:hint="eastAsia"/>
+              <w:rFonts w:hint="eastAsia" w:ascii="宋体" w:hAnsi="宋体" w:eastAsia="宋体" w:cs="宋体"/>
               <w:szCs w:val="24"/>
             </w:rPr>
             <w:fldChar w:fldCharType="begin"/>
           </w:r>
           <w:r>
             <w:rPr>
-              <w:rFonts w:ascii="宋体" w:eastAsia="宋体" w:hAnsi="宋体" w:cs="宋体" w:hint="eastAsia"/>
-              <w:szCs w:val="24"/>
-            </w:rPr>
-            <w:instrText xml:space="preserve"> HYPERLINK \l _Toc24920 </w:instrText>
-          </w:r>
-          <w:r>
-            <w:rPr>
-              <w:rFonts w:ascii="宋体" w:eastAsia="宋体" w:hAnsi="宋体" w:cs="宋体" w:hint="eastAsia"/>
+              <w:rFonts w:hint="eastAsia" w:ascii="宋体" w:hAnsi="宋体" w:eastAsia="宋体" w:cs="宋体"/>
+              <w:szCs w:val="24"/>
+            </w:rPr>
+            <w:instrText xml:space="preserve"> HYPERLINK \l _Toc12097 </w:instrText>
+          </w:r>
+          <w:r>
+            <w:rPr>
+              <w:rFonts w:hint="eastAsia" w:ascii="宋体" w:hAnsi="宋体" w:eastAsia="宋体" w:cs="宋体"/>
               <w:szCs w:val="24"/>
             </w:rPr>
             <w:fldChar w:fldCharType="separate"/>
@@ -1551,7 +1583,7 @@
             <w:fldChar w:fldCharType="begin"/>
           </w:r>
           <w:r>
-            <w:instrText xml:space="preserve"> PAGEREF _Toc24920 \h </w:instrText>
+            <w:instrText xml:space="preserve"> PAGEREF _Toc12097 \h </w:instrText>
           </w:r>
           <w:r>
             <w:fldChar w:fldCharType="separate"/>
@@ -1564,7 +1596,7 @@
           </w:r>
           <w:r>
             <w:rPr>
-              <w:rFonts w:ascii="宋体" w:eastAsia="宋体" w:hAnsi="宋体" w:cs="宋体" w:hint="eastAsia"/>
+              <w:rFonts w:hint="eastAsia" w:ascii="宋体" w:hAnsi="宋体" w:eastAsia="宋体" w:cs="宋体"/>
               <w:szCs w:val="24"/>
             </w:rPr>
             <w:fldChar w:fldCharType="end"/>
@@ -1572,28 +1604,28 @@
         </w:p>
         <w:p>
           <w:pPr>
-            <w:pStyle w:val="TOC1"/>
+            <w:pStyle w:val="16"/>
             <w:tabs>
               <w:tab w:val="right" w:leader="dot" w:pos="8306"/>
             </w:tabs>
           </w:pPr>
           <w:r>
             <w:rPr>
-              <w:rFonts w:ascii="宋体" w:eastAsia="宋体" w:hAnsi="宋体" w:cs="宋体" w:hint="eastAsia"/>
+              <w:rFonts w:hint="eastAsia" w:ascii="宋体" w:hAnsi="宋体" w:eastAsia="宋体" w:cs="宋体"/>
               <w:szCs w:val="24"/>
             </w:rPr>
             <w:fldChar w:fldCharType="begin"/>
           </w:r>
           <w:r>
             <w:rPr>
-              <w:rFonts w:ascii="宋体" w:eastAsia="宋体" w:hAnsi="宋体" w:cs="宋体" w:hint="eastAsia"/>
-              <w:szCs w:val="24"/>
-            </w:rPr>
-            <w:instrText xml:space="preserve"> HYPERLINK \l _Toc21180 </w:instrText>
-          </w:r>
-          <w:r>
-            <w:rPr>
-              <w:rFonts w:ascii="宋体" w:eastAsia="宋体" w:hAnsi="宋体" w:cs="宋体" w:hint="eastAsia"/>
+              <w:rFonts w:hint="eastAsia" w:ascii="宋体" w:hAnsi="宋体" w:eastAsia="宋体" w:cs="宋体"/>
+              <w:szCs w:val="24"/>
+            </w:rPr>
+            <w:instrText xml:space="preserve"> HYPERLINK \l _Toc964 </w:instrText>
+          </w:r>
+          <w:r>
+            <w:rPr>
+              <w:rFonts w:hint="eastAsia" w:ascii="宋体" w:hAnsi="宋体" w:eastAsia="宋体" w:cs="宋体"/>
               <w:szCs w:val="24"/>
             </w:rPr>
             <w:fldChar w:fldCharType="separate"/>
@@ -1619,7 +1651,7 @@
             <w:fldChar w:fldCharType="begin"/>
           </w:r>
           <w:r>
-            <w:instrText xml:space="preserve"> PAGEREF _Toc21180 \h </w:instrText>
+            <w:instrText xml:space="preserve"> PAGEREF _Toc964 \h </w:instrText>
           </w:r>
           <w:r>
             <w:fldChar w:fldCharType="separate"/>
@@ -1632,7 +1664,7 @@
           </w:r>
           <w:r>
             <w:rPr>
-              <w:rFonts w:ascii="宋体" w:eastAsia="宋体" w:hAnsi="宋体" w:cs="宋体" w:hint="eastAsia"/>
+              <w:rFonts w:hint="eastAsia" w:ascii="宋体" w:hAnsi="宋体" w:eastAsia="宋体" w:cs="宋体"/>
               <w:szCs w:val="24"/>
             </w:rPr>
             <w:fldChar w:fldCharType="end"/>
@@ -1640,28 +1672,28 @@
         </w:p>
         <w:p>
           <w:pPr>
-            <w:pStyle w:val="TOC1"/>
+            <w:pStyle w:val="16"/>
             <w:tabs>
               <w:tab w:val="right" w:leader="dot" w:pos="8306"/>
             </w:tabs>
           </w:pPr>
           <w:r>
             <w:rPr>
-              <w:rFonts w:ascii="宋体" w:eastAsia="宋体" w:hAnsi="宋体" w:cs="宋体" w:hint="eastAsia"/>
+              <w:rFonts w:hint="eastAsia" w:ascii="宋体" w:hAnsi="宋体" w:eastAsia="宋体" w:cs="宋体"/>
               <w:szCs w:val="24"/>
             </w:rPr>
             <w:fldChar w:fldCharType="begin"/>
           </w:r>
           <w:r>
             <w:rPr>
-              <w:rFonts w:ascii="宋体" w:eastAsia="宋体" w:hAnsi="宋体" w:cs="宋体" w:hint="eastAsia"/>
-              <w:szCs w:val="24"/>
-            </w:rPr>
-            <w:instrText xml:space="preserve"> HYPERLINK \l _Toc4956 </w:instrText>
-          </w:r>
-          <w:r>
-            <w:rPr>
-              <w:rFonts w:ascii="宋体" w:eastAsia="宋体" w:hAnsi="宋体" w:cs="宋体" w:hint="eastAsia"/>
+              <w:rFonts w:hint="eastAsia" w:ascii="宋体" w:hAnsi="宋体" w:eastAsia="宋体" w:cs="宋体"/>
+              <w:szCs w:val="24"/>
+            </w:rPr>
+            <w:instrText xml:space="preserve"> HYPERLINK \l _Toc11703 </w:instrText>
+          </w:r>
+          <w:r>
+            <w:rPr>
+              <w:rFonts w:hint="eastAsia" w:ascii="宋体" w:hAnsi="宋体" w:eastAsia="宋体" w:cs="宋体"/>
               <w:szCs w:val="24"/>
             </w:rPr>
             <w:fldChar w:fldCharType="separate"/>
@@ -1689,7 +1721,7 @@
             <w:fldChar w:fldCharType="begin"/>
           </w:r>
           <w:r>
-            <w:instrText xml:space="preserve"> PAGEREF _Toc4956 \h </w:instrText>
+            <w:instrText xml:space="preserve"> PAGEREF _Toc11703 \h </w:instrText>
           </w:r>
           <w:r>
             <w:fldChar w:fldCharType="separate"/>
@@ -1702,7 +1734,7 @@
           </w:r>
           <w:r>
             <w:rPr>
-              <w:rFonts w:ascii="宋体" w:eastAsia="宋体" w:hAnsi="宋体" w:cs="宋体" w:hint="eastAsia"/>
+              <w:rFonts w:hint="eastAsia" w:ascii="宋体" w:hAnsi="宋体" w:eastAsia="宋体" w:cs="宋体"/>
               <w:szCs w:val="24"/>
             </w:rPr>
             <w:fldChar w:fldCharType="end"/>
@@ -1710,28 +1742,28 @@
         </w:p>
         <w:p>
           <w:pPr>
-            <w:pStyle w:val="TOC1"/>
+            <w:pStyle w:val="16"/>
             <w:tabs>
               <w:tab w:val="right" w:leader="dot" w:pos="8306"/>
             </w:tabs>
           </w:pPr>
           <w:r>
             <w:rPr>
-              <w:rFonts w:ascii="宋体" w:eastAsia="宋体" w:hAnsi="宋体" w:cs="宋体" w:hint="eastAsia"/>
+              <w:rFonts w:hint="eastAsia" w:ascii="宋体" w:hAnsi="宋体" w:eastAsia="宋体" w:cs="宋体"/>
               <w:szCs w:val="24"/>
             </w:rPr>
             <w:fldChar w:fldCharType="begin"/>
           </w:r>
           <w:r>
             <w:rPr>
-              <w:rFonts w:ascii="宋体" w:eastAsia="宋体" w:hAnsi="宋体" w:cs="宋体" w:hint="eastAsia"/>
-              <w:szCs w:val="24"/>
-            </w:rPr>
-            <w:instrText xml:space="preserve"> HYPERLINK \l _Toc31238 </w:instrText>
-          </w:r>
-          <w:r>
-            <w:rPr>
-              <w:rFonts w:ascii="宋体" w:eastAsia="宋体" w:hAnsi="宋体" w:cs="宋体" w:hint="eastAsia"/>
+              <w:rFonts w:hint="eastAsia" w:ascii="宋体" w:hAnsi="宋体" w:eastAsia="宋体" w:cs="宋体"/>
+              <w:szCs w:val="24"/>
+            </w:rPr>
+            <w:instrText xml:space="preserve"> HYPERLINK \l _Toc10589 </w:instrText>
+          </w:r>
+          <w:r>
+            <w:rPr>
+              <w:rFonts w:hint="eastAsia" w:ascii="宋体" w:hAnsi="宋体" w:eastAsia="宋体" w:cs="宋体"/>
               <w:szCs w:val="24"/>
             </w:rPr>
             <w:fldChar w:fldCharType="separate"/>
@@ -1757,7 +1789,7 @@
             <w:fldChar w:fldCharType="begin"/>
           </w:r>
           <w:r>
-            <w:instrText xml:space="preserve"> PAGEREF _Toc31238 \h </w:instrText>
+            <w:instrText xml:space="preserve"> PAGEREF _Toc10589 \h </w:instrText>
           </w:r>
           <w:r>
             <w:fldChar w:fldCharType="separate"/>
@@ -1770,7 +1802,7 @@
           </w:r>
           <w:r>
             <w:rPr>
-              <w:rFonts w:ascii="宋体" w:eastAsia="宋体" w:hAnsi="宋体" w:cs="宋体" w:hint="eastAsia"/>
+              <w:rFonts w:hint="eastAsia" w:ascii="宋体" w:hAnsi="宋体" w:eastAsia="宋体" w:cs="宋体"/>
               <w:szCs w:val="24"/>
             </w:rPr>
             <w:fldChar w:fldCharType="end"/>
@@ -1778,28 +1810,28 @@
         </w:p>
         <w:p>
           <w:pPr>
-            <w:pStyle w:val="TOC2"/>
+            <w:pStyle w:val="17"/>
             <w:tabs>
               <w:tab w:val="right" w:leader="dot" w:pos="8306"/>
             </w:tabs>
           </w:pPr>
           <w:r>
             <w:rPr>
-              <w:rFonts w:ascii="宋体" w:eastAsia="宋体" w:hAnsi="宋体" w:cs="宋体" w:hint="eastAsia"/>
+              <w:rFonts w:hint="eastAsia" w:ascii="宋体" w:hAnsi="宋体" w:eastAsia="宋体" w:cs="宋体"/>
               <w:szCs w:val="24"/>
             </w:rPr>
             <w:fldChar w:fldCharType="begin"/>
           </w:r>
           <w:r>
             <w:rPr>
-              <w:rFonts w:ascii="宋体" w:eastAsia="宋体" w:hAnsi="宋体" w:cs="宋体" w:hint="eastAsia"/>
-              <w:szCs w:val="24"/>
-            </w:rPr>
-            <w:instrText xml:space="preserve"> HYPERLINK \l _Toc22428 </w:instrText>
-          </w:r>
-          <w:r>
-            <w:rPr>
-              <w:rFonts w:ascii="宋体" w:eastAsia="宋体" w:hAnsi="宋体" w:cs="宋体" w:hint="eastAsia"/>
+              <w:rFonts w:hint="eastAsia" w:ascii="宋体" w:hAnsi="宋体" w:eastAsia="宋体" w:cs="宋体"/>
+              <w:szCs w:val="24"/>
+            </w:rPr>
+            <w:instrText xml:space="preserve"> HYPERLINK \l _Toc14880 </w:instrText>
+          </w:r>
+          <w:r>
+            <w:rPr>
+              <w:rFonts w:hint="eastAsia" w:ascii="宋体" w:hAnsi="宋体" w:eastAsia="宋体" w:cs="宋体"/>
               <w:szCs w:val="24"/>
             </w:rPr>
             <w:fldChar w:fldCharType="separate"/>
@@ -1825,7 +1857,7 @@
             <w:fldChar w:fldCharType="begin"/>
           </w:r>
           <w:r>
-            <w:instrText xml:space="preserve"> PAGEREF _Toc22428 \h </w:instrText>
+            <w:instrText xml:space="preserve"> PAGEREF _Toc14880 \h </w:instrText>
           </w:r>
           <w:r>
             <w:fldChar w:fldCharType="separate"/>
@@ -1838,7 +1870,7 @@
           </w:r>
           <w:r>
             <w:rPr>
-              <w:rFonts w:ascii="宋体" w:eastAsia="宋体" w:hAnsi="宋体" w:cs="宋体" w:hint="eastAsia"/>
+              <w:rFonts w:hint="eastAsia" w:ascii="宋体" w:hAnsi="宋体" w:eastAsia="宋体" w:cs="宋体"/>
               <w:szCs w:val="24"/>
             </w:rPr>
             <w:fldChar w:fldCharType="end"/>
@@ -1846,28 +1878,28 @@
         </w:p>
         <w:p>
           <w:pPr>
-            <w:pStyle w:val="TOC2"/>
+            <w:pStyle w:val="17"/>
             <w:tabs>
               <w:tab w:val="right" w:leader="dot" w:pos="8306"/>
             </w:tabs>
           </w:pPr>
           <w:r>
             <w:rPr>
-              <w:rFonts w:ascii="宋体" w:eastAsia="宋体" w:hAnsi="宋体" w:cs="宋体" w:hint="eastAsia"/>
+              <w:rFonts w:hint="eastAsia" w:ascii="宋体" w:hAnsi="宋体" w:eastAsia="宋体" w:cs="宋体"/>
               <w:szCs w:val="24"/>
             </w:rPr>
             <w:fldChar w:fldCharType="begin"/>
           </w:r>
           <w:r>
             <w:rPr>
-              <w:rFonts w:ascii="宋体" w:eastAsia="宋体" w:hAnsi="宋体" w:cs="宋体" w:hint="eastAsia"/>
-              <w:szCs w:val="24"/>
-            </w:rPr>
-            <w:instrText xml:space="preserve"> HYPERLINK \l _Toc10379 </w:instrText>
-          </w:r>
-          <w:r>
-            <w:rPr>
-              <w:rFonts w:ascii="宋体" w:eastAsia="宋体" w:hAnsi="宋体" w:cs="宋体" w:hint="eastAsia"/>
+              <w:rFonts w:hint="eastAsia" w:ascii="宋体" w:hAnsi="宋体" w:eastAsia="宋体" w:cs="宋体"/>
+              <w:szCs w:val="24"/>
+            </w:rPr>
+            <w:instrText xml:space="preserve"> HYPERLINK \l _Toc27686 </w:instrText>
+          </w:r>
+          <w:r>
+            <w:rPr>
+              <w:rFonts w:hint="eastAsia" w:ascii="宋体" w:hAnsi="宋体" w:eastAsia="宋体" w:cs="宋体"/>
               <w:szCs w:val="24"/>
             </w:rPr>
             <w:fldChar w:fldCharType="separate"/>
@@ -1893,7 +1925,7 @@
             <w:fldChar w:fldCharType="begin"/>
           </w:r>
           <w:r>
-            <w:instrText xml:space="preserve"> PAGEREF _Toc10379 \h </w:instrText>
+            <w:instrText xml:space="preserve"> PAGEREF _Toc27686 \h </w:instrText>
           </w:r>
           <w:r>
             <w:fldChar w:fldCharType="separate"/>
@@ -1906,7 +1938,7 @@
           </w:r>
           <w:r>
             <w:rPr>
-              <w:rFonts w:ascii="宋体" w:eastAsia="宋体" w:hAnsi="宋体" w:cs="宋体" w:hint="eastAsia"/>
+              <w:rFonts w:hint="eastAsia" w:ascii="宋体" w:hAnsi="宋体" w:eastAsia="宋体" w:cs="宋体"/>
               <w:szCs w:val="24"/>
             </w:rPr>
             <w:fldChar w:fldCharType="end"/>
@@ -1914,28 +1946,28 @@
         </w:p>
         <w:p>
           <w:pPr>
-            <w:pStyle w:val="TOC1"/>
+            <w:pStyle w:val="16"/>
             <w:tabs>
               <w:tab w:val="right" w:leader="dot" w:pos="8306"/>
             </w:tabs>
           </w:pPr>
           <w:r>
             <w:rPr>
-              <w:rFonts w:ascii="宋体" w:eastAsia="宋体" w:hAnsi="宋体" w:cs="宋体" w:hint="eastAsia"/>
+              <w:rFonts w:hint="eastAsia" w:ascii="宋体" w:hAnsi="宋体" w:eastAsia="宋体" w:cs="宋体"/>
               <w:szCs w:val="24"/>
             </w:rPr>
             <w:fldChar w:fldCharType="begin"/>
           </w:r>
           <w:r>
             <w:rPr>
-              <w:rFonts w:ascii="宋体" w:eastAsia="宋体" w:hAnsi="宋体" w:cs="宋体" w:hint="eastAsia"/>
-              <w:szCs w:val="24"/>
-            </w:rPr>
-            <w:instrText xml:space="preserve"> HYPERLINK \l _Toc23897 </w:instrText>
-          </w:r>
-          <w:r>
-            <w:rPr>
-              <w:rFonts w:ascii="宋体" w:eastAsia="宋体" w:hAnsi="宋体" w:cs="宋体" w:hint="eastAsia"/>
+              <w:rFonts w:hint="eastAsia" w:ascii="宋体" w:hAnsi="宋体" w:eastAsia="宋体" w:cs="宋体"/>
+              <w:szCs w:val="24"/>
+            </w:rPr>
+            <w:instrText xml:space="preserve"> HYPERLINK \l _Toc6867 </w:instrText>
+          </w:r>
+          <w:r>
+            <w:rPr>
+              <w:rFonts w:hint="eastAsia" w:ascii="宋体" w:hAnsi="宋体" w:eastAsia="宋体" w:cs="宋体"/>
               <w:szCs w:val="24"/>
             </w:rPr>
             <w:fldChar w:fldCharType="separate"/>
@@ -1961,7 +1993,7 @@
             <w:fldChar w:fldCharType="begin"/>
           </w:r>
           <w:r>
-            <w:instrText xml:space="preserve"> PAGEREF _Toc23897 \h </w:instrText>
+            <w:instrText xml:space="preserve"> PAGEREF _Toc6867 \h </w:instrText>
           </w:r>
           <w:r>
             <w:fldChar w:fldCharType="separate"/>
@@ -1974,7 +2006,7 @@
           </w:r>
           <w:r>
             <w:rPr>
-              <w:rFonts w:ascii="宋体" w:eastAsia="宋体" w:hAnsi="宋体" w:cs="宋体" w:hint="eastAsia"/>
+              <w:rFonts w:hint="eastAsia" w:ascii="宋体" w:hAnsi="宋体" w:eastAsia="宋体" w:cs="宋体"/>
               <w:szCs w:val="24"/>
             </w:rPr>
             <w:fldChar w:fldCharType="end"/>
@@ -1982,28 +2014,28 @@
         </w:p>
         <w:p>
           <w:pPr>
-            <w:pStyle w:val="TOC2"/>
+            <w:pStyle w:val="17"/>
             <w:tabs>
               <w:tab w:val="right" w:leader="dot" w:pos="8306"/>
             </w:tabs>
           </w:pPr>
           <w:r>
             <w:rPr>
-              <w:rFonts w:ascii="宋体" w:eastAsia="宋体" w:hAnsi="宋体" w:cs="宋体" w:hint="eastAsia"/>
+              <w:rFonts w:hint="eastAsia" w:ascii="宋体" w:hAnsi="宋体" w:eastAsia="宋体" w:cs="宋体"/>
               <w:szCs w:val="24"/>
             </w:rPr>
             <w:fldChar w:fldCharType="begin"/>
           </w:r>
           <w:r>
             <w:rPr>
-              <w:rFonts w:ascii="宋体" w:eastAsia="宋体" w:hAnsi="宋体" w:cs="宋体" w:hint="eastAsia"/>
-              <w:szCs w:val="24"/>
-            </w:rPr>
-            <w:instrText xml:space="preserve"> HYPERLINK \l _Toc23053 </w:instrText>
-          </w:r>
-          <w:r>
-            <w:rPr>
-              <w:rFonts w:ascii="宋体" w:eastAsia="宋体" w:hAnsi="宋体" w:cs="宋体" w:hint="eastAsia"/>
+              <w:rFonts w:hint="eastAsia" w:ascii="宋体" w:hAnsi="宋体" w:eastAsia="宋体" w:cs="宋体"/>
+              <w:szCs w:val="24"/>
+            </w:rPr>
+            <w:instrText xml:space="preserve"> HYPERLINK \l _Toc11138 </w:instrText>
+          </w:r>
+          <w:r>
+            <w:rPr>
+              <w:rFonts w:hint="eastAsia" w:ascii="宋体" w:hAnsi="宋体" w:eastAsia="宋体" w:cs="宋体"/>
               <w:szCs w:val="24"/>
             </w:rPr>
             <w:fldChar w:fldCharType="separate"/>
@@ -2024,7 +2056,7 @@
             <w:fldChar w:fldCharType="begin"/>
           </w:r>
           <w:r>
-            <w:instrText xml:space="preserve"> PAGEREF _Toc23053 \h </w:instrText>
+            <w:instrText xml:space="preserve"> PAGEREF _Toc11138 \h </w:instrText>
           </w:r>
           <w:r>
             <w:fldChar w:fldCharType="separate"/>
@@ -2037,7 +2069,7 @@
           </w:r>
           <w:r>
             <w:rPr>
-              <w:rFonts w:ascii="宋体" w:eastAsia="宋体" w:hAnsi="宋体" w:cs="宋体" w:hint="eastAsia"/>
+              <w:rFonts w:hint="eastAsia" w:ascii="宋体" w:hAnsi="宋体" w:eastAsia="宋体" w:cs="宋体"/>
               <w:szCs w:val="24"/>
             </w:rPr>
             <w:fldChar w:fldCharType="end"/>
@@ -2045,28 +2077,28 @@
         </w:p>
         <w:p>
           <w:pPr>
-            <w:pStyle w:val="TOC2"/>
+            <w:pStyle w:val="17"/>
             <w:tabs>
               <w:tab w:val="right" w:leader="dot" w:pos="8306"/>
             </w:tabs>
           </w:pPr>
           <w:r>
             <w:rPr>
-              <w:rFonts w:ascii="宋体" w:eastAsia="宋体" w:hAnsi="宋体" w:cs="宋体" w:hint="eastAsia"/>
+              <w:rFonts w:hint="eastAsia" w:ascii="宋体" w:hAnsi="宋体" w:eastAsia="宋体" w:cs="宋体"/>
               <w:szCs w:val="24"/>
             </w:rPr>
             <w:fldChar w:fldCharType="begin"/>
           </w:r>
           <w:r>
             <w:rPr>
-              <w:rFonts w:ascii="宋体" w:eastAsia="宋体" w:hAnsi="宋体" w:cs="宋体" w:hint="eastAsia"/>
-              <w:szCs w:val="24"/>
-            </w:rPr>
-            <w:instrText xml:space="preserve"> HYPERLINK \l _Toc7371 </w:instrText>
-          </w:r>
-          <w:r>
-            <w:rPr>
-              <w:rFonts w:ascii="宋体" w:eastAsia="宋体" w:hAnsi="宋体" w:cs="宋体" w:hint="eastAsia"/>
+              <w:rFonts w:hint="eastAsia" w:ascii="宋体" w:hAnsi="宋体" w:eastAsia="宋体" w:cs="宋体"/>
+              <w:szCs w:val="24"/>
+            </w:rPr>
+            <w:instrText xml:space="preserve"> HYPERLINK \l _Toc8833 </w:instrText>
+          </w:r>
+          <w:r>
+            <w:rPr>
+              <w:rFonts w:hint="eastAsia" w:ascii="宋体" w:hAnsi="宋体" w:eastAsia="宋体" w:cs="宋体"/>
               <w:szCs w:val="24"/>
             </w:rPr>
             <w:fldChar w:fldCharType="separate"/>
@@ -2092,7 +2124,7 @@
             <w:fldChar w:fldCharType="begin"/>
           </w:r>
           <w:r>
-            <w:instrText xml:space="preserve"> PAGEREF _Toc7371 \h </w:instrText>
+            <w:instrText xml:space="preserve"> PAGEREF _Toc8833 \h </w:instrText>
           </w:r>
           <w:r>
             <w:fldChar w:fldCharType="separate"/>
@@ -2105,7 +2137,7 @@
           </w:r>
           <w:r>
             <w:rPr>
-              <w:rFonts w:ascii="宋体" w:eastAsia="宋体" w:hAnsi="宋体" w:cs="宋体" w:hint="eastAsia"/>
+              <w:rFonts w:hint="eastAsia" w:ascii="宋体" w:hAnsi="宋体" w:eastAsia="宋体" w:cs="宋体"/>
               <w:szCs w:val="24"/>
             </w:rPr>
             <w:fldChar w:fldCharType="end"/>
@@ -2113,28 +2145,28 @@
         </w:p>
         <w:p>
           <w:pPr>
-            <w:pStyle w:val="TOC2"/>
+            <w:pStyle w:val="17"/>
             <w:tabs>
               <w:tab w:val="right" w:leader="dot" w:pos="8306"/>
             </w:tabs>
           </w:pPr>
           <w:r>
             <w:rPr>
-              <w:rFonts w:ascii="宋体" w:eastAsia="宋体" w:hAnsi="宋体" w:cs="宋体" w:hint="eastAsia"/>
+              <w:rFonts w:hint="eastAsia" w:ascii="宋体" w:hAnsi="宋体" w:eastAsia="宋体" w:cs="宋体"/>
               <w:szCs w:val="24"/>
             </w:rPr>
             <w:fldChar w:fldCharType="begin"/>
           </w:r>
           <w:r>
             <w:rPr>
-              <w:rFonts w:ascii="宋体" w:eastAsia="宋体" w:hAnsi="宋体" w:cs="宋体" w:hint="eastAsia"/>
-              <w:szCs w:val="24"/>
-            </w:rPr>
-            <w:instrText xml:space="preserve"> HYPERLINK \l _Toc19316 </w:instrText>
-          </w:r>
-          <w:r>
-            <w:rPr>
-              <w:rFonts w:ascii="宋体" w:eastAsia="宋体" w:hAnsi="宋体" w:cs="宋体" w:hint="eastAsia"/>
+              <w:rFonts w:hint="eastAsia" w:ascii="宋体" w:hAnsi="宋体" w:eastAsia="宋体" w:cs="宋体"/>
+              <w:szCs w:val="24"/>
+            </w:rPr>
+            <w:instrText xml:space="preserve"> HYPERLINK \l _Toc1228 </w:instrText>
+          </w:r>
+          <w:r>
+            <w:rPr>
+              <w:rFonts w:hint="eastAsia" w:ascii="宋体" w:hAnsi="宋体" w:eastAsia="宋体" w:cs="宋体"/>
               <w:szCs w:val="24"/>
             </w:rPr>
             <w:fldChar w:fldCharType="separate"/>
@@ -2155,7 +2187,7 @@
             <w:fldChar w:fldCharType="begin"/>
           </w:r>
           <w:r>
-            <w:instrText xml:space="preserve"> PAGEREF _Toc19316 \h </w:instrText>
+            <w:instrText xml:space="preserve"> PAGEREF _Toc1228 \h </w:instrText>
           </w:r>
           <w:r>
             <w:fldChar w:fldCharType="separate"/>
@@ -2168,7 +2200,7 @@
           </w:r>
           <w:r>
             <w:rPr>
-              <w:rFonts w:ascii="宋体" w:eastAsia="宋体" w:hAnsi="宋体" w:cs="宋体" w:hint="eastAsia"/>
+              <w:rFonts w:hint="eastAsia" w:ascii="宋体" w:hAnsi="宋体" w:eastAsia="宋体" w:cs="宋体"/>
               <w:szCs w:val="24"/>
             </w:rPr>
             <w:fldChar w:fldCharType="end"/>
@@ -2176,28 +2208,28 @@
         </w:p>
         <w:p>
           <w:pPr>
-            <w:pStyle w:val="TOC2"/>
+            <w:pStyle w:val="17"/>
             <w:tabs>
               <w:tab w:val="right" w:leader="dot" w:pos="8306"/>
             </w:tabs>
           </w:pPr>
           <w:r>
             <w:rPr>
-              <w:rFonts w:ascii="宋体" w:eastAsia="宋体" w:hAnsi="宋体" w:cs="宋体" w:hint="eastAsia"/>
+              <w:rFonts w:hint="eastAsia" w:ascii="宋体" w:hAnsi="宋体" w:eastAsia="宋体" w:cs="宋体"/>
               <w:szCs w:val="24"/>
             </w:rPr>
             <w:fldChar w:fldCharType="begin"/>
           </w:r>
           <w:r>
             <w:rPr>
-              <w:rFonts w:ascii="宋体" w:eastAsia="宋体" w:hAnsi="宋体" w:cs="宋体" w:hint="eastAsia"/>
-              <w:szCs w:val="24"/>
-            </w:rPr>
-            <w:instrText xml:space="preserve"> HYPERLINK \l _Toc13952 </w:instrText>
-          </w:r>
-          <w:r>
-            <w:rPr>
-              <w:rFonts w:ascii="宋体" w:eastAsia="宋体" w:hAnsi="宋体" w:cs="宋体" w:hint="eastAsia"/>
+              <w:rFonts w:hint="eastAsia" w:ascii="宋体" w:hAnsi="宋体" w:eastAsia="宋体" w:cs="宋体"/>
+              <w:szCs w:val="24"/>
+            </w:rPr>
+            <w:instrText xml:space="preserve"> HYPERLINK \l _Toc199 </w:instrText>
+          </w:r>
+          <w:r>
+            <w:rPr>
+              <w:rFonts w:hint="eastAsia" w:ascii="宋体" w:hAnsi="宋体" w:eastAsia="宋体" w:cs="宋体"/>
               <w:szCs w:val="24"/>
             </w:rPr>
             <w:fldChar w:fldCharType="separate"/>
@@ -2218,7 +2250,7 @@
             <w:fldChar w:fldCharType="begin"/>
           </w:r>
           <w:r>
-            <w:instrText xml:space="preserve"> PAGEREF _Toc13952 \h </w:instrText>
+            <w:instrText xml:space="preserve"> PAGEREF _Toc199 \h </w:instrText>
           </w:r>
           <w:r>
             <w:fldChar w:fldCharType="separate"/>
@@ -2231,7 +2263,7 @@
           </w:r>
           <w:r>
             <w:rPr>
-              <w:rFonts w:ascii="宋体" w:eastAsia="宋体" w:hAnsi="宋体" w:cs="宋体" w:hint="eastAsia"/>
+              <w:rFonts w:hint="eastAsia" w:ascii="宋体" w:hAnsi="宋体" w:eastAsia="宋体" w:cs="宋体"/>
               <w:szCs w:val="24"/>
             </w:rPr>
             <w:fldChar w:fldCharType="end"/>
@@ -2239,28 +2271,28 @@
         </w:p>
         <w:p>
           <w:pPr>
-            <w:pStyle w:val="TOC2"/>
+            <w:pStyle w:val="17"/>
             <w:tabs>
               <w:tab w:val="right" w:leader="dot" w:pos="8306"/>
             </w:tabs>
           </w:pPr>
           <w:r>
             <w:rPr>
-              <w:rFonts w:ascii="宋体" w:eastAsia="宋体" w:hAnsi="宋体" w:cs="宋体" w:hint="eastAsia"/>
+              <w:rFonts w:hint="eastAsia" w:ascii="宋体" w:hAnsi="宋体" w:eastAsia="宋体" w:cs="宋体"/>
               <w:szCs w:val="24"/>
             </w:rPr>
             <w:fldChar w:fldCharType="begin"/>
           </w:r>
           <w:r>
             <w:rPr>
-              <w:rFonts w:ascii="宋体" w:eastAsia="宋体" w:hAnsi="宋体" w:cs="宋体" w:hint="eastAsia"/>
-              <w:szCs w:val="24"/>
-            </w:rPr>
-            <w:instrText xml:space="preserve"> HYPERLINK \l _Toc15671 </w:instrText>
-          </w:r>
-          <w:r>
-            <w:rPr>
-              <w:rFonts w:ascii="宋体" w:eastAsia="宋体" w:hAnsi="宋体" w:cs="宋体" w:hint="eastAsia"/>
+              <w:rFonts w:hint="eastAsia" w:ascii="宋体" w:hAnsi="宋体" w:eastAsia="宋体" w:cs="宋体"/>
+              <w:szCs w:val="24"/>
+            </w:rPr>
+            <w:instrText xml:space="preserve"> HYPERLINK \l _Toc31280 </w:instrText>
+          </w:r>
+          <w:r>
+            <w:rPr>
+              <w:rFonts w:hint="eastAsia" w:ascii="宋体" w:hAnsi="宋体" w:eastAsia="宋体" w:cs="宋体"/>
               <w:szCs w:val="24"/>
             </w:rPr>
             <w:fldChar w:fldCharType="separate"/>
@@ -2281,7 +2313,7 @@
             <w:fldChar w:fldCharType="begin"/>
           </w:r>
           <w:r>
-            <w:instrText xml:space="preserve"> PAGEREF _Toc15671 \h </w:instrText>
+            <w:instrText xml:space="preserve"> PAGEREF _Toc31280 \h </w:instrText>
           </w:r>
           <w:r>
             <w:fldChar w:fldCharType="separate"/>
@@ -2294,7 +2326,7 @@
           </w:r>
           <w:r>
             <w:rPr>
-              <w:rFonts w:ascii="宋体" w:eastAsia="宋体" w:hAnsi="宋体" w:cs="宋体" w:hint="eastAsia"/>
+              <w:rFonts w:hint="eastAsia" w:ascii="宋体" w:hAnsi="宋体" w:eastAsia="宋体" w:cs="宋体"/>
               <w:szCs w:val="24"/>
             </w:rPr>
             <w:fldChar w:fldCharType="end"/>
@@ -2302,42 +2334,42 @@
         </w:p>
         <w:p>
           <w:pPr>
-            <w:pStyle w:val="TOC1"/>
+            <w:pStyle w:val="16"/>
             <w:tabs>
               <w:tab w:val="right" w:leader="dot" w:pos="8306"/>
             </w:tabs>
           </w:pPr>
           <w:r>
             <w:rPr>
-              <w:rFonts w:ascii="宋体" w:eastAsia="宋体" w:hAnsi="宋体" w:cs="宋体" w:hint="eastAsia"/>
+              <w:rFonts w:hint="eastAsia" w:ascii="宋体" w:hAnsi="宋体" w:eastAsia="宋体" w:cs="宋体"/>
               <w:szCs w:val="24"/>
             </w:rPr>
             <w:fldChar w:fldCharType="begin"/>
           </w:r>
           <w:r>
             <w:rPr>
-              <w:rFonts w:ascii="宋体" w:eastAsia="宋体" w:hAnsi="宋体" w:cs="宋体" w:hint="eastAsia"/>
-              <w:szCs w:val="24"/>
-            </w:rPr>
-            <w:instrText xml:space="preserve"> HYPERLINK \l _Toc2731 </w:instrText>
-          </w:r>
-          <w:r>
-            <w:rPr>
-              <w:rFonts w:ascii="宋体" w:eastAsia="宋体" w:hAnsi="宋体" w:cs="宋体" w:hint="eastAsia"/>
+              <w:rFonts w:hint="eastAsia" w:ascii="宋体" w:hAnsi="宋体" w:eastAsia="宋体" w:cs="宋体"/>
+              <w:szCs w:val="24"/>
+            </w:rPr>
+            <w:instrText xml:space="preserve"> HYPERLINK \l _Toc1049 </w:instrText>
+          </w:r>
+          <w:r>
+            <w:rPr>
+              <w:rFonts w:hint="eastAsia" w:ascii="宋体" w:hAnsi="宋体" w:eastAsia="宋体" w:cs="宋体"/>
               <w:szCs w:val="24"/>
             </w:rPr>
             <w:fldChar w:fldCharType="separate"/>
           </w:r>
           <w:r>
             <w:rPr>
-              <w:rFonts w:eastAsia="宋体" w:hint="default"/>
+              <w:rFonts w:hint="default" w:eastAsia="宋体"/>
               <w:lang w:val="en-US" w:eastAsia="zh-CN"/>
             </w:rPr>
             <w:t xml:space="preserve">6. </w:t>
           </w:r>
           <w:r>
             <w:rPr>
-              <w:rFonts w:eastAsia="宋体" w:hint="eastAsia"/>
+              <w:rFonts w:hint="eastAsia" w:eastAsia="宋体"/>
               <w:lang w:val="en-US" w:eastAsia="zh-CN"/>
             </w:rPr>
             <w:t>附则</w:t>
@@ -2349,7 +2381,7 @@
             <w:fldChar w:fldCharType="begin"/>
           </w:r>
           <w:r>
-            <w:instrText xml:space="preserve"> PAGEREF _Toc2731 \h </w:instrText>
+            <w:instrText xml:space="preserve"> PAGEREF _Toc1049 \h </w:instrText>
           </w:r>
           <w:r>
             <w:fldChar w:fldCharType="separate"/>
@@ -2362,7 +2394,7 @@
           </w:r>
           <w:r>
             <w:rPr>
-              <w:rFonts w:ascii="宋体" w:eastAsia="宋体" w:hAnsi="宋体" w:cs="宋体" w:hint="eastAsia"/>
+              <w:rFonts w:hint="eastAsia" w:ascii="宋体" w:hAnsi="宋体" w:eastAsia="宋体" w:cs="宋体"/>
               <w:szCs w:val="24"/>
             </w:rPr>
             <w:fldChar w:fldCharType="end"/>
@@ -2370,28 +2402,28 @@
         </w:p>
         <w:p>
           <w:pPr>
-            <w:pStyle w:val="TOC1"/>
+            <w:pStyle w:val="16"/>
             <w:tabs>
               <w:tab w:val="right" w:leader="dot" w:pos="8306"/>
             </w:tabs>
           </w:pPr>
           <w:r>
             <w:rPr>
-              <w:rFonts w:ascii="宋体" w:eastAsia="宋体" w:hAnsi="宋体" w:cs="宋体" w:hint="eastAsia"/>
+              <w:rFonts w:hint="eastAsia" w:ascii="宋体" w:hAnsi="宋体" w:eastAsia="宋体" w:cs="宋体"/>
               <w:szCs w:val="24"/>
             </w:rPr>
             <w:fldChar w:fldCharType="begin"/>
           </w:r>
           <w:r>
             <w:rPr>
-              <w:rFonts w:ascii="宋体" w:eastAsia="宋体" w:hAnsi="宋体" w:cs="宋体" w:hint="eastAsia"/>
-              <w:szCs w:val="24"/>
-            </w:rPr>
-            <w:instrText xml:space="preserve"> HYPERLINK \l _Toc4593 </w:instrText>
-          </w:r>
-          <w:r>
-            <w:rPr>
-              <w:rFonts w:ascii="宋体" w:eastAsia="宋体" w:hAnsi="宋体" w:cs="宋体" w:hint="eastAsia"/>
+              <w:rFonts w:hint="eastAsia" w:ascii="宋体" w:hAnsi="宋体" w:eastAsia="宋体" w:cs="宋体"/>
+              <w:szCs w:val="24"/>
+            </w:rPr>
+            <w:instrText xml:space="preserve"> HYPERLINK \l _Toc2406 </w:instrText>
+          </w:r>
+          <w:r>
+            <w:rPr>
+              <w:rFonts w:hint="eastAsia" w:ascii="宋体" w:hAnsi="宋体" w:eastAsia="宋体" w:cs="宋体"/>
               <w:szCs w:val="24"/>
             </w:rPr>
             <w:fldChar w:fldCharType="separate"/>
@@ -2417,7 +2449,7 @@
             <w:fldChar w:fldCharType="begin"/>
           </w:r>
           <w:r>
-            <w:instrText xml:space="preserve"> PAGEREF _Toc4593 \h </w:instrText>
+            <w:instrText xml:space="preserve"> PAGEREF _Toc2406 \h </w:instrText>
           </w:r>
           <w:r>
             <w:fldChar w:fldCharType="separate"/>
@@ -2430,7 +2462,7 @@
           </w:r>
           <w:r>
             <w:rPr>
-              <w:rFonts w:ascii="宋体" w:eastAsia="宋体" w:hAnsi="宋体" w:cs="宋体" w:hint="eastAsia"/>
+              <w:rFonts w:hint="eastAsia" w:ascii="宋体" w:hAnsi="宋体" w:eastAsia="宋体" w:cs="宋体"/>
               <w:szCs w:val="24"/>
             </w:rPr>
             <w:fldChar w:fldCharType="end"/>
@@ -2438,28 +2470,28 @@
         </w:p>
         <w:p>
           <w:pPr>
-            <w:pStyle w:val="TOC1"/>
+            <w:pStyle w:val="16"/>
             <w:tabs>
               <w:tab w:val="right" w:leader="dot" w:pos="8306"/>
             </w:tabs>
           </w:pPr>
           <w:r>
             <w:rPr>
-              <w:rFonts w:ascii="宋体" w:eastAsia="宋体" w:hAnsi="宋体" w:cs="宋体" w:hint="eastAsia"/>
+              <w:rFonts w:hint="eastAsia" w:ascii="宋体" w:hAnsi="宋体" w:eastAsia="宋体" w:cs="宋体"/>
               <w:szCs w:val="24"/>
             </w:rPr>
             <w:fldChar w:fldCharType="begin"/>
           </w:r>
           <w:r>
             <w:rPr>
-              <w:rFonts w:ascii="宋体" w:eastAsia="宋体" w:hAnsi="宋体" w:cs="宋体" w:hint="eastAsia"/>
-              <w:szCs w:val="24"/>
-            </w:rPr>
-            <w:instrText xml:space="preserve"> HYPERLINK \l _Toc12269 </w:instrText>
-          </w:r>
-          <w:r>
-            <w:rPr>
-              <w:rFonts w:ascii="宋体" w:eastAsia="宋体" w:hAnsi="宋体" w:cs="宋体" w:hint="eastAsia"/>
+              <w:rFonts w:hint="eastAsia" w:ascii="宋体" w:hAnsi="宋体" w:eastAsia="宋体" w:cs="宋体"/>
+              <w:szCs w:val="24"/>
+            </w:rPr>
+            <w:instrText xml:space="preserve"> HYPERLINK \l _Toc16405 </w:instrText>
+          </w:r>
+          <w:r>
+            <w:rPr>
+              <w:rFonts w:hint="eastAsia" w:ascii="宋体" w:hAnsi="宋体" w:eastAsia="宋体" w:cs="宋体"/>
               <w:szCs w:val="24"/>
             </w:rPr>
             <w:fldChar w:fldCharType="separate"/>
@@ -2485,7 +2517,7 @@
             <w:fldChar w:fldCharType="begin"/>
           </w:r>
           <w:r>
-            <w:instrText xml:space="preserve"> PAGEREF _Toc12269 \h </w:instrText>
+            <w:instrText xml:space="preserve"> PAGEREF _Toc16405 \h </w:instrText>
           </w:r>
           <w:r>
             <w:fldChar w:fldCharType="separate"/>
@@ -2498,7 +2530,7 @@
           </w:r>
           <w:r>
             <w:rPr>
-              <w:rFonts w:ascii="宋体" w:eastAsia="宋体" w:hAnsi="宋体" w:cs="宋体" w:hint="eastAsia"/>
+              <w:rFonts w:hint="eastAsia" w:ascii="宋体" w:hAnsi="宋体" w:eastAsia="宋体" w:cs="宋体"/>
               <w:szCs w:val="24"/>
             </w:rPr>
             <w:fldChar w:fldCharType="end"/>
@@ -2508,7 +2540,7 @@
           <w:pPr>
             <w:bidi w:val="0"/>
             <w:rPr>
-              <w:rFonts w:ascii="宋体" w:eastAsia="宋体" w:hAnsi="宋体" w:cs="宋体" w:hint="eastAsia"/>
+              <w:rFonts w:hint="eastAsia" w:ascii="宋体" w:hAnsi="宋体" w:eastAsia="宋体" w:cs="宋体"/>
               <w:snapToGrid w:val="0"/>
               <w:color w:val="000000"/>
               <w:kern w:val="0"/>
@@ -2519,7 +2551,7 @@
           </w:pPr>
           <w:r>
             <w:rPr>
-              <w:rFonts w:ascii="宋体" w:eastAsia="宋体" w:hAnsi="宋体" w:cs="宋体" w:hint="eastAsia"/>
+              <w:rFonts w:hint="eastAsia" w:ascii="宋体" w:hAnsi="宋体" w:eastAsia="宋体" w:cs="宋体"/>
               <w:szCs w:val="24"/>
             </w:rPr>
             <w:fldChar w:fldCharType="end"/>
@@ -2530,7 +2562,7 @@
     <w:p>
       <w:pPr>
         <w:rPr>
-          <w:rFonts w:ascii="Arial" w:eastAsia="Arial" w:hAnsi="Arial" w:cs="Arial"/>
+          <w:rFonts w:ascii="Arial" w:hAnsi="Arial" w:eastAsia="Arial" w:cs="Arial"/>
           <w:snapToGrid w:val="0"/>
           <w:color w:val="000000"/>
           <w:kern w:val="0"/>
@@ -2541,7 +2573,7 @@
       </w:pPr>
       <w:r>
         <w:rPr>
-          <w:rFonts w:ascii="Arial" w:eastAsia="Arial" w:hAnsi="Arial" w:cs="Arial"/>
+          <w:rFonts w:ascii="Arial" w:hAnsi="Arial" w:eastAsia="Arial" w:cs="Arial"/>
           <w:snapToGrid w:val="0"/>
           <w:color w:val="000000"/>
           <w:kern w:val="0"/>
@@ -2554,10 +2586,10 @@
     </w:p>
     <w:p>
       <w:pPr>
-        <w:pStyle w:val="1"/>
+        <w:pStyle w:val="28"/>
         <w:bidi w:val="0"/>
       </w:pPr>
-      <w:bookmarkStart w:id="2" w:name="_Toc24920"/>
+      <w:bookmarkStart w:id="2" w:name="_Toc12097"/>
       <w:r>
         <w:t>目的</w:t>
       </w:r>
@@ -2565,7 +2597,7 @@
     </w:p>
     <w:p>
       <w:pPr>
-        <w:pStyle w:val="a1"/>
+        <w:pStyle w:val="29"/>
         <w:bidi w:val="0"/>
       </w:pPr>
       <w:r>
@@ -2594,14 +2626,14 @@
     </w:p>
     <w:p>
       <w:pPr>
-        <w:pStyle w:val="1"/>
+        <w:pStyle w:val="28"/>
         <w:bidi w:val="0"/>
         <w:rPr>
           <w:rFonts w:hint="eastAsia"/>
           <w:lang w:val="en-US" w:eastAsia="zh-CN"/>
         </w:rPr>
       </w:pPr>
-      <w:bookmarkStart w:id="3" w:name="_Toc21180"/>
+      <w:bookmarkStart w:id="3" w:name="_Toc964"/>
       <w:r>
         <w:rPr>
           <w:rFonts w:hint="eastAsia"/>
@@ -2613,7 +2645,7 @@
     </w:p>
     <w:p>
       <w:pPr>
-        <w:pStyle w:val="a1"/>
+        <w:pStyle w:val="29"/>
         <w:bidi w:val="0"/>
         <w:rPr>
           <w:rFonts w:hint="eastAsia"/>
@@ -2626,11 +2658,11 @@
     </w:p>
     <w:p>
       <w:pPr>
-        <w:pStyle w:val="1"/>
+        <w:pStyle w:val="28"/>
         <w:bidi w:val="0"/>
       </w:pPr>
       <w:bookmarkStart w:id="4" w:name="_Toc23109"/>
-      <w:bookmarkStart w:id="5" w:name="_Toc4956"/>
+      <w:bookmarkStart w:id="5" w:name="_Toc11703"/>
       <w:r>
         <w:rPr>
           <w:rFonts w:hint="eastAsia"/>
@@ -2646,7 +2678,7 @@
     </w:p>
     <w:p>
       <w:pPr>
-        <w:pStyle w:val="a1"/>
+        <w:pStyle w:val="29"/>
         <w:bidi w:val="0"/>
       </w:pPr>
       <w:r>
@@ -2655,14 +2687,14 @@
     </w:p>
     <w:p>
       <w:pPr>
-        <w:pStyle w:val="1"/>
+        <w:pStyle w:val="28"/>
         <w:bidi w:val="0"/>
         <w:rPr>
           <w:rFonts w:hint="eastAsia"/>
           <w:lang w:val="en-US" w:eastAsia="zh-CN"/>
         </w:rPr>
       </w:pPr>
-      <w:bookmarkStart w:id="6" w:name="_Toc31238"/>
+      <w:bookmarkStart w:id="6" w:name="_Toc10589"/>
       <w:r>
         <w:rPr>
           <w:rFonts w:hint="eastAsia"/>
@@ -2674,14 +2706,14 @@
     </w:p>
     <w:p>
       <w:pPr>
-        <w:pStyle w:val="2"/>
+        <w:pStyle w:val="30"/>
         <w:bidi w:val="0"/>
         <w:rPr>
           <w:rFonts w:hint="eastAsia"/>
           <w:lang w:val="en-US" w:eastAsia="zh-CN"/>
         </w:rPr>
       </w:pPr>
-      <w:bookmarkStart w:id="7" w:name="_Toc22428"/>
+      <w:bookmarkStart w:id="7" w:name="_Toc14880"/>
       <w:r>
         <w:rPr>
           <w:rFonts w:hint="eastAsia"/>
@@ -2693,13 +2725,13 @@
     </w:p>
     <w:p>
       <w:pPr>
-        <w:pStyle w:val="a3"/>
+        <w:pStyle w:val="39"/>
         <w:numPr>
           <w:ilvl w:val="0"/>
           <w:numId w:val="2"/>
         </w:numPr>
         <w:bidi w:val="0"/>
-        <w:ind w:left="425" w:hanging="425" w:leftChars="0" w:firstLineChars="0"/>
+        <w:ind w:left="425" w:leftChars="0" w:hanging="425" w:firstLineChars="0"/>
       </w:pPr>
       <w:r>
         <w:t>对所负责的项目定期与客户进行联系与沟通；</w:t>
@@ -2707,13 +2739,13 @@
     </w:p>
     <w:p>
       <w:pPr>
-        <w:pStyle w:val="a3"/>
+        <w:pStyle w:val="39"/>
         <w:numPr>
           <w:ilvl w:val="0"/>
           <w:numId w:val="2"/>
         </w:numPr>
         <w:bidi w:val="0"/>
-        <w:ind w:left="425" w:hanging="425" w:leftChars="0" w:firstLineChars="0"/>
+        <w:ind w:left="425" w:leftChars="0" w:hanging="425" w:firstLineChars="0"/>
       </w:pPr>
       <w:r>
         <w:t>听取客户意见和建议，并对意见或建议进行分析处理。</w:t>
@@ -2721,14 +2753,14 @@
     </w:p>
     <w:p>
       <w:pPr>
-        <w:pStyle w:val="2"/>
+        <w:pStyle w:val="30"/>
         <w:bidi w:val="0"/>
         <w:rPr>
           <w:rFonts w:hint="default"/>
           <w:lang w:val="en-US" w:eastAsia="zh-CN"/>
         </w:rPr>
       </w:pPr>
-      <w:bookmarkStart w:id="8" w:name="_Toc10379"/>
+      <w:bookmarkStart w:id="8" w:name="_Toc27686"/>
       <w:r>
         <w:rPr>
           <w:rFonts w:hint="eastAsia"/>
@@ -2740,13 +2772,13 @@
     </w:p>
     <w:p>
       <w:pPr>
-        <w:pStyle w:val="a3"/>
+        <w:pStyle w:val="39"/>
         <w:numPr>
           <w:ilvl w:val="0"/>
           <w:numId w:val="3"/>
         </w:numPr>
         <w:bidi w:val="0"/>
-        <w:ind w:left="425" w:hanging="425" w:leftChars="0" w:firstLineChars="0"/>
+        <w:ind w:left="425" w:leftChars="0" w:hanging="425" w:firstLineChars="0"/>
       </w:pPr>
       <w:r>
         <w:t>对报障与服务请求与客户进行沟通；</w:t>
@@ -2754,13 +2786,13 @@
     </w:p>
     <w:p>
       <w:pPr>
-        <w:pStyle w:val="a3"/>
+        <w:pStyle w:val="39"/>
         <w:numPr>
           <w:ilvl w:val="0"/>
           <w:numId w:val="3"/>
         </w:numPr>
         <w:bidi w:val="0"/>
-        <w:ind w:left="425" w:hanging="425" w:leftChars="0" w:firstLineChars="0"/>
+        <w:ind w:left="425" w:leftChars="0" w:hanging="425" w:firstLineChars="0"/>
       </w:pPr>
       <w:r>
         <w:t>对处理完成的保障与服务请求进行客户回访，听取客户提出的意见；</w:t>
@@ -2768,13 +2800,13 @@
     </w:p>
     <w:p>
       <w:pPr>
-        <w:pStyle w:val="a3"/>
+        <w:pStyle w:val="39"/>
         <w:numPr>
           <w:ilvl w:val="0"/>
           <w:numId w:val="3"/>
         </w:numPr>
         <w:bidi w:val="0"/>
-        <w:ind w:left="425" w:hanging="425" w:leftChars="0" w:firstLineChars="0"/>
+        <w:ind w:left="425" w:leftChars="0" w:hanging="425" w:firstLineChars="0"/>
       </w:pPr>
       <w:r>
         <w:t>对客户的投诉进行沟通，并积极上报。</w:t>
@@ -2782,14 +2814,14 @@
     </w:p>
     <w:p>
       <w:pPr>
-        <w:pStyle w:val="1"/>
+        <w:pStyle w:val="28"/>
         <w:bidi w:val="0"/>
         <w:rPr>
           <w:rFonts w:hint="default"/>
           <w:lang w:val="en-US" w:eastAsia="zh-CN"/>
         </w:rPr>
       </w:pPr>
-      <w:bookmarkStart w:id="9" w:name="_Toc23897"/>
+      <w:bookmarkStart w:id="9" w:name="_Toc6867"/>
       <w:r>
         <w:rPr>
           <w:rFonts w:hint="eastAsia"/>
@@ -2801,10 +2833,10 @@
     </w:p>
     <w:p>
       <w:pPr>
-        <w:pStyle w:val="2"/>
+        <w:pStyle w:val="30"/>
         <w:bidi w:val="0"/>
       </w:pPr>
-      <w:bookmarkStart w:id="10" w:name="_Toc23053"/>
+      <w:bookmarkStart w:id="10" w:name="_Toc11138"/>
       <w:r>
         <w:t>沟通矩阵</w:t>
       </w:r>
@@ -2817,16 +2849,16 @@
     </w:p>
     <w:tbl>
       <w:tblPr>
-        <w:tblStyle w:val="TableNormal0"/>
+        <w:tblStyle w:val="26"/>
         <w:tblW w:w="7014" w:type="dxa"/>
         <w:tblInd w:w="0" w:type="dxa"/>
         <w:tblBorders>
-          <w:top w:val="single" w:sz="2" w:space="0" w:color="000000"/>
-          <w:left w:val="single" w:sz="2" w:space="0" w:color="000000"/>
-          <w:bottom w:val="single" w:sz="2" w:space="0" w:color="000000"/>
-          <w:right w:val="single" w:sz="2" w:space="0" w:color="000000"/>
-          <w:insideH w:val="single" w:sz="2" w:space="0" w:color="000000"/>
-          <w:insideV w:val="single" w:sz="2" w:space="0" w:color="000000"/>
+          <w:top w:val="single" w:color="000000" w:sz="2" w:space="0"/>
+          <w:left w:val="single" w:color="000000" w:sz="2" w:space="0"/>
+          <w:bottom w:val="single" w:color="000000" w:sz="2" w:space="0"/>
+          <w:right w:val="single" w:color="000000" w:sz="2" w:space="0"/>
+          <w:insideH w:val="single" w:color="000000" w:sz="2" w:space="0"/>
+          <w:insideV w:val="single" w:color="000000" w:sz="2" w:space="0"/>
         </w:tblBorders>
         <w:tblLayout w:type="fixed"/>
         <w:tblCellMar>
@@ -2843,17 +2875,14 @@
       </w:tblGrid>
       <w:tr>
         <w:tblPrEx>
-          <w:tblW w:w="7014" w:type="dxa"/>
-          <w:tblInd w:w="0" w:type="dxa"/>
           <w:tblBorders>
-            <w:top w:val="single" w:sz="2" w:space="0" w:color="000000"/>
-            <w:left w:val="single" w:sz="2" w:space="0" w:color="000000"/>
-            <w:bottom w:val="single" w:sz="2" w:space="0" w:color="000000"/>
-            <w:right w:val="single" w:sz="2" w:space="0" w:color="000000"/>
-            <w:insideH w:val="single" w:sz="2" w:space="0" w:color="000000"/>
-            <w:insideV w:val="single" w:sz="2" w:space="0" w:color="000000"/>
+            <w:top w:val="single" w:color="000000" w:sz="2" w:space="0"/>
+            <w:left w:val="single" w:color="000000" w:sz="2" w:space="0"/>
+            <w:bottom w:val="single" w:color="000000" w:sz="2" w:space="0"/>
+            <w:right w:val="single" w:color="000000" w:sz="2" w:space="0"/>
+            <w:insideH w:val="single" w:color="000000" w:sz="2" w:space="0"/>
+            <w:insideV w:val="single" w:color="000000" w:sz="2" w:space="0"/>
           </w:tblBorders>
-          <w:tblLayout w:type="fixed"/>
           <w:tblCellMar>
             <w:top w:w="0" w:type="dxa"/>
             <w:left w:w="0" w:type="dxa"/>
@@ -2862,7 +2891,7 @@
           </w:tblCellMar>
         </w:tblPrEx>
         <w:trPr>
-          <w:trHeight w:val="280"/>
+          <w:trHeight w:val="280" w:hRule="atLeast"/>
         </w:trPr>
         <w:tc>
           <w:tcPr>
@@ -2874,14 +2903,14 @@
               <w:spacing w:before="33" w:line="218" w:lineRule="auto"/>
               <w:ind w:left="1421"/>
               <w:rPr>
-                <w:rFonts w:ascii="宋体" w:eastAsia="宋体" w:hAnsi="宋体" w:cs="宋体"/>
+                <w:rFonts w:ascii="宋体" w:hAnsi="宋体" w:eastAsia="宋体" w:cs="宋体"/>
                 <w:sz w:val="20"/>
                 <w:szCs w:val="20"/>
               </w:rPr>
             </w:pPr>
             <w:r>
               <w:rPr>
-                <w:rFonts w:ascii="宋体" w:eastAsia="宋体" w:hAnsi="宋体" w:cs="宋体"/>
+                <w:rFonts w:ascii="宋体" w:hAnsi="宋体" w:eastAsia="宋体" w:cs="宋体"/>
                 <w:b/>
                 <w:bCs/>
                 <w:spacing w:val="5"/>
@@ -2902,14 +2931,14 @@
               <w:spacing w:before="33" w:line="218" w:lineRule="auto"/>
               <w:ind w:left="427"/>
               <w:rPr>
-                <w:rFonts w:ascii="宋体" w:eastAsia="宋体" w:hAnsi="宋体" w:cs="宋体"/>
+                <w:rFonts w:ascii="宋体" w:hAnsi="宋体" w:eastAsia="宋体" w:cs="宋体"/>
                 <w:sz w:val="20"/>
                 <w:szCs w:val="20"/>
               </w:rPr>
             </w:pPr>
             <w:r>
               <w:rPr>
-                <w:rFonts w:ascii="宋体" w:eastAsia="宋体" w:hAnsi="宋体" w:cs="宋体"/>
+                <w:rFonts w:ascii="宋体" w:hAnsi="宋体" w:eastAsia="宋体" w:cs="宋体"/>
                 <w:b/>
                 <w:bCs/>
                 <w:spacing w:val="4"/>
@@ -2930,7 +2959,7 @@
               <w:spacing w:before="33" w:line="218" w:lineRule="auto"/>
               <w:ind w:left="439"/>
               <w:rPr>
-                <w:rFonts w:ascii="宋体" w:eastAsia="宋体" w:hAnsi="宋体" w:cs="宋体" w:hint="eastAsia"/>
+                <w:rFonts w:hint="eastAsia" w:ascii="宋体" w:hAnsi="宋体" w:eastAsia="宋体" w:cs="宋体"/>
                 <w:sz w:val="20"/>
                 <w:szCs w:val="20"/>
                 <w:lang w:eastAsia="zh-CN"/>
@@ -2938,7 +2967,7 @@
             </w:pPr>
             <w:r>
               <w:rPr>
-                <w:rFonts w:ascii="宋体" w:eastAsia="宋体" w:hAnsi="宋体" w:cs="宋体" w:hint="eastAsia"/>
+                <w:rFonts w:hint="eastAsia" w:ascii="宋体" w:hAnsi="宋体" w:eastAsia="宋体" w:cs="宋体"/>
                 <w:b/>
                 <w:bCs/>
                 <w:spacing w:val="6"/>
@@ -2953,9 +2982,14 @@
       </w:tr>
       <w:tr>
         <w:tblPrEx>
-          <w:tblW w:w="7014" w:type="dxa"/>
-          <w:tblInd w:w="0" w:type="dxa"/>
-          <w:tblLayout w:type="fixed"/>
+          <w:tblBorders>
+            <w:top w:val="single" w:color="000000" w:sz="2" w:space="0"/>
+            <w:left w:val="single" w:color="000000" w:sz="2" w:space="0"/>
+            <w:bottom w:val="single" w:color="000000" w:sz="2" w:space="0"/>
+            <w:right w:val="single" w:color="000000" w:sz="2" w:space="0"/>
+            <w:insideH w:val="single" w:color="000000" w:sz="2" w:space="0"/>
+            <w:insideV w:val="single" w:color="000000" w:sz="2" w:space="0"/>
+          </w:tblBorders>
           <w:tblCellMar>
             <w:top w:w="0" w:type="dxa"/>
             <w:left w:w="0" w:type="dxa"/>
@@ -2964,7 +2998,7 @@
           </w:tblCellMar>
         </w:tblPrEx>
         <w:trPr>
-          <w:trHeight w:val="407"/>
+          <w:trHeight w:val="407" w:hRule="atLeast"/>
         </w:trPr>
         <w:tc>
           <w:tcPr>
@@ -2975,14 +3009,14 @@
               <w:spacing w:before="94" w:line="228" w:lineRule="auto"/>
               <w:ind w:left="865"/>
               <w:rPr>
-                <w:rFonts w:ascii="宋体" w:eastAsia="宋体" w:hAnsi="宋体" w:cs="宋体"/>
+                <w:rFonts w:ascii="宋体" w:hAnsi="宋体" w:eastAsia="宋体" w:cs="宋体"/>
                 <w:sz w:val="20"/>
                 <w:szCs w:val="20"/>
               </w:rPr>
             </w:pPr>
             <w:r>
               <w:rPr>
-                <w:rFonts w:ascii="宋体" w:eastAsia="宋体" w:hAnsi="宋体" w:cs="宋体"/>
+                <w:rFonts w:ascii="宋体" w:hAnsi="宋体" w:eastAsia="宋体" w:cs="宋体"/>
                 <w:spacing w:val="8"/>
                 <w:sz w:val="20"/>
                 <w:szCs w:val="20"/>
@@ -3000,14 +3034,14 @@
               <w:spacing w:before="94" w:line="268" w:lineRule="exact"/>
               <w:ind w:left="660"/>
               <w:rPr>
-                <w:rFonts w:ascii="宋体" w:eastAsia="宋体" w:hAnsi="宋体" w:cs="宋体"/>
+                <w:rFonts w:ascii="宋体" w:hAnsi="宋体" w:eastAsia="宋体" w:cs="宋体"/>
                 <w:sz w:val="20"/>
                 <w:szCs w:val="20"/>
               </w:rPr>
             </w:pPr>
             <w:r>
               <w:rPr>
-                <w:rFonts w:ascii="宋体" w:eastAsia="宋体" w:hAnsi="宋体" w:cs="宋体"/>
+                <w:rFonts w:ascii="宋体" w:hAnsi="宋体" w:eastAsia="宋体" w:cs="宋体"/>
                 <w:position w:val="1"/>
                 <w:sz w:val="20"/>
                 <w:szCs w:val="20"/>
@@ -3025,14 +3059,14 @@
               <w:spacing w:before="94" w:line="268" w:lineRule="exact"/>
               <w:ind w:left="1091"/>
               <w:rPr>
-                <w:rFonts w:ascii="宋体" w:eastAsia="宋体" w:hAnsi="宋体" w:cs="宋体"/>
+                <w:rFonts w:ascii="宋体" w:hAnsi="宋体" w:eastAsia="宋体" w:cs="宋体"/>
                 <w:sz w:val="20"/>
                 <w:szCs w:val="20"/>
               </w:rPr>
             </w:pPr>
             <w:r>
               <w:rPr>
-                <w:rFonts w:ascii="宋体" w:eastAsia="宋体" w:hAnsi="宋体" w:cs="宋体"/>
+                <w:rFonts w:ascii="宋体" w:hAnsi="宋体" w:eastAsia="宋体" w:cs="宋体"/>
                 <w:position w:val="1"/>
                 <w:sz w:val="20"/>
                 <w:szCs w:val="20"/>
@@ -3044,9 +3078,14 @@
       </w:tr>
       <w:tr>
         <w:tblPrEx>
-          <w:tblW w:w="7014" w:type="dxa"/>
-          <w:tblInd w:w="0" w:type="dxa"/>
-          <w:tblLayout w:type="fixed"/>
+          <w:tblBorders>
+            <w:top w:val="single" w:color="000000" w:sz="2" w:space="0"/>
+            <w:left w:val="single" w:color="000000" w:sz="2" w:space="0"/>
+            <w:bottom w:val="single" w:color="000000" w:sz="2" w:space="0"/>
+            <w:right w:val="single" w:color="000000" w:sz="2" w:space="0"/>
+            <w:insideH w:val="single" w:color="000000" w:sz="2" w:space="0"/>
+            <w:insideV w:val="single" w:color="000000" w:sz="2" w:space="0"/>
+          </w:tblBorders>
           <w:tblCellMar>
             <w:top w:w="0" w:type="dxa"/>
             <w:left w:w="0" w:type="dxa"/>
@@ -3055,7 +3094,7 @@
           </w:tblCellMar>
         </w:tblPrEx>
         <w:trPr>
-          <w:trHeight w:val="407"/>
+          <w:trHeight w:val="407" w:hRule="atLeast"/>
         </w:trPr>
         <w:tc>
           <w:tcPr>
@@ -3066,14 +3105,14 @@
               <w:spacing w:before="95" w:line="226" w:lineRule="auto"/>
               <w:ind w:left="1181"/>
               <w:rPr>
-                <w:rFonts w:ascii="宋体" w:eastAsia="宋体" w:hAnsi="宋体" w:cs="宋体"/>
+                <w:rFonts w:ascii="宋体" w:hAnsi="宋体" w:eastAsia="宋体" w:cs="宋体"/>
                 <w:sz w:val="20"/>
                 <w:szCs w:val="20"/>
               </w:rPr>
             </w:pPr>
             <w:r>
               <w:rPr>
-                <w:rFonts w:ascii="宋体" w:eastAsia="宋体" w:hAnsi="宋体" w:cs="宋体"/>
+                <w:rFonts w:ascii="宋体" w:hAnsi="宋体" w:eastAsia="宋体" w:cs="宋体"/>
                 <w:spacing w:val="7"/>
                 <w:sz w:val="20"/>
                 <w:szCs w:val="20"/>
@@ -3088,7 +3127,7 @@
           </w:tcPr>
           <w:p>
             <w:pPr>
-              <w:pStyle w:val="TableText"/>
+              <w:pStyle w:val="27"/>
             </w:pPr>
           </w:p>
         </w:tc>
@@ -3101,14 +3140,14 @@
               <w:spacing w:before="95" w:line="267" w:lineRule="exact"/>
               <w:ind w:left="1091"/>
               <w:rPr>
-                <w:rFonts w:ascii="宋体" w:eastAsia="宋体" w:hAnsi="宋体" w:cs="宋体"/>
+                <w:rFonts w:ascii="宋体" w:hAnsi="宋体" w:eastAsia="宋体" w:cs="宋体"/>
                 <w:sz w:val="20"/>
                 <w:szCs w:val="20"/>
               </w:rPr>
             </w:pPr>
             <w:r>
               <w:rPr>
-                <w:rFonts w:ascii="宋体" w:eastAsia="宋体" w:hAnsi="宋体" w:cs="宋体"/>
+                <w:rFonts w:ascii="宋体" w:hAnsi="宋体" w:eastAsia="宋体" w:cs="宋体"/>
                 <w:position w:val="1"/>
                 <w:sz w:val="20"/>
                 <w:szCs w:val="20"/>
@@ -3120,9 +3159,14 @@
       </w:tr>
       <w:tr>
         <w:tblPrEx>
-          <w:tblW w:w="7014" w:type="dxa"/>
-          <w:tblInd w:w="0" w:type="dxa"/>
-          <w:tblLayout w:type="fixed"/>
+          <w:tblBorders>
+            <w:top w:val="single" w:color="000000" w:sz="2" w:space="0"/>
+            <w:left w:val="single" w:color="000000" w:sz="2" w:space="0"/>
+            <w:bottom w:val="single" w:color="000000" w:sz="2" w:space="0"/>
+            <w:right w:val="single" w:color="000000" w:sz="2" w:space="0"/>
+            <w:insideH w:val="single" w:color="000000" w:sz="2" w:space="0"/>
+            <w:insideV w:val="single" w:color="000000" w:sz="2" w:space="0"/>
+          </w:tblBorders>
           <w:tblCellMar>
             <w:top w:w="0" w:type="dxa"/>
             <w:left w:w="0" w:type="dxa"/>
@@ -3131,7 +3175,7 @@
           </w:tblCellMar>
         </w:tblPrEx>
         <w:trPr>
-          <w:trHeight w:val="405"/>
+          <w:trHeight w:val="405" w:hRule="atLeast"/>
         </w:trPr>
         <w:tc>
           <w:tcPr>
@@ -3142,14 +3186,14 @@
               <w:spacing w:before="96" w:line="228" w:lineRule="auto"/>
               <w:ind w:left="1184"/>
               <w:rPr>
-                <w:rFonts w:ascii="宋体" w:eastAsia="宋体" w:hAnsi="宋体" w:cs="宋体"/>
+                <w:rFonts w:ascii="宋体" w:hAnsi="宋体" w:eastAsia="宋体" w:cs="宋体"/>
                 <w:sz w:val="20"/>
                 <w:szCs w:val="20"/>
               </w:rPr>
             </w:pPr>
             <w:r>
               <w:rPr>
-                <w:rFonts w:ascii="宋体" w:eastAsia="宋体" w:hAnsi="宋体" w:cs="宋体"/>
+                <w:rFonts w:ascii="宋体" w:hAnsi="宋体" w:eastAsia="宋体" w:cs="宋体"/>
                 <w:spacing w:val="6"/>
                 <w:sz w:val="20"/>
                 <w:szCs w:val="20"/>
@@ -3164,7 +3208,7 @@
           </w:tcPr>
           <w:p>
             <w:pPr>
-              <w:pStyle w:val="TableText"/>
+              <w:pStyle w:val="27"/>
             </w:pPr>
           </w:p>
         </w:tc>
@@ -3177,14 +3221,14 @@
               <w:spacing w:before="96" w:line="267" w:lineRule="exact"/>
               <w:ind w:left="1091"/>
               <w:rPr>
-                <w:rFonts w:ascii="宋体" w:eastAsia="宋体" w:hAnsi="宋体" w:cs="宋体"/>
+                <w:rFonts w:ascii="宋体" w:hAnsi="宋体" w:eastAsia="宋体" w:cs="宋体"/>
                 <w:sz w:val="20"/>
                 <w:szCs w:val="20"/>
               </w:rPr>
             </w:pPr>
             <w:r>
               <w:rPr>
-                <w:rFonts w:ascii="宋体" w:eastAsia="宋体" w:hAnsi="宋体" w:cs="宋体"/>
+                <w:rFonts w:ascii="宋体" w:hAnsi="宋体" w:eastAsia="宋体" w:cs="宋体"/>
                 <w:position w:val="1"/>
                 <w:sz w:val="20"/>
                 <w:szCs w:val="20"/>
@@ -3196,9 +3240,14 @@
       </w:tr>
       <w:tr>
         <w:tblPrEx>
-          <w:tblW w:w="7014" w:type="dxa"/>
-          <w:tblInd w:w="0" w:type="dxa"/>
-          <w:tblLayout w:type="fixed"/>
+          <w:tblBorders>
+            <w:top w:val="single" w:color="000000" w:sz="2" w:space="0"/>
+            <w:left w:val="single" w:color="000000" w:sz="2" w:space="0"/>
+            <w:bottom w:val="single" w:color="000000" w:sz="2" w:space="0"/>
+            <w:right w:val="single" w:color="000000" w:sz="2" w:space="0"/>
+            <w:insideH w:val="single" w:color="000000" w:sz="2" w:space="0"/>
+            <w:insideV w:val="single" w:color="000000" w:sz="2" w:space="0"/>
+          </w:tblBorders>
           <w:tblCellMar>
             <w:top w:w="0" w:type="dxa"/>
             <w:left w:w="0" w:type="dxa"/>
@@ -3207,7 +3256,7 @@
           </w:tblCellMar>
         </w:tblPrEx>
         <w:trPr>
-          <w:trHeight w:val="407"/>
+          <w:trHeight w:val="407" w:hRule="atLeast"/>
         </w:trPr>
         <w:tc>
           <w:tcPr>
@@ -3218,14 +3267,14 @@
               <w:spacing w:before="96" w:line="228" w:lineRule="auto"/>
               <w:ind w:left="1410"/>
               <w:rPr>
-                <w:rFonts w:ascii="宋体" w:eastAsia="宋体" w:hAnsi="宋体" w:cs="宋体"/>
+                <w:rFonts w:ascii="宋体" w:hAnsi="宋体" w:eastAsia="宋体" w:cs="宋体"/>
                 <w:sz w:val="20"/>
                 <w:szCs w:val="20"/>
               </w:rPr>
             </w:pPr>
             <w:r>
               <w:rPr>
-                <w:rFonts w:ascii="宋体" w:eastAsia="宋体" w:hAnsi="宋体" w:cs="宋体"/>
+                <w:rFonts w:ascii="宋体" w:hAnsi="宋体" w:eastAsia="宋体" w:cs="宋体"/>
                 <w:spacing w:val="-6"/>
                 <w:sz w:val="20"/>
                 <w:szCs w:val="20"/>
@@ -3243,14 +3292,14 @@
               <w:spacing w:before="96" w:line="268" w:lineRule="exact"/>
               <w:ind w:left="660"/>
               <w:rPr>
-                <w:rFonts w:ascii="宋体" w:eastAsia="宋体" w:hAnsi="宋体" w:cs="宋体"/>
+                <w:rFonts w:ascii="宋体" w:hAnsi="宋体" w:eastAsia="宋体" w:cs="宋体"/>
                 <w:sz w:val="20"/>
                 <w:szCs w:val="20"/>
               </w:rPr>
             </w:pPr>
             <w:r>
               <w:rPr>
-                <w:rFonts w:ascii="宋体" w:eastAsia="宋体" w:hAnsi="宋体" w:cs="宋体"/>
+                <w:rFonts w:ascii="宋体" w:hAnsi="宋体" w:eastAsia="宋体" w:cs="宋体"/>
                 <w:position w:val="1"/>
                 <w:sz w:val="20"/>
                 <w:szCs w:val="20"/>
@@ -3265,16 +3314,21 @@
           </w:tcPr>
           <w:p>
             <w:pPr>
-              <w:pStyle w:val="TableText"/>
+              <w:pStyle w:val="27"/>
             </w:pPr>
           </w:p>
         </w:tc>
       </w:tr>
       <w:tr>
         <w:tblPrEx>
-          <w:tblW w:w="7014" w:type="dxa"/>
-          <w:tblInd w:w="0" w:type="dxa"/>
-          <w:tblLayout w:type="fixed"/>
+          <w:tblBorders>
+            <w:top w:val="single" w:color="000000" w:sz="2" w:space="0"/>
+            <w:left w:val="single" w:color="000000" w:sz="2" w:space="0"/>
+            <w:bottom w:val="single" w:color="000000" w:sz="2" w:space="0"/>
+            <w:right w:val="single" w:color="000000" w:sz="2" w:space="0"/>
+            <w:insideH w:val="single" w:color="000000" w:sz="2" w:space="0"/>
+            <w:insideV w:val="single" w:color="000000" w:sz="2" w:space="0"/>
+          </w:tblBorders>
           <w:tblCellMar>
             <w:top w:w="0" w:type="dxa"/>
             <w:left w:w="0" w:type="dxa"/>
@@ -3283,7 +3337,7 @@
           </w:tblCellMar>
         </w:tblPrEx>
         <w:trPr>
-          <w:trHeight w:val="407"/>
+          <w:trHeight w:val="407" w:hRule="atLeast"/>
         </w:trPr>
         <w:tc>
           <w:tcPr>
@@ -3294,14 +3348,14 @@
               <w:spacing w:before="96" w:line="228" w:lineRule="auto"/>
               <w:ind w:left="1075"/>
               <w:rPr>
-                <w:rFonts w:ascii="宋体" w:eastAsia="宋体" w:hAnsi="宋体" w:cs="宋体"/>
+                <w:rFonts w:ascii="宋体" w:hAnsi="宋体" w:eastAsia="宋体" w:cs="宋体"/>
                 <w:sz w:val="20"/>
                 <w:szCs w:val="20"/>
               </w:rPr>
             </w:pPr>
             <w:r>
               <w:rPr>
-                <w:rFonts w:ascii="宋体" w:eastAsia="宋体" w:hAnsi="宋体" w:cs="宋体"/>
+                <w:rFonts w:ascii="宋体" w:hAnsi="宋体" w:eastAsia="宋体" w:cs="宋体"/>
                 <w:spacing w:val="8"/>
                 <w:sz w:val="20"/>
                 <w:szCs w:val="20"/>
@@ -3316,7 +3370,7 @@
           </w:tcPr>
           <w:p>
             <w:pPr>
-              <w:pStyle w:val="TableText"/>
+              <w:pStyle w:val="27"/>
             </w:pPr>
           </w:p>
         </w:tc>
@@ -3329,14 +3383,14 @@
               <w:spacing w:before="97" w:line="267" w:lineRule="exact"/>
               <w:ind w:left="1091"/>
               <w:rPr>
-                <w:rFonts w:ascii="宋体" w:eastAsia="宋体" w:hAnsi="宋体" w:cs="宋体"/>
+                <w:rFonts w:ascii="宋体" w:hAnsi="宋体" w:eastAsia="宋体" w:cs="宋体"/>
                 <w:sz w:val="20"/>
                 <w:szCs w:val="20"/>
               </w:rPr>
             </w:pPr>
             <w:r>
               <w:rPr>
-                <w:rFonts w:ascii="宋体" w:eastAsia="宋体" w:hAnsi="宋体" w:cs="宋体"/>
+                <w:rFonts w:ascii="宋体" w:hAnsi="宋体" w:eastAsia="宋体" w:cs="宋体"/>
                 <w:position w:val="1"/>
                 <w:sz w:val="20"/>
                 <w:szCs w:val="20"/>
@@ -3348,9 +3402,14 @@
       </w:tr>
       <w:tr>
         <w:tblPrEx>
-          <w:tblW w:w="7014" w:type="dxa"/>
-          <w:tblInd w:w="0" w:type="dxa"/>
-          <w:tblLayout w:type="fixed"/>
+          <w:tblBorders>
+            <w:top w:val="single" w:color="000000" w:sz="2" w:space="0"/>
+            <w:left w:val="single" w:color="000000" w:sz="2" w:space="0"/>
+            <w:bottom w:val="single" w:color="000000" w:sz="2" w:space="0"/>
+            <w:right w:val="single" w:color="000000" w:sz="2" w:space="0"/>
+            <w:insideH w:val="single" w:color="000000" w:sz="2" w:space="0"/>
+            <w:insideV w:val="single" w:color="000000" w:sz="2" w:space="0"/>
+          </w:tblBorders>
           <w:tblCellMar>
             <w:top w:w="0" w:type="dxa"/>
             <w:left w:w="0" w:type="dxa"/>
@@ -3359,7 +3418,7 @@
           </w:tblCellMar>
         </w:tblPrEx>
         <w:trPr>
-          <w:trHeight w:val="409"/>
+          <w:trHeight w:val="409" w:hRule="atLeast"/>
         </w:trPr>
         <w:tc>
           <w:tcPr>
@@ -3370,14 +3429,14 @@
               <w:spacing w:before="98" w:line="228" w:lineRule="auto"/>
               <w:ind w:left="1392"/>
               <w:rPr>
-                <w:rFonts w:ascii="宋体" w:eastAsia="宋体" w:hAnsi="宋体" w:cs="宋体"/>
+                <w:rFonts w:ascii="宋体" w:hAnsi="宋体" w:eastAsia="宋体" w:cs="宋体"/>
                 <w:sz w:val="20"/>
                 <w:szCs w:val="20"/>
               </w:rPr>
             </w:pPr>
             <w:r>
               <w:rPr>
-                <w:rFonts w:ascii="宋体" w:eastAsia="宋体" w:hAnsi="宋体" w:cs="宋体"/>
+                <w:rFonts w:ascii="宋体" w:hAnsi="宋体" w:eastAsia="宋体" w:cs="宋体"/>
                 <w:spacing w:val="3"/>
                 <w:sz w:val="20"/>
                 <w:szCs w:val="20"/>
@@ -3395,14 +3454,14 @@
               <w:spacing w:before="98" w:line="267" w:lineRule="exact"/>
               <w:ind w:left="660"/>
               <w:rPr>
-                <w:rFonts w:ascii="宋体" w:eastAsia="宋体" w:hAnsi="宋体" w:cs="宋体"/>
+                <w:rFonts w:ascii="宋体" w:hAnsi="宋体" w:eastAsia="宋体" w:cs="宋体"/>
                 <w:sz w:val="20"/>
                 <w:szCs w:val="20"/>
               </w:rPr>
             </w:pPr>
             <w:r>
               <w:rPr>
-                <w:rFonts w:ascii="宋体" w:eastAsia="宋体" w:hAnsi="宋体" w:cs="宋体"/>
+                <w:rFonts w:ascii="宋体" w:hAnsi="宋体" w:eastAsia="宋体" w:cs="宋体"/>
                 <w:position w:val="1"/>
                 <w:sz w:val="20"/>
                 <w:szCs w:val="20"/>
@@ -3420,14 +3479,14 @@
               <w:spacing w:before="98" w:line="267" w:lineRule="exact"/>
               <w:ind w:left="1091"/>
               <w:rPr>
-                <w:rFonts w:ascii="宋体" w:eastAsia="宋体" w:hAnsi="宋体" w:cs="宋体"/>
+                <w:rFonts w:ascii="宋体" w:hAnsi="宋体" w:eastAsia="宋体" w:cs="宋体"/>
                 <w:sz w:val="20"/>
                 <w:szCs w:val="20"/>
               </w:rPr>
             </w:pPr>
             <w:r>
               <w:rPr>
-                <w:rFonts w:ascii="宋体" w:eastAsia="宋体" w:hAnsi="宋体" w:cs="宋体"/>
+                <w:rFonts w:ascii="宋体" w:hAnsi="宋体" w:eastAsia="宋体" w:cs="宋体"/>
                 <w:position w:val="1"/>
                 <w:sz w:val="20"/>
                 <w:szCs w:val="20"/>
@@ -3440,14 +3499,14 @@
     </w:tbl>
     <w:p>
       <w:pPr>
-        <w:pStyle w:val="2"/>
+        <w:pStyle w:val="30"/>
         <w:bidi w:val="0"/>
         <w:rPr>
           <w:rFonts w:hint="default"/>
           <w:lang w:val="en-US" w:eastAsia="zh-CN"/>
         </w:rPr>
       </w:pPr>
-      <w:bookmarkStart w:id="11" w:name="_Toc7371"/>
+      <w:bookmarkStart w:id="11" w:name="_Toc8833"/>
       <w:r>
         <w:rPr>
           <w:rFonts w:hint="eastAsia"/>
@@ -3459,13 +3518,13 @@
     </w:p>
     <w:p>
       <w:pPr>
-        <w:pStyle w:val="a3"/>
+        <w:pStyle w:val="39"/>
         <w:numPr>
           <w:ilvl w:val="0"/>
           <w:numId w:val="4"/>
         </w:numPr>
         <w:bidi w:val="0"/>
-        <w:ind w:left="425" w:hanging="425" w:leftChars="0" w:firstLineChars="0"/>
+        <w:ind w:left="425" w:leftChars="0" w:hanging="425" w:firstLineChars="0"/>
       </w:pPr>
       <w:r>
         <w:rPr>
@@ -3480,13 +3539,13 @@
     </w:p>
     <w:p>
       <w:pPr>
-        <w:pStyle w:val="a3"/>
+        <w:pStyle w:val="39"/>
         <w:numPr>
           <w:ilvl w:val="0"/>
           <w:numId w:val="4"/>
         </w:numPr>
         <w:bidi w:val="0"/>
-        <w:ind w:left="425" w:hanging="425" w:leftChars="0" w:firstLineChars="0"/>
+        <w:ind w:left="425" w:leftChars="0" w:hanging="425" w:firstLineChars="0"/>
       </w:pPr>
       <w:r>
         <w:t>服务台接收到客户保障、服务请求、投诉时，清晰的了解客户反馈的信息并记录，处理完成后以电话形式进行回访，听取客户的反馈。</w:t>
@@ -3494,14 +3553,14 @@
     </w:p>
     <w:p>
       <w:pPr>
-        <w:pStyle w:val="2"/>
+        <w:pStyle w:val="30"/>
         <w:bidi w:val="0"/>
       </w:pPr>
       <w:bookmarkStart w:id="12" w:name="bookmark15"/>
       <w:bookmarkEnd w:id="12"/>
       <w:bookmarkStart w:id="13" w:name="bookmark10"/>
       <w:bookmarkEnd w:id="13"/>
-      <w:bookmarkStart w:id="14" w:name="_Toc19316"/>
+      <w:bookmarkStart w:id="14" w:name="_Toc1228"/>
       <w:r>
         <w:t>沟通内容</w:t>
       </w:r>
@@ -3509,13 +3568,13 @@
     </w:p>
     <w:p>
       <w:pPr>
-        <w:pStyle w:val="a3"/>
+        <w:pStyle w:val="39"/>
         <w:numPr>
           <w:ilvl w:val="0"/>
           <w:numId w:val="5"/>
         </w:numPr>
         <w:bidi w:val="0"/>
-        <w:ind w:left="425" w:hanging="425" w:leftChars="0" w:firstLineChars="0"/>
+        <w:ind w:left="425" w:leftChars="0" w:hanging="425" w:firstLineChars="0"/>
       </w:pPr>
       <w:r>
         <w:t>客户对运维服务质量的评价、意见或建议；</w:t>
@@ -3523,13 +3582,13 @@
     </w:p>
     <w:p>
       <w:pPr>
-        <w:pStyle w:val="a3"/>
+        <w:pStyle w:val="39"/>
         <w:numPr>
           <w:ilvl w:val="0"/>
           <w:numId w:val="5"/>
         </w:numPr>
         <w:bidi w:val="0"/>
-        <w:ind w:left="425" w:hanging="425" w:leftChars="0" w:firstLineChars="0"/>
+        <w:ind w:left="425" w:leftChars="0" w:hanging="425" w:firstLineChars="0"/>
       </w:pPr>
       <w:r>
         <w:t>与客户共同探讨提升服务的方法，了解客户需求，共同建立改进计划等。</w:t>
@@ -3537,12 +3596,12 @@
     </w:p>
     <w:p>
       <w:pPr>
-        <w:pStyle w:val="2"/>
+        <w:pStyle w:val="30"/>
         <w:bidi w:val="0"/>
       </w:pPr>
       <w:bookmarkStart w:id="15" w:name="bookmark11"/>
       <w:bookmarkEnd w:id="15"/>
-      <w:bookmarkStart w:id="16" w:name="_Toc13952"/>
+      <w:bookmarkStart w:id="16" w:name="_Toc199"/>
       <w:r>
         <w:t>客户意见的分析</w:t>
       </w:r>
@@ -3550,13 +3609,13 @@
     </w:p>
     <w:p>
       <w:pPr>
-        <w:pStyle w:val="a3"/>
+        <w:pStyle w:val="39"/>
         <w:numPr>
           <w:ilvl w:val="0"/>
           <w:numId w:val="6"/>
         </w:numPr>
         <w:bidi w:val="0"/>
-        <w:ind w:left="425" w:hanging="425" w:leftChars="0" w:firstLineChars="0"/>
+        <w:ind w:left="425" w:leftChars="0" w:hanging="425" w:firstLineChars="0"/>
       </w:pPr>
       <w:r>
         <w:t>公司部门接到客户意见或建议，如该意见或建议能由本部门自行解决，对客户意见或建议的问题进行分析和处理，合理的客户意见应纳入到服务改进计划中进行实施。</w:t>
@@ -3564,12 +3623,12 @@
     </w:p>
     <w:p>
       <w:pPr>
-        <w:pStyle w:val="2"/>
+        <w:pStyle w:val="30"/>
         <w:bidi w:val="0"/>
       </w:pPr>
       <w:bookmarkStart w:id="17" w:name="bookmark12"/>
       <w:bookmarkEnd w:id="17"/>
-      <w:bookmarkStart w:id="18" w:name="_Toc15671"/>
+      <w:bookmarkStart w:id="18" w:name="_Toc31280"/>
       <w:r>
         <w:t>客户意见的处理</w:t>
       </w:r>
@@ -3577,13 +3636,13 @@
     </w:p>
     <w:p>
       <w:pPr>
-        <w:pStyle w:val="a3"/>
+        <w:pStyle w:val="39"/>
         <w:numPr>
           <w:ilvl w:val="0"/>
           <w:numId w:val="7"/>
         </w:numPr>
         <w:bidi w:val="0"/>
-        <w:ind w:left="425" w:hanging="425" w:leftChars="0" w:firstLineChars="0"/>
+        <w:ind w:left="425" w:leftChars="0" w:hanging="425" w:firstLineChars="0"/>
       </w:pPr>
       <w:r>
         <w:rPr>
@@ -3598,22 +3657,22 @@
     </w:p>
     <w:p>
       <w:pPr>
-        <w:pStyle w:val="1"/>
+        <w:pStyle w:val="28"/>
         <w:bidi w:val="0"/>
         <w:rPr>
-          <w:rStyle w:val="1Char"/>
-          <w:rFonts w:eastAsia="宋体" w:hint="default"/>
+          <w:rStyle w:val="38"/>
+          <w:rFonts w:hint="default" w:eastAsia="宋体"/>
           <w:lang w:val="en-US" w:eastAsia="zh-CN"/>
         </w:rPr>
       </w:pPr>
       <w:bookmarkStart w:id="19" w:name="bookmark3"/>
       <w:bookmarkEnd w:id="19"/>
       <w:bookmarkStart w:id="20" w:name="_Toc17424"/>
-      <w:bookmarkStart w:id="21" w:name="_Toc2731"/>
+      <w:bookmarkStart w:id="21" w:name="_Toc1049"/>
       <w:r>
         <w:rPr>
-          <w:rStyle w:val="1Char"/>
-          <w:rFonts w:eastAsia="宋体" w:hint="eastAsia"/>
+          <w:rStyle w:val="38"/>
+          <w:rFonts w:hint="eastAsia" w:eastAsia="宋体"/>
           <w:lang w:val="en-US" w:eastAsia="zh-CN"/>
         </w:rPr>
         <w:t>附则</w:t>
@@ -3641,17 +3700,17 @@
         <w:adjustRightInd w:val="0"/>
         <w:snapToGrid w:val="0"/>
         <w:spacing w:line="360" w:lineRule="auto"/>
-        <w:ind w:left="425" w:hanging="425" w:leftChars="0" w:firstLineChars="0"/>
+        <w:ind w:left="425" w:leftChars="0" w:hanging="425" w:firstLineChars="0"/>
         <w:textAlignment w:val="baseline"/>
         <w:rPr>
-          <w:rFonts w:ascii="宋体" w:eastAsia="宋体" w:hAnsi="宋体" w:cs="宋体"/>
+          <w:rFonts w:ascii="宋体" w:hAnsi="宋体" w:eastAsia="宋体" w:cs="宋体"/>
           <w:sz w:val="24"/>
           <w:szCs w:val="24"/>
         </w:rPr>
       </w:pPr>
       <w:r>
         <w:rPr>
-          <w:rFonts w:ascii="宋体" w:eastAsia="宋体" w:hAnsi="宋体" w:cs="宋体"/>
+          <w:rFonts w:ascii="宋体" w:hAnsi="宋体" w:eastAsia="宋体" w:cs="宋体"/>
           <w:spacing w:val="-1"/>
           <w:sz w:val="24"/>
           <w:szCs w:val="24"/>
@@ -3660,7 +3719,7 @@
       </w:r>
       <w:r>
         <w:rPr>
-          <w:rFonts w:ascii="宋体" w:hAnsi="宋体" w:cs="宋体" w:hint="eastAsia"/>
+          <w:rFonts w:hint="eastAsia" w:ascii="宋体" w:hAnsi="宋体" w:cs="宋体"/>
           <w:spacing w:val="-1"/>
           <w:sz w:val="24"/>
           <w:szCs w:val="24"/>
@@ -3670,7 +3729,7 @@
       </w:r>
       <w:r>
         <w:rPr>
-          <w:rFonts w:ascii="宋体" w:eastAsia="宋体" w:hAnsi="宋体" w:cs="宋体"/>
+          <w:rFonts w:ascii="宋体" w:hAnsi="宋体" w:eastAsia="宋体" w:cs="宋体"/>
           <w:spacing w:val="-1"/>
           <w:sz w:val="24"/>
           <w:szCs w:val="24"/>
@@ -3698,7 +3757,7 @@
         <w:adjustRightInd w:val="0"/>
         <w:snapToGrid w:val="0"/>
         <w:spacing w:line="360" w:lineRule="auto"/>
-        <w:ind w:left="425" w:hanging="425" w:leftChars="0" w:firstLineChars="0"/>
+        <w:ind w:left="425" w:leftChars="0" w:hanging="425" w:firstLineChars="0"/>
         <w:textAlignment w:val="baseline"/>
         <w:rPr>
           <w:rFonts w:hint="default"/>
@@ -3707,7 +3766,7 @@
       </w:pPr>
       <w:r>
         <w:rPr>
-          <w:rFonts w:ascii="宋体" w:eastAsia="宋体" w:hAnsi="宋体" w:cs="宋体"/>
+          <w:rFonts w:ascii="宋体" w:hAnsi="宋体" w:eastAsia="宋体" w:cs="宋体"/>
           <w:spacing w:val="-2"/>
           <w:sz w:val="24"/>
           <w:szCs w:val="24"/>
@@ -3717,7 +3776,7 @@
     </w:p>
     <w:p>
       <w:pPr>
-        <w:pStyle w:val="1"/>
+        <w:pStyle w:val="28"/>
         <w:bidi w:val="0"/>
         <w:rPr>
           <w:rFonts w:hint="default"/>
@@ -3726,7 +3785,7 @@
       </w:pPr>
       <w:bookmarkStart w:id="22" w:name="bookmark14"/>
       <w:bookmarkEnd w:id="22"/>
-      <w:bookmarkStart w:id="23" w:name="_Toc4593"/>
+      <w:bookmarkStart w:id="23" w:name="_Toc2406"/>
       <w:r>
         <w:rPr>
           <w:rFonts w:hint="eastAsia"/>
@@ -3738,7 +3797,7 @@
     </w:p>
     <w:p>
       <w:pPr>
-        <w:pStyle w:val="a1"/>
+        <w:pStyle w:val="29"/>
         <w:rPr>
           <w:rFonts w:hint="default"/>
           <w:lang w:val="en-US" w:eastAsia="zh-CN"/>
@@ -3754,14 +3813,14 @@
     </w:p>
     <w:p>
       <w:pPr>
-        <w:pStyle w:val="1"/>
+        <w:pStyle w:val="28"/>
         <w:bidi w:val="0"/>
         <w:rPr>
           <w:rFonts w:hint="eastAsia"/>
           <w:lang w:val="en-US" w:eastAsia="zh-CN"/>
         </w:rPr>
       </w:pPr>
-      <w:bookmarkStart w:id="24" w:name="_Toc12269"/>
+      <w:bookmarkStart w:id="24" w:name="_Toc16405"/>
       <w:r>
         <w:rPr>
           <w:rFonts w:hint="eastAsia"/>
@@ -3773,7 +3832,7 @@
     </w:p>
     <w:p>
       <w:pPr>
-        <w:pStyle w:val="a3"/>
+        <w:pStyle w:val="39"/>
         <w:bidi w:val="0"/>
       </w:pPr>
       <w:r>
@@ -3782,7 +3841,7 @@
     </w:p>
     <w:p>
       <w:pPr>
-        <w:pStyle w:val="a3"/>
+        <w:pStyle w:val="39"/>
         <w:bidi w:val="0"/>
         <w:rPr>
           <w:rFonts w:hint="eastAsia"/>
@@ -3792,37 +3851,85 @@
       <w:r>
         <w:t>服务报告</w:t>
       </w:r>
-      <w:bookmarkStart w:id="25" w:name="_GoBack"/>
-      <w:bookmarkEnd w:id="25"/>
     </w:p>
     <w:sectPr>
-      <w:headerReference w:type="default" r:id="rId4"/>
+      <w:headerReference r:id="rId5" w:type="default"/>
       <w:pgSz w:w="11906" w:h="16838"/>
       <w:pgMar w:top="1417" w:right="1800" w:bottom="1440" w:left="1800" w:header="1140" w:footer="992" w:gutter="0"/>
-      <w:cols w:num="1" w:space="425"/>
+      <w:cols w:space="425" w:num="1"/>
       <w:docGrid w:type="lines" w:linePitch="312" w:charSpace="0"/>
     </w:sectPr>
   </w:body>
 </w:document>
 </file>
 
+<file path=word/endnotes.xml><?xml version="1.0" encoding="utf-8"?>
+<w:endnotes xmlns:wpc="http://schemas.microsoft.com/office/word/2010/wordprocessingCanvas" xmlns:mc="http://schemas.openxmlformats.org/markup-compatibility/2006" xmlns:o="urn:schemas-microsoft-com:office:office" xmlns:r="http://schemas.openxmlformats.org/officeDocument/2006/relationships" xmlns:m="http://schemas.openxmlformats.org/officeDocument/2006/math" xmlns:v="urn:schemas-microsoft-com:vml" xmlns:wp14="http://schemas.microsoft.com/office/word/2010/wordprocessingDrawing" xmlns:wp="http://schemas.openxmlformats.org/drawingml/2006/wordprocessingDrawing" xmlns:w="http://schemas.openxmlformats.org/wordprocessingml/2006/main" xmlns:w14="http://schemas.microsoft.com/office/word/2010/wordml" xmlns:w15="http://schemas.microsoft.com/office/word/2012/wordml" xmlns:w10="urn:schemas-microsoft-com:office:word" xmlns:wpg="http://schemas.microsoft.com/office/word/2010/wordprocessingGroup" xmlns:wpi="http://schemas.microsoft.com/office/word/2010/wordprocessingInk" xmlns:wne="http://schemas.microsoft.com/office/word/2006/wordml" xmlns:wps="http://schemas.microsoft.com/office/word/2010/wordprocessingShape" xmlns:wpsCustomData="http://www.wps.cn/officeDocument/2013/wpsCustomData" mc:Ignorable="w14 w15 wp14">
+  <w:endnote w:type="separator" w:id="0">
+    <w:p>
+      <w:pPr>
+        <w:spacing w:line="240" w:lineRule="auto"/>
+      </w:pPr>
+      <w:r>
+        <w:separator/>
+      </w:r>
+    </w:p>
+  </w:endnote>
+  <w:endnote w:type="continuationSeparator" w:id="1">
+    <w:p>
+      <w:pPr>
+        <w:spacing w:line="240" w:lineRule="auto"/>
+      </w:pPr>
+      <w:r>
+        <w:continuationSeparator/>
+      </w:r>
+    </w:p>
+  </w:endnote>
+</w:endnotes>
+</file>
+
+<file path=word/footnotes.xml><?xml version="1.0" encoding="utf-8"?>
+<w:footnotes xmlns:wpc="http://schemas.microsoft.com/office/word/2010/wordprocessingCanvas" xmlns:mc="http://schemas.openxmlformats.org/markup-compatibility/2006" xmlns:o="urn:schemas-microsoft-com:office:office" xmlns:r="http://schemas.openxmlformats.org/officeDocument/2006/relationships" xmlns:m="http://schemas.openxmlformats.org/officeDocument/2006/math" xmlns:v="urn:schemas-microsoft-com:vml" xmlns:wp14="http://schemas.microsoft.com/office/word/2010/wordprocessingDrawing" xmlns:wp="http://schemas.openxmlformats.org/drawingml/2006/wordprocessingDrawing" xmlns:w="http://schemas.openxmlformats.org/wordprocessingml/2006/main" xmlns:w14="http://schemas.microsoft.com/office/word/2010/wordml" xmlns:w15="http://schemas.microsoft.com/office/word/2012/wordml" xmlns:w10="urn:schemas-microsoft-com:office:word" xmlns:wpg="http://schemas.microsoft.com/office/word/2010/wordprocessingGroup" xmlns:wpi="http://schemas.microsoft.com/office/word/2010/wordprocessingInk" xmlns:wne="http://schemas.microsoft.com/office/word/2006/wordml" xmlns:wps="http://schemas.microsoft.com/office/word/2010/wordprocessingShape" xmlns:wpsCustomData="http://www.wps.cn/officeDocument/2013/wpsCustomData" mc:Ignorable="w14 w15 wp14">
+  <w:footnote w:type="separator" w:id="0">
+    <w:p>
+      <w:pPr>
+        <w:spacing w:line="360" w:lineRule="auto"/>
+      </w:pPr>
+      <w:r>
+        <w:separator/>
+      </w:r>
+    </w:p>
+  </w:footnote>
+  <w:footnote w:type="continuationSeparator" w:id="1">
+    <w:p>
+      <w:pPr>
+        <w:spacing w:line="360" w:lineRule="auto"/>
+      </w:pPr>
+      <w:r>
+        <w:continuationSeparator/>
+      </w:r>
+    </w:p>
+  </w:footnote>
+</w:footnotes>
+</file>
+
 <file path=word/header1.xml><?xml version="1.0" encoding="utf-8"?>
-<w:hdr xmlns:wpc="http://schemas.microsoft.com/office/word/2010/wordprocessingCanvas" xmlns:mc="http://schemas.openxmlformats.org/markup-compatibility/2006" xmlns:o="urn:schemas-microsoft-com:office:office" xmlns:r="http://schemas.openxmlformats.org/officeDocument/2006/relationships" xmlns:m="http://schemas.openxmlformats.org/officeDocument/2006/math" xmlns:v="urn:schemas-microsoft-com:vml" xmlns:wp14="http://schemas.microsoft.com/office/word/2010/wordprocessingDrawing" xmlns:wp="http://schemas.openxmlformats.org/drawingml/2006/wordprocessingDrawing" xmlns:w10="urn:schemas-microsoft-com:office:word" xmlns:w="http://schemas.openxmlformats.org/wordprocessingml/2006/main" xmlns:w14="http://schemas.microsoft.com/office/word/2010/wordml" xmlns:w15="http://schemas.microsoft.com/office/word/2012/wordml" xmlns:wne="http://schemas.microsoft.com/office/word/2006/wordml" xmlns:wpg="http://schemas.microsoft.com/office/word/2010/wordprocessingGroup" xmlns:wpi="http://schemas.microsoft.com/office/word/2010/wordprocessingInk" xmlns:wps="http://schemas.microsoft.com/office/word/2010/wordprocessingShape" mc:Ignorable="w14 w15 wp14">
+<w:hdr xmlns:wpc="http://schemas.microsoft.com/office/word/2010/wordprocessingCanvas" xmlns:mc="http://schemas.openxmlformats.org/markup-compatibility/2006" xmlns:o="urn:schemas-microsoft-com:office:office" xmlns:r="http://schemas.openxmlformats.org/officeDocument/2006/relationships" xmlns:m="http://schemas.openxmlformats.org/officeDocument/2006/math" xmlns:v="urn:schemas-microsoft-com:vml" xmlns:wp14="http://schemas.microsoft.com/office/word/2010/wordprocessingDrawing" xmlns:wp="http://schemas.openxmlformats.org/drawingml/2006/wordprocessingDrawing" xmlns:w10="urn:schemas-microsoft-com:office:word" xmlns:w="http://schemas.openxmlformats.org/wordprocessingml/2006/main" xmlns:w14="http://schemas.microsoft.com/office/word/2010/wordml" xmlns:w15="http://schemas.microsoft.com/office/word/2012/wordml" xmlns:wpg="http://schemas.microsoft.com/office/word/2010/wordprocessingGroup" xmlns:wpi="http://schemas.microsoft.com/office/word/2010/wordprocessingInk" xmlns:wne="http://schemas.microsoft.com/office/word/2006/wordml" xmlns:wps="http://schemas.microsoft.com/office/word/2010/wordprocessingShape" xmlns:wpsCustomData="http://www.wps.cn/officeDocument/2013/wpsCustomData" mc:Ignorable="w14 w15 wp14">
   <w:p>
     <w:pPr>
-      <w:pStyle w:val="Header"/>
+      <w:pStyle w:val="15"/>
       <w:pBdr>
-        <w:bottom w:val="single" w:sz="4" w:space="1" w:color="auto"/>
+        <w:bottom w:val="single" w:color="auto" w:sz="4" w:space="1"/>
       </w:pBdr>
       <w:jc w:val="right"/>
       <w:rPr>
-        <w:rFonts w:eastAsiaTheme="minorEastAsia" w:hint="eastAsia"/>
+        <w:rFonts w:hint="eastAsia" w:eastAsiaTheme="minorEastAsia"/>
         <w:lang w:eastAsia="zh-CN"/>
       </w:rPr>
     </w:pPr>
     <w:r>
       <w:rPr>
-        <w:rFonts w:eastAsiaTheme="minorEastAsia" w:hint="eastAsia"/>
+        <w:rFonts w:hint="eastAsia" w:eastAsiaTheme="minorEastAsia"/>
         <w:lang w:eastAsia="zh-CN"/>
       </w:rPr>
       <w:t>陕西益利德软件科技有限公司</w:t>
@@ -3832,12 +3939,12 @@
 </file>
 
 <file path=word/numbering.xml><?xml version="1.0" encoding="utf-8"?>
-<w:numbering xmlns:wpc="http://schemas.microsoft.com/office/word/2010/wordprocessingCanvas" xmlns:mc="http://schemas.openxmlformats.org/markup-compatibility/2006" xmlns:o="urn:schemas-microsoft-com:office:office" xmlns:r="http://schemas.openxmlformats.org/officeDocument/2006/relationships" xmlns:m="http://schemas.openxmlformats.org/officeDocument/2006/math" xmlns:v="urn:schemas-microsoft-com:vml" xmlns:wp14="http://schemas.microsoft.com/office/word/2010/wordprocessingDrawing" xmlns:wp="http://schemas.openxmlformats.org/drawingml/2006/wordprocessingDrawing" xmlns:w10="urn:schemas-microsoft-com:office:word" xmlns:w="http://schemas.openxmlformats.org/wordprocessingml/2006/main" xmlns:w14="http://schemas.microsoft.com/office/word/2010/wordml" xmlns:w15="http://schemas.microsoft.com/office/word/2012/wordml" xmlns:wne="http://schemas.microsoft.com/office/word/2006/wordml" xmlns:wpg="http://schemas.microsoft.com/office/word/2010/wordprocessingGroup" xmlns:wpi="http://schemas.microsoft.com/office/word/2010/wordprocessingInk" xmlns:wps="http://schemas.microsoft.com/office/word/2010/wordprocessingShape" mc:Ignorable="w14 w15 wp14">
+<w:numbering xmlns:wpc="http://schemas.microsoft.com/office/word/2010/wordprocessingCanvas" xmlns:mc="http://schemas.openxmlformats.org/markup-compatibility/2006" xmlns:o="urn:schemas-microsoft-com:office:office" xmlns:r="http://schemas.openxmlformats.org/officeDocument/2006/relationships" xmlns:m="http://schemas.openxmlformats.org/officeDocument/2006/math" xmlns:v="urn:schemas-microsoft-com:vml" xmlns:wp14="http://schemas.microsoft.com/office/word/2010/wordprocessingDrawing" xmlns:wp="http://schemas.openxmlformats.org/drawingml/2006/wordprocessingDrawing" xmlns:w10="urn:schemas-microsoft-com:office:word" xmlns:w="http://schemas.openxmlformats.org/wordprocessingml/2006/main" xmlns:w14="http://schemas.microsoft.com/office/word/2010/wordml" xmlns:wpg="http://schemas.microsoft.com/office/word/2010/wordprocessingGroup" xmlns:wpi="http://schemas.microsoft.com/office/word/2010/wordprocessingInk" xmlns:wne="http://schemas.microsoft.com/office/word/2006/wordml" xmlns:wps="http://schemas.microsoft.com/office/word/2010/wordprocessingShape" xmlns:wpsCustomData="http://www.wps.cn/officeDocument/2013/wpsCustomData" mc:Ignorable="w14 wp14">
   <w:abstractNum w:abstractNumId="0">
     <w:nsid w:val="86127B0E"/>
     <w:multiLevelType w:val="singleLevel"/>
     <w:tmpl w:val="86127B0E"/>
-    <w:lvl w:ilvl="0">
+    <w:lvl w:ilvl="0" w:tentative="0">
       <w:start w:val="1"/>
       <w:numFmt w:val="decimal"/>
       <w:lvlText w:val="%1."/>
@@ -3854,10 +3961,10 @@
     <w:nsid w:val="8E964DCE"/>
     <w:multiLevelType w:val="multilevel"/>
     <w:tmpl w:val="8E964DCE"/>
-    <w:lvl w:ilvl="0">
+    <w:lvl w:ilvl="0" w:tentative="0">
       <w:start w:val="1"/>
       <w:numFmt w:val="decimal"/>
-      <w:pStyle w:val="Heading1"/>
+      <w:pStyle w:val="2"/>
       <w:lvlText w:val="%1."/>
       <w:lvlJc w:val="left"/>
       <w:pPr>
@@ -3867,10 +3974,10 @@
         <w:rFonts w:hint="default"/>
       </w:rPr>
     </w:lvl>
-    <w:lvl w:ilvl="1">
+    <w:lvl w:ilvl="1" w:tentative="0">
       <w:start w:val="1"/>
       <w:numFmt w:val="decimal"/>
-      <w:pStyle w:val="Heading2"/>
+      <w:pStyle w:val="3"/>
       <w:lvlText w:val="%1.%2."/>
       <w:lvlJc w:val="left"/>
       <w:pPr>
@@ -3880,10 +3987,10 @@
         <w:rFonts w:hint="default"/>
       </w:rPr>
     </w:lvl>
-    <w:lvl w:ilvl="2">
+    <w:lvl w:ilvl="2" w:tentative="0">
       <w:start w:val="1"/>
       <w:numFmt w:val="decimal"/>
-      <w:pStyle w:val="Heading3"/>
+      <w:pStyle w:val="4"/>
       <w:lvlText w:val="%1.%2.%3."/>
       <w:lvlJc w:val="left"/>
       <w:pPr>
@@ -3893,10 +4000,10 @@
         <w:rFonts w:hint="default"/>
       </w:rPr>
     </w:lvl>
-    <w:lvl w:ilvl="3">
+    <w:lvl w:ilvl="3" w:tentative="0">
       <w:start w:val="1"/>
       <w:numFmt w:val="decimal"/>
-      <w:pStyle w:val="Heading4"/>
+      <w:pStyle w:val="5"/>
       <w:lvlText w:val="%1.%2.%3.%4."/>
       <w:lvlJc w:val="left"/>
       <w:pPr>
@@ -3906,10 +4013,10 @@
         <w:rFonts w:hint="default"/>
       </w:rPr>
     </w:lvl>
-    <w:lvl w:ilvl="4">
+    <w:lvl w:ilvl="4" w:tentative="0">
       <w:start w:val="1"/>
       <w:numFmt w:val="decimal"/>
-      <w:pStyle w:val="Heading5"/>
+      <w:pStyle w:val="6"/>
       <w:lvlText w:val="%1.%2.%3.%4.%5."/>
       <w:lvlJc w:val="left"/>
       <w:pPr>
@@ -3919,10 +4026,10 @@
         <w:rFonts w:hint="default"/>
       </w:rPr>
     </w:lvl>
-    <w:lvl w:ilvl="5">
+    <w:lvl w:ilvl="5" w:tentative="0">
       <w:start w:val="1"/>
       <w:numFmt w:val="decimal"/>
-      <w:pStyle w:val="Heading6"/>
+      <w:pStyle w:val="7"/>
       <w:lvlText w:val="%1.%2.%3.%4.%5.%6."/>
       <w:lvlJc w:val="left"/>
       <w:pPr>
@@ -3932,10 +4039,10 @@
         <w:rFonts w:hint="default"/>
       </w:rPr>
     </w:lvl>
-    <w:lvl w:ilvl="6">
+    <w:lvl w:ilvl="6" w:tentative="0">
       <w:start w:val="1"/>
       <w:numFmt w:val="decimal"/>
-      <w:pStyle w:val="Heading7"/>
+      <w:pStyle w:val="8"/>
       <w:lvlText w:val="%1.%2.%3.%4.%5.%6.%7."/>
       <w:lvlJc w:val="left"/>
       <w:pPr>
@@ -3945,10 +4052,10 @@
         <w:rFonts w:hint="default"/>
       </w:rPr>
     </w:lvl>
-    <w:lvl w:ilvl="7">
+    <w:lvl w:ilvl="7" w:tentative="0">
       <w:start w:val="1"/>
       <w:numFmt w:val="decimal"/>
-      <w:pStyle w:val="Heading8"/>
+      <w:pStyle w:val="9"/>
       <w:lvlText w:val="%1.%2.%3.%4.%5.%6.%7.%8."/>
       <w:lvlJc w:val="left"/>
       <w:pPr>
@@ -3958,10 +4065,10 @@
         <w:rFonts w:hint="default"/>
       </w:rPr>
     </w:lvl>
-    <w:lvl w:ilvl="8">
+    <w:lvl w:ilvl="8" w:tentative="0">
       <w:start w:val="1"/>
       <w:numFmt w:val="decimal"/>
-      <w:pStyle w:val="Heading9"/>
+      <w:pStyle w:val="10"/>
       <w:lvlText w:val="%1.%2.%3.%4.%5.%6.%7.%8.%9."/>
       <w:lvlJc w:val="left"/>
       <w:pPr>
@@ -3976,7 +4083,7 @@
     <w:nsid w:val="AFDFB38A"/>
     <w:multiLevelType w:val="singleLevel"/>
     <w:tmpl w:val="AFDFB38A"/>
-    <w:lvl w:ilvl="0">
+    <w:lvl w:ilvl="0" w:tentative="0">
       <w:start w:val="1"/>
       <w:numFmt w:val="decimal"/>
       <w:lvlText w:val="%1."/>
@@ -3993,7 +4100,7 @@
     <w:nsid w:val="C817A530"/>
     <w:multiLevelType w:val="singleLevel"/>
     <w:tmpl w:val="C817A530"/>
-    <w:lvl w:ilvl="0">
+    <w:lvl w:ilvl="0" w:tentative="0">
       <w:start w:val="1"/>
       <w:numFmt w:val="decimal"/>
       <w:lvlText w:val="%1."/>
@@ -4010,7 +4117,7 @@
     <w:nsid w:val="F9539CF3"/>
     <w:multiLevelType w:val="singleLevel"/>
     <w:tmpl w:val="F9539CF3"/>
-    <w:lvl w:ilvl="0">
+    <w:lvl w:ilvl="0" w:tentative="0">
       <w:start w:val="1"/>
       <w:numFmt w:val="decimal"/>
       <w:lvlText w:val="%1."/>
@@ -4027,7 +4134,7 @@
     <w:nsid w:val="08B6DCD1"/>
     <w:multiLevelType w:val="singleLevel"/>
     <w:tmpl w:val="08B6DCD1"/>
-    <w:lvl w:ilvl="0">
+    <w:lvl w:ilvl="0" w:tentative="0">
       <w:start w:val="1"/>
       <w:numFmt w:val="decimal"/>
       <w:lvlText w:val="%1."/>
@@ -4044,7 +4151,7 @@
     <w:nsid w:val="428CAFC3"/>
     <w:multiLevelType w:val="singleLevel"/>
     <w:tmpl w:val="428CAFC3"/>
-    <w:lvl w:ilvl="0">
+    <w:lvl w:ilvl="0" w:tentative="0">
       <w:start w:val="1"/>
       <w:numFmt w:val="decimal"/>
       <w:lvlText w:val="%1."/>
@@ -4061,7 +4168,7 @@
     <w:nsid w:val="50AC9104"/>
     <w:multiLevelType w:val="singleLevel"/>
     <w:tmpl w:val="50AC9104"/>
-    <w:lvl w:ilvl="0">
+    <w:lvl w:ilvl="0" w:tentative="0">
       <w:start w:val="1"/>
       <w:numFmt w:val="decimal"/>
       <w:lvlText w:val="%1."/>
@@ -4102,267 +4209,269 @@
 </file>
 
 <file path=word/styles.xml><?xml version="1.0" encoding="utf-8"?>
-<w:styles xmlns:mc="http://schemas.openxmlformats.org/markup-compatibility/2006" xmlns:r="http://schemas.openxmlformats.org/officeDocument/2006/relationships" xmlns:w="http://schemas.openxmlformats.org/wordprocessingml/2006/main" xmlns:w14="http://schemas.microsoft.com/office/word/2010/wordml" xmlns:w15="http://schemas.microsoft.com/office/word/2012/wordml" mc:Ignorable="w14 w15">
+<w:styles xmlns:mc="http://schemas.openxmlformats.org/markup-compatibility/2006" xmlns:o="urn:schemas-microsoft-com:office:office" xmlns:r="http://schemas.openxmlformats.org/officeDocument/2006/relationships" xmlns:m="http://schemas.openxmlformats.org/officeDocument/2006/math" xmlns:v="urn:schemas-microsoft-com:vml" xmlns:w="http://schemas.openxmlformats.org/wordprocessingml/2006/main" xmlns:w14="http://schemas.microsoft.com/office/word/2010/wordml" xmlns:w10="urn:schemas-microsoft-com:office:word" xmlns:sl="http://schemas.openxmlformats.org/schemaLibrary/2006/main" xmlns:wpsCustomData="http://www.wps.cn/officeDocument/2013/wpsCustomData" mc:Ignorable="w14">
   <w:docDefaults>
     <w:rPrDefault>
       <w:rPr>
-        <w:rFonts w:ascii="Times New Roman" w:eastAsia="宋体" w:hAnsi="Times New Roman" w:cs="Times New Roman"/>
+        <w:rFonts w:ascii="Times New Roman" w:hAnsi="Times New Roman" w:eastAsia="宋体" w:cs="Times New Roman"/>
       </w:rPr>
     </w:rPrDefault>
     <w:pPrDefault/>
   </w:docDefaults>
-  <w:latentStyles w:defLockedState="0" w:defUIPriority="99" w:defSemiHidden="1" w:defUnhideWhenUsed="1" w:defQFormat="0" w:count="260">
-    <w:lsdException w:name="Normal" w:semiHidden="0" w:uiPriority="0" w:unhideWhenUsed="0" w:qFormat="1"/>
-    <w:lsdException w:name="heading 1" w:semiHidden="0" w:uiPriority="0" w:unhideWhenUsed="0" w:qFormat="1"/>
-    <w:lsdException w:name="heading 2" w:semiHidden="0" w:uiPriority="0" w:qFormat="1"/>
-    <w:lsdException w:name="heading 3" w:uiPriority="0" w:qFormat="1"/>
-    <w:lsdException w:name="heading 4" w:semiHidden="0" w:uiPriority="0" w:qFormat="1"/>
-    <w:lsdException w:name="heading 5" w:uiPriority="0" w:qFormat="1"/>
-    <w:lsdException w:name="heading 6" w:uiPriority="0" w:qFormat="1"/>
-    <w:lsdException w:name="heading 7" w:uiPriority="0" w:qFormat="1"/>
-    <w:lsdException w:name="heading 8" w:uiPriority="0" w:qFormat="1"/>
-    <w:lsdException w:name="heading 9" w:uiPriority="0" w:qFormat="1"/>
-    <w:lsdException w:name="index 1" w:semiHidden="0" w:uiPriority="0" w:unhideWhenUsed="0"/>
-    <w:lsdException w:name="index 2" w:semiHidden="0" w:uiPriority="0" w:unhideWhenUsed="0"/>
-    <w:lsdException w:name="index 3" w:semiHidden="0" w:uiPriority="0" w:unhideWhenUsed="0"/>
-    <w:lsdException w:name="index 4" w:semiHidden="0" w:uiPriority="0" w:unhideWhenUsed="0"/>
-    <w:lsdException w:name="index 5" w:semiHidden="0" w:uiPriority="0" w:unhideWhenUsed="0"/>
-    <w:lsdException w:name="index 6" w:semiHidden="0" w:uiPriority="0" w:unhideWhenUsed="0"/>
-    <w:lsdException w:name="index 7" w:semiHidden="0" w:uiPriority="0" w:unhideWhenUsed="0"/>
-    <w:lsdException w:name="index 8" w:semiHidden="0" w:uiPriority="0" w:unhideWhenUsed="0"/>
-    <w:lsdException w:name="index 9" w:semiHidden="0" w:uiPriority="0" w:unhideWhenUsed="0"/>
-    <w:lsdException w:name="toc 1" w:semiHidden="0" w:uiPriority="0" w:unhideWhenUsed="0" w:qFormat="1"/>
-    <w:lsdException w:name="toc 2" w:semiHidden="0" w:uiPriority="0" w:unhideWhenUsed="0" w:qFormat="1"/>
-    <w:lsdException w:name="toc 3" w:semiHidden="0" w:uiPriority="0" w:unhideWhenUsed="0" w:qFormat="1"/>
-    <w:lsdException w:name="toc 4" w:semiHidden="0" w:uiPriority="0" w:unhideWhenUsed="0"/>
-    <w:lsdException w:name="toc 5" w:semiHidden="0" w:uiPriority="0" w:unhideWhenUsed="0"/>
-    <w:lsdException w:name="toc 6" w:semiHidden="0" w:uiPriority="0" w:unhideWhenUsed="0"/>
-    <w:lsdException w:name="toc 7" w:semiHidden="0" w:uiPriority="0" w:unhideWhenUsed="0"/>
-    <w:lsdException w:name="toc 8" w:semiHidden="0" w:uiPriority="0" w:unhideWhenUsed="0"/>
-    <w:lsdException w:name="toc 9" w:semiHidden="0" w:uiPriority="0" w:unhideWhenUsed="0"/>
-    <w:lsdException w:name="Normal Indent" w:semiHidden="0" w:uiPriority="0" w:unhideWhenUsed="0"/>
-    <w:lsdException w:name="footnote text" w:semiHidden="0" w:uiPriority="0" w:unhideWhenUsed="0"/>
-    <w:lsdException w:name="annotation text" w:semiHidden="0" w:uiPriority="0" w:unhideWhenUsed="0" w:qFormat="1"/>
-    <w:lsdException w:name="header" w:semiHidden="0" w:uiPriority="0" w:unhideWhenUsed="0" w:qFormat="1"/>
-    <w:lsdException w:name="footer" w:semiHidden="0" w:uiPriority="0" w:unhideWhenUsed="0" w:qFormat="1"/>
-    <w:lsdException w:name="index heading" w:semiHidden="0" w:uiPriority="0" w:unhideWhenUsed="0"/>
-    <w:lsdException w:name="caption" w:uiPriority="0" w:qFormat="1"/>
-    <w:lsdException w:name="table of figures" w:semiHidden="0" w:uiPriority="0" w:unhideWhenUsed="0"/>
-    <w:lsdException w:name="envelope address" w:semiHidden="0" w:uiPriority="0" w:unhideWhenUsed="0"/>
-    <w:lsdException w:name="envelope return" w:semiHidden="0" w:uiPriority="0" w:unhideWhenUsed="0"/>
-    <w:lsdException w:name="footnote reference" w:semiHidden="0" w:uiPriority="0" w:unhideWhenUsed="0"/>
-    <w:lsdException w:name="annotation reference" w:semiHidden="0" w:uiPriority="0" w:unhideWhenUsed="0"/>
-    <w:lsdException w:name="line number" w:semiHidden="0" w:uiPriority="0" w:unhideWhenUsed="0"/>
-    <w:lsdException w:name="page number" w:semiHidden="0" w:uiPriority="0" w:unhideWhenUsed="0"/>
-    <w:lsdException w:name="endnote reference" w:semiHidden="0" w:uiPriority="0" w:unhideWhenUsed="0"/>
-    <w:lsdException w:name="endnote text" w:semiHidden="0" w:uiPriority="0" w:unhideWhenUsed="0"/>
-    <w:lsdException w:name="table of authorities" w:semiHidden="0" w:uiPriority="0" w:unhideWhenUsed="0"/>
-    <w:lsdException w:name="macro" w:semiHidden="0" w:uiPriority="0" w:unhideWhenUsed="0"/>
-    <w:lsdException w:name="toa heading" w:semiHidden="0" w:uiPriority="0" w:unhideWhenUsed="0"/>
-    <w:lsdException w:name="List" w:semiHidden="0" w:uiPriority="0" w:unhideWhenUsed="0"/>
-    <w:lsdException w:name="List Bullet" w:semiHidden="0" w:uiPriority="0" w:unhideWhenUsed="0"/>
-    <w:lsdException w:name="List Number" w:semiHidden="0" w:uiPriority="0" w:unhideWhenUsed="0"/>
-    <w:lsdException w:name="List 2" w:semiHidden="0" w:uiPriority="0" w:unhideWhenUsed="0"/>
-    <w:lsdException w:name="List 3" w:semiHidden="0" w:uiPriority="0" w:unhideWhenUsed="0"/>
-    <w:lsdException w:name="List 4" w:semiHidden="0" w:uiPriority="0" w:unhideWhenUsed="0"/>
-    <w:lsdException w:name="List 5" w:semiHidden="0" w:uiPriority="0" w:unhideWhenUsed="0"/>
-    <w:lsdException w:name="List Bullet 2" w:semiHidden="0" w:uiPriority="0" w:unhideWhenUsed="0"/>
-    <w:lsdException w:name="List Bullet 3" w:semiHidden="0" w:uiPriority="0" w:unhideWhenUsed="0"/>
-    <w:lsdException w:name="List Bullet 4" w:semiHidden="0" w:uiPriority="0" w:unhideWhenUsed="0"/>
-    <w:lsdException w:name="List Bullet 5" w:semiHidden="0" w:uiPriority="0" w:unhideWhenUsed="0"/>
-    <w:lsdException w:name="List Number 2" w:semiHidden="0" w:uiPriority="0" w:unhideWhenUsed="0"/>
-    <w:lsdException w:name="List Number 3" w:semiHidden="0" w:uiPriority="0" w:unhideWhenUsed="0"/>
-    <w:lsdException w:name="List Number 4" w:semiHidden="0" w:uiPriority="0" w:unhideWhenUsed="0"/>
-    <w:lsdException w:name="List Number 5" w:semiHidden="0" w:uiPriority="0" w:unhideWhenUsed="0"/>
-    <w:lsdException w:name="Title" w:semiHidden="0" w:uiPriority="0" w:unhideWhenUsed="0" w:qFormat="1"/>
-    <w:lsdException w:name="Closing" w:semiHidden="0" w:uiPriority="0" w:unhideWhenUsed="0"/>
-    <w:lsdException w:name="Signature" w:semiHidden="0" w:uiPriority="0" w:unhideWhenUsed="0"/>
-    <w:lsdException w:name="Default Paragraph Font" w:uiPriority="0" w:unhideWhenUsed="0" w:qFormat="1"/>
-    <w:lsdException w:name="Body Text" w:uiPriority="0" w:unhideWhenUsed="0" w:qFormat="1"/>
-    <w:lsdException w:name="Body Text Indent" w:semiHidden="0" w:uiPriority="0" w:unhideWhenUsed="0"/>
-    <w:lsdException w:name="List Continue" w:semiHidden="0" w:uiPriority="0" w:unhideWhenUsed="0"/>
-    <w:lsdException w:name="List Continue 2" w:semiHidden="0" w:uiPriority="0" w:unhideWhenUsed="0"/>
-    <w:lsdException w:name="List Continue 3" w:semiHidden="0" w:uiPriority="0" w:unhideWhenUsed="0"/>
-    <w:lsdException w:name="List Continue 4" w:semiHidden="0" w:uiPriority="0" w:unhideWhenUsed="0"/>
-    <w:lsdException w:name="List Continue 5" w:semiHidden="0" w:uiPriority="0" w:unhideWhenUsed="0"/>
-    <w:lsdException w:name="Message Header" w:semiHidden="0" w:uiPriority="0" w:unhideWhenUsed="0"/>
-    <w:lsdException w:name="Subtitle" w:semiHidden="0" w:uiPriority="0" w:unhideWhenUsed="0" w:qFormat="1"/>
-    <w:lsdException w:name="Salutation" w:semiHidden="0" w:uiPriority="0" w:unhideWhenUsed="0"/>
-    <w:lsdException w:name="Date" w:semiHidden="0" w:uiPriority="0" w:unhideWhenUsed="0"/>
-    <w:lsdException w:name="Body Text First Indent" w:semiHidden="0" w:uiPriority="0" w:unhideWhenUsed="0"/>
-    <w:lsdException w:name="Body Text First Indent 2" w:semiHidden="0" w:uiPriority="0" w:unhideWhenUsed="0"/>
-    <w:lsdException w:name="Body Text 2" w:semiHidden="0" w:uiPriority="0" w:unhideWhenUsed="0"/>
-    <w:lsdException w:name="Body Text 3" w:semiHidden="0" w:uiPriority="0" w:unhideWhenUsed="0"/>
-    <w:lsdException w:name="Body Text Indent 2" w:semiHidden="0" w:uiPriority="0" w:unhideWhenUsed="0"/>
-    <w:lsdException w:name="Body Text Indent 3" w:semiHidden="0" w:uiPriority="0" w:unhideWhenUsed="0"/>
-    <w:lsdException w:name="Block Text" w:semiHidden="0" w:uiPriority="0" w:unhideWhenUsed="0"/>
-    <w:lsdException w:name="Hyperlink" w:semiHidden="0" w:uiPriority="0" w:unhideWhenUsed="0"/>
-    <w:lsdException w:name="FollowedHyperlink" w:semiHidden="0" w:uiPriority="0" w:unhideWhenUsed="0"/>
-    <w:lsdException w:name="Strong" w:semiHidden="0" w:uiPriority="0" w:unhideWhenUsed="0" w:qFormat="1"/>
-    <w:lsdException w:name="Emphasis" w:semiHidden="0" w:uiPriority="0" w:unhideWhenUsed="0" w:qFormat="1"/>
-    <w:lsdException w:name="Document Map" w:semiHidden="0" w:uiPriority="0" w:unhideWhenUsed="0"/>
-    <w:lsdException w:name="Plain Text" w:semiHidden="0" w:uiPriority="0" w:unhideWhenUsed="0"/>
-    <w:lsdException w:name="E-mail Signature" w:semiHidden="0" w:uiPriority="0" w:unhideWhenUsed="0"/>
-    <w:lsdException w:name="Normal (Web)" w:semiHidden="0" w:uiPriority="0" w:unhideWhenUsed="0" w:qFormat="1"/>
-    <w:lsdException w:name="HTML Acronym" w:semiHidden="0" w:uiPriority="0" w:unhideWhenUsed="0"/>
-    <w:lsdException w:name="HTML Address" w:semiHidden="0" w:uiPriority="0" w:unhideWhenUsed="0"/>
-    <w:lsdException w:name="HTML Cite" w:semiHidden="0" w:uiPriority="0" w:unhideWhenUsed="0"/>
-    <w:lsdException w:name="HTML Code" w:semiHidden="0" w:uiPriority="0" w:unhideWhenUsed="0"/>
-    <w:lsdException w:name="HTML Definition" w:semiHidden="0" w:uiPriority="0" w:unhideWhenUsed="0"/>
-    <w:lsdException w:name="HTML Keyboard" w:semiHidden="0" w:uiPriority="0" w:unhideWhenUsed="0"/>
-    <w:lsdException w:name="HTML Preformatted" w:semiHidden="0" w:uiPriority="0" w:unhideWhenUsed="0"/>
-    <w:lsdException w:name="HTML Sample" w:semiHidden="0" w:uiPriority="0" w:unhideWhenUsed="0"/>
-    <w:lsdException w:name="HTML Typewriter" w:semiHidden="0" w:uiPriority="0" w:unhideWhenUsed="0"/>
-    <w:lsdException w:name="HTML Variable" w:semiHidden="0" w:uiPriority="0" w:unhideWhenUsed="0"/>
-    <w:lsdException w:name="Normal Table" w:uiPriority="0" w:unhideWhenUsed="0" w:qFormat="1"/>
-    <w:lsdException w:name="annotation subject" w:semiHidden="0" w:uiPriority="0" w:unhideWhenUsed="0"/>
-    <w:lsdException w:name="Table Simple 1" w:semiHidden="0" w:uiPriority="0" w:unhideWhenUsed="0"/>
-    <w:lsdException w:name="Table Simple 2" w:semiHidden="0" w:uiPriority="0" w:unhideWhenUsed="0"/>
-    <w:lsdException w:name="Table Simple 3" w:semiHidden="0" w:uiPriority="0" w:unhideWhenUsed="0"/>
-    <w:lsdException w:name="Table Classic 1" w:semiHidden="0" w:uiPriority="0" w:unhideWhenUsed="0"/>
-    <w:lsdException w:name="Table Classic 2" w:semiHidden="0" w:uiPriority="0" w:unhideWhenUsed="0"/>
-    <w:lsdException w:name="Table Classic 3" w:semiHidden="0" w:uiPriority="0" w:unhideWhenUsed="0"/>
-    <w:lsdException w:name="Table Classic 4" w:semiHidden="0" w:uiPriority="0" w:unhideWhenUsed="0"/>
-    <w:lsdException w:name="Table Colorful 1" w:semiHidden="0" w:uiPriority="0" w:unhideWhenUsed="0"/>
-    <w:lsdException w:name="Table Colorful 2" w:semiHidden="0" w:uiPriority="0" w:unhideWhenUsed="0"/>
-    <w:lsdException w:name="Table Colorful 3" w:semiHidden="0" w:uiPriority="0" w:unhideWhenUsed="0"/>
-    <w:lsdException w:name="Table Columns 1" w:semiHidden="0" w:uiPriority="0" w:unhideWhenUsed="0"/>
-    <w:lsdException w:name="Table Columns 2" w:semiHidden="0" w:uiPriority="0" w:unhideWhenUsed="0"/>
-    <w:lsdException w:name="Table Columns 3" w:semiHidden="0" w:uiPriority="0" w:unhideWhenUsed="0"/>
-    <w:lsdException w:name="Table Columns 4" w:semiHidden="0" w:uiPriority="0" w:unhideWhenUsed="0"/>
-    <w:lsdException w:name="Table Columns 5" w:semiHidden="0" w:uiPriority="0" w:unhideWhenUsed="0"/>
-    <w:lsdException w:name="Table Grid 1" w:semiHidden="0" w:uiPriority="0" w:unhideWhenUsed="0"/>
-    <w:lsdException w:name="Table Grid 2" w:semiHidden="0" w:uiPriority="0" w:unhideWhenUsed="0"/>
-    <w:lsdException w:name="Table Grid 3" w:semiHidden="0" w:uiPriority="0" w:unhideWhenUsed="0"/>
-    <w:lsdException w:name="Table Grid 4" w:semiHidden="0" w:uiPriority="0" w:unhideWhenUsed="0"/>
-    <w:lsdException w:name="Table Grid 5" w:semiHidden="0" w:uiPriority="0" w:unhideWhenUsed="0"/>
-    <w:lsdException w:name="Table Grid 6" w:semiHidden="0" w:uiPriority="0" w:unhideWhenUsed="0"/>
-    <w:lsdException w:name="Table Grid 7" w:semiHidden="0" w:uiPriority="0" w:unhideWhenUsed="0"/>
-    <w:lsdException w:name="Table Grid 8" w:semiHidden="0" w:uiPriority="0" w:unhideWhenUsed="0"/>
-    <w:lsdException w:name="Table List 1" w:semiHidden="0" w:uiPriority="0" w:unhideWhenUsed="0"/>
-    <w:lsdException w:name="Table List 2" w:semiHidden="0" w:uiPriority="0" w:unhideWhenUsed="0"/>
-    <w:lsdException w:name="Table List 3" w:semiHidden="0" w:uiPriority="0" w:unhideWhenUsed="0"/>
-    <w:lsdException w:name="Table List 4" w:semiHidden="0" w:uiPriority="0" w:unhideWhenUsed="0"/>
-    <w:lsdException w:name="Table List 5" w:semiHidden="0" w:uiPriority="0" w:unhideWhenUsed="0"/>
-    <w:lsdException w:name="Table List 6" w:semiHidden="0" w:uiPriority="0" w:unhideWhenUsed="0"/>
-    <w:lsdException w:name="Table List 7" w:semiHidden="0" w:uiPriority="0" w:unhideWhenUsed="0"/>
-    <w:lsdException w:name="Table List 8" w:semiHidden="0" w:uiPriority="0" w:unhideWhenUsed="0"/>
-    <w:lsdException w:name="Table 3D effects 1" w:semiHidden="0" w:uiPriority="0" w:unhideWhenUsed="0"/>
-    <w:lsdException w:name="Table 3D effects 2" w:semiHidden="0" w:uiPriority="0" w:unhideWhenUsed="0"/>
-    <w:lsdException w:name="Table 3D effects 3" w:semiHidden="0" w:uiPriority="0" w:unhideWhenUsed="0"/>
-    <w:lsdException w:name="Table Contemporary" w:semiHidden="0" w:uiPriority="0" w:unhideWhenUsed="0"/>
-    <w:lsdException w:name="Table Elegant" w:semiHidden="0" w:uiPriority="0" w:unhideWhenUsed="0"/>
-    <w:lsdException w:name="Table Professional" w:semiHidden="0" w:uiPriority="0" w:unhideWhenUsed="0"/>
-    <w:lsdException w:name="Table Subtle 1" w:semiHidden="0" w:uiPriority="0" w:unhideWhenUsed="0"/>
-    <w:lsdException w:name="Table Subtle 2" w:semiHidden="0" w:uiPriority="0" w:unhideWhenUsed="0"/>
-    <w:lsdException w:name="Table Web 1" w:semiHidden="0" w:uiPriority="0" w:unhideWhenUsed="0"/>
-    <w:lsdException w:name="Table Web 2" w:semiHidden="0" w:uiPriority="0" w:unhideWhenUsed="0"/>
-    <w:lsdException w:name="Table Web 3" w:semiHidden="0" w:uiPriority="0" w:unhideWhenUsed="0"/>
-    <w:lsdException w:name="Balloon Text" w:semiHidden="0" w:uiPriority="0" w:unhideWhenUsed="0"/>
-    <w:lsdException w:name="Table Grid" w:semiHidden="0" w:uiPriority="0" w:unhideWhenUsed="0" w:qFormat="1"/>
-    <w:lsdException w:name="Table Theme" w:semiHidden="0" w:uiPriority="0" w:unhideWhenUsed="0"/>
-    <w:lsdException w:name="Light Shading" w:semiHidden="0" w:uiPriority="60" w:unhideWhenUsed="0"/>
-    <w:lsdException w:name="Light List" w:semiHidden="0" w:uiPriority="61" w:unhideWhenUsed="0"/>
-    <w:lsdException w:name="Light Grid" w:semiHidden="0" w:uiPriority="62" w:unhideWhenUsed="0"/>
-    <w:lsdException w:name="Medium Shading 1" w:semiHidden="0" w:uiPriority="63" w:unhideWhenUsed="0"/>
-    <w:lsdException w:name="Medium Shading 2" w:semiHidden="0" w:uiPriority="64" w:unhideWhenUsed="0"/>
-    <w:lsdException w:name="Medium List 1" w:semiHidden="0" w:uiPriority="65" w:unhideWhenUsed="0"/>
-    <w:lsdException w:name="Medium List 2" w:semiHidden="0" w:uiPriority="66" w:unhideWhenUsed="0"/>
-    <w:lsdException w:name="Medium Grid 1" w:semiHidden="0" w:uiPriority="67" w:unhideWhenUsed="0"/>
-    <w:lsdException w:name="Medium Grid 2" w:semiHidden="0" w:uiPriority="68" w:unhideWhenUsed="0"/>
-    <w:lsdException w:name="Medium Grid 3" w:semiHidden="0" w:uiPriority="69" w:unhideWhenUsed="0"/>
-    <w:lsdException w:name="Dark List" w:semiHidden="0" w:uiPriority="70" w:unhideWhenUsed="0"/>
-    <w:lsdException w:name="Colorful Shading" w:semiHidden="0" w:uiPriority="71" w:unhideWhenUsed="0"/>
-    <w:lsdException w:name="Colorful List" w:semiHidden="0" w:uiPriority="72" w:unhideWhenUsed="0"/>
-    <w:lsdException w:name="Colorful Grid" w:semiHidden="0" w:uiPriority="73" w:unhideWhenUsed="0"/>
-    <w:lsdException w:name="Light Shading Accent 1" w:semiHidden="0" w:uiPriority="60" w:unhideWhenUsed="0"/>
-    <w:lsdException w:name="Light List Accent 1" w:semiHidden="0" w:uiPriority="61" w:unhideWhenUsed="0"/>
-    <w:lsdException w:name="Light Grid Accent 1" w:semiHidden="0" w:uiPriority="62" w:unhideWhenUsed="0"/>
-    <w:lsdException w:name="Medium Shading 1 Accent 1" w:semiHidden="0" w:uiPriority="63" w:unhideWhenUsed="0"/>
-    <w:lsdException w:name="Medium Shading 2 Accent 1" w:semiHidden="0" w:uiPriority="64" w:unhideWhenUsed="0"/>
-    <w:lsdException w:name="Medium List 1 Accent 1" w:semiHidden="0" w:uiPriority="65" w:unhideWhenUsed="0"/>
-    <w:lsdException w:name="Medium List 2 Accent 1" w:semiHidden="0" w:uiPriority="66" w:unhideWhenUsed="0"/>
-    <w:lsdException w:name="Medium Grid 1 Accent 1" w:semiHidden="0" w:uiPriority="67" w:unhideWhenUsed="0"/>
-    <w:lsdException w:name="Medium Grid 2 Accent 1" w:semiHidden="0" w:uiPriority="68" w:unhideWhenUsed="0"/>
-    <w:lsdException w:name="Medium Grid 3 Accent 1" w:semiHidden="0" w:uiPriority="69" w:unhideWhenUsed="0"/>
-    <w:lsdException w:name="Dark List Accent 1" w:semiHidden="0" w:uiPriority="70" w:unhideWhenUsed="0"/>
-    <w:lsdException w:name="Colorful Shading Accent 1" w:semiHidden="0" w:uiPriority="71" w:unhideWhenUsed="0"/>
-    <w:lsdException w:name="Colorful List Accent 1" w:semiHidden="0" w:uiPriority="72" w:unhideWhenUsed="0"/>
-    <w:lsdException w:name="Colorful Grid Accent 1" w:semiHidden="0" w:uiPriority="73" w:unhideWhenUsed="0"/>
-    <w:lsdException w:name="Light Shading Accent 2" w:semiHidden="0" w:uiPriority="60" w:unhideWhenUsed="0"/>
-    <w:lsdException w:name="Light List Accent 2" w:semiHidden="0" w:uiPriority="61" w:unhideWhenUsed="0"/>
-    <w:lsdException w:name="Light Grid Accent 2" w:semiHidden="0" w:uiPriority="62" w:unhideWhenUsed="0"/>
-    <w:lsdException w:name="Medium Shading 1 Accent 2" w:semiHidden="0" w:uiPriority="63" w:unhideWhenUsed="0"/>
-    <w:lsdException w:name="Medium Shading 2 Accent 2" w:semiHidden="0" w:uiPriority="64" w:unhideWhenUsed="0"/>
-    <w:lsdException w:name="Medium List 1 Accent 2" w:semiHidden="0" w:uiPriority="65" w:unhideWhenUsed="0"/>
-    <w:lsdException w:name="Medium List 2 Accent 2" w:semiHidden="0" w:uiPriority="66" w:unhideWhenUsed="0"/>
-    <w:lsdException w:name="Medium Grid 1 Accent 2" w:semiHidden="0" w:uiPriority="67" w:unhideWhenUsed="0"/>
-    <w:lsdException w:name="Medium Grid 2 Accent 2" w:semiHidden="0" w:uiPriority="68" w:unhideWhenUsed="0"/>
-    <w:lsdException w:name="Medium Grid 3 Accent 2" w:semiHidden="0" w:uiPriority="69" w:unhideWhenUsed="0"/>
-    <w:lsdException w:name="Dark List Accent 2" w:semiHidden="0" w:uiPriority="70" w:unhideWhenUsed="0"/>
-    <w:lsdException w:name="Colorful Shading Accent 2" w:semiHidden="0" w:uiPriority="71" w:unhideWhenUsed="0"/>
-    <w:lsdException w:name="Colorful List Accent 2" w:semiHidden="0" w:uiPriority="72" w:unhideWhenUsed="0"/>
-    <w:lsdException w:name="Colorful Grid Accent 2" w:semiHidden="0" w:uiPriority="73" w:unhideWhenUsed="0"/>
-    <w:lsdException w:name="Light Shading Accent 3" w:semiHidden="0" w:uiPriority="60" w:unhideWhenUsed="0"/>
-    <w:lsdException w:name="Light List Accent 3" w:semiHidden="0" w:uiPriority="61" w:unhideWhenUsed="0"/>
-    <w:lsdException w:name="Light Grid Accent 3" w:semiHidden="0" w:uiPriority="62" w:unhideWhenUsed="0"/>
-    <w:lsdException w:name="Medium Shading 1 Accent 3" w:semiHidden="0" w:uiPriority="63" w:unhideWhenUsed="0"/>
-    <w:lsdException w:name="Medium Shading 2 Accent 3" w:semiHidden="0" w:uiPriority="64" w:unhideWhenUsed="0"/>
-    <w:lsdException w:name="Medium List 1 Accent 3" w:semiHidden="0" w:uiPriority="65" w:unhideWhenUsed="0"/>
-    <w:lsdException w:name="Medium List 2 Accent 3" w:semiHidden="0" w:uiPriority="66" w:unhideWhenUsed="0"/>
-    <w:lsdException w:name="Medium Grid 1 Accent 3" w:semiHidden="0" w:uiPriority="67" w:unhideWhenUsed="0"/>
-    <w:lsdException w:name="Medium Grid 2 Accent 3" w:semiHidden="0" w:uiPriority="68" w:unhideWhenUsed="0"/>
-    <w:lsdException w:name="Medium Grid 3 Accent 3" w:semiHidden="0" w:uiPriority="69" w:unhideWhenUsed="0"/>
-    <w:lsdException w:name="Dark List Accent 3" w:semiHidden="0" w:uiPriority="70" w:unhideWhenUsed="0"/>
-    <w:lsdException w:name="Colorful Shading Accent 3" w:semiHidden="0" w:uiPriority="71" w:unhideWhenUsed="0"/>
-    <w:lsdException w:name="Colorful List Accent 3" w:semiHidden="0" w:uiPriority="72" w:unhideWhenUsed="0"/>
-    <w:lsdException w:name="Colorful Grid Accent 3" w:semiHidden="0" w:uiPriority="73" w:unhideWhenUsed="0"/>
-    <w:lsdException w:name="Light Shading Accent 4" w:semiHidden="0" w:uiPriority="60" w:unhideWhenUsed="0"/>
-    <w:lsdException w:name="Light List Accent 4" w:semiHidden="0" w:uiPriority="61" w:unhideWhenUsed="0"/>
-    <w:lsdException w:name="Light Grid Accent 4" w:semiHidden="0" w:uiPriority="62" w:unhideWhenUsed="0"/>
-    <w:lsdException w:name="Medium Shading 1 Accent 4" w:semiHidden="0" w:uiPriority="63" w:unhideWhenUsed="0"/>
-    <w:lsdException w:name="Medium Shading 2 Accent 4" w:semiHidden="0" w:uiPriority="64" w:unhideWhenUsed="0"/>
-    <w:lsdException w:name="Medium List 1 Accent 4" w:semiHidden="0" w:uiPriority="65" w:unhideWhenUsed="0"/>
-    <w:lsdException w:name="Medium List 2 Accent 4" w:semiHidden="0" w:uiPriority="66" w:unhideWhenUsed="0"/>
-    <w:lsdException w:name="Medium Grid 1 Accent 4" w:semiHidden="0" w:uiPriority="67" w:unhideWhenUsed="0"/>
-    <w:lsdException w:name="Medium Grid 2 Accent 4" w:semiHidden="0" w:uiPriority="68" w:unhideWhenUsed="0"/>
-    <w:lsdException w:name="Medium Grid 3 Accent 4" w:semiHidden="0" w:uiPriority="69" w:unhideWhenUsed="0"/>
-    <w:lsdException w:name="Dark List Accent 4" w:semiHidden="0" w:uiPriority="70" w:unhideWhenUsed="0"/>
-    <w:lsdException w:name="Colorful Shading Accent 4" w:semiHidden="0" w:uiPriority="71" w:unhideWhenUsed="0"/>
-    <w:lsdException w:name="Colorful List Accent 4" w:semiHidden="0" w:uiPriority="72" w:unhideWhenUsed="0"/>
-    <w:lsdException w:name="Colorful Grid Accent 4" w:semiHidden="0" w:uiPriority="73" w:unhideWhenUsed="0"/>
-    <w:lsdException w:name="Light Shading Accent 5" w:semiHidden="0" w:uiPriority="60" w:unhideWhenUsed="0"/>
-    <w:lsdException w:name="Light List Accent 5" w:semiHidden="0" w:uiPriority="61" w:unhideWhenUsed="0"/>
-    <w:lsdException w:name="Light Grid Accent 5" w:semiHidden="0" w:uiPriority="62" w:unhideWhenUsed="0"/>
-    <w:lsdException w:name="Medium Shading 1 Accent 5" w:semiHidden="0" w:uiPriority="63" w:unhideWhenUsed="0"/>
-    <w:lsdException w:name="Medium Shading 2 Accent 5" w:semiHidden="0" w:uiPriority="64" w:unhideWhenUsed="0"/>
-    <w:lsdException w:name="Medium List 1 Accent 5" w:semiHidden="0" w:uiPriority="65" w:unhideWhenUsed="0"/>
-    <w:lsdException w:name="Medium List 2 Accent 5" w:semiHidden="0" w:uiPriority="66" w:unhideWhenUsed="0"/>
-    <w:lsdException w:name="Medium Grid 1 Accent 5" w:semiHidden="0" w:uiPriority="67" w:unhideWhenUsed="0"/>
-    <w:lsdException w:name="Medium Grid 2 Accent 5" w:semiHidden="0" w:uiPriority="68" w:unhideWhenUsed="0"/>
-    <w:lsdException w:name="Medium Grid 3 Accent 5" w:semiHidden="0" w:uiPriority="69" w:unhideWhenUsed="0"/>
-    <w:lsdException w:name="Dark List Accent 5" w:semiHidden="0" w:uiPriority="70" w:unhideWhenUsed="0"/>
-    <w:lsdException w:name="Colorful Shading Accent 5" w:semiHidden="0" w:uiPriority="71" w:unhideWhenUsed="0"/>
-    <w:lsdException w:name="Colorful List Accent 5" w:semiHidden="0" w:uiPriority="72" w:unhideWhenUsed="0"/>
-    <w:lsdException w:name="Colorful Grid Accent 5" w:semiHidden="0" w:uiPriority="73" w:unhideWhenUsed="0"/>
-    <w:lsdException w:name="Light Shading Accent 6" w:semiHidden="0" w:uiPriority="60" w:unhideWhenUsed="0"/>
-    <w:lsdException w:name="Light List Accent 6" w:semiHidden="0" w:uiPriority="61" w:unhideWhenUsed="0"/>
-    <w:lsdException w:name="Light Grid Accent 6" w:semiHidden="0" w:uiPriority="62" w:unhideWhenUsed="0"/>
-    <w:lsdException w:name="Medium Shading 1 Accent 6" w:semiHidden="0" w:uiPriority="63" w:unhideWhenUsed="0"/>
-    <w:lsdException w:name="Medium Shading 2 Accent 6" w:semiHidden="0" w:uiPriority="64" w:unhideWhenUsed="0"/>
-    <w:lsdException w:name="Medium List 1 Accent 6" w:semiHidden="0" w:uiPriority="65" w:unhideWhenUsed="0"/>
-    <w:lsdException w:name="Medium List 2 Accent 6" w:semiHidden="0" w:uiPriority="66" w:unhideWhenUsed="0"/>
-    <w:lsdException w:name="Medium Grid 1 Accent 6" w:semiHidden="0" w:uiPriority="67" w:unhideWhenUsed="0"/>
-    <w:lsdException w:name="Medium Grid 2 Accent 6" w:semiHidden="0" w:uiPriority="68" w:unhideWhenUsed="0"/>
-    <w:lsdException w:name="Medium Grid 3 Accent 6" w:semiHidden="0" w:uiPriority="69" w:unhideWhenUsed="0"/>
-    <w:lsdException w:name="Dark List Accent 6" w:semiHidden="0" w:uiPriority="70" w:unhideWhenUsed="0"/>
-    <w:lsdException w:name="Colorful Shading Accent 6" w:semiHidden="0" w:uiPriority="71" w:unhideWhenUsed="0"/>
-    <w:lsdException w:name="Colorful List Accent 6" w:semiHidden="0" w:uiPriority="72" w:unhideWhenUsed="0"/>
-    <w:lsdException w:name="Colorful Grid Accent 6" w:semiHidden="0" w:uiPriority="73" w:unhideWhenUsed="0"/>
+  <w:latentStyles w:count="260" w:defQFormat="0" w:defUnhideWhenUsed="1" w:defSemiHidden="1" w:defUIPriority="99" w:defLockedState="0">
+    <w:lsdException w:qFormat="1" w:unhideWhenUsed="0" w:uiPriority="0" w:semiHidden="0" w:name="Normal"/>
+    <w:lsdException w:qFormat="1" w:unhideWhenUsed="0" w:uiPriority="0" w:semiHidden="0" w:name="heading 1"/>
+    <w:lsdException w:qFormat="1" w:uiPriority="0" w:semiHidden="0" w:name="heading 2"/>
+    <w:lsdException w:qFormat="1" w:uiPriority="0" w:name="heading 3"/>
+    <w:lsdException w:qFormat="1" w:uiPriority="0" w:semiHidden="0" w:name="heading 4"/>
+    <w:lsdException w:qFormat="1" w:uiPriority="0" w:name="heading 5"/>
+    <w:lsdException w:qFormat="1" w:uiPriority="0" w:name="heading 6"/>
+    <w:lsdException w:qFormat="1" w:uiPriority="0" w:name="heading 7"/>
+    <w:lsdException w:qFormat="1" w:uiPriority="0" w:name="heading 8"/>
+    <w:lsdException w:qFormat="1" w:uiPriority="0" w:name="heading 9"/>
+    <w:lsdException w:unhideWhenUsed="0" w:uiPriority="0" w:semiHidden="0" w:name="index 1"/>
+    <w:lsdException w:unhideWhenUsed="0" w:uiPriority="0" w:semiHidden="0" w:name="index 2"/>
+    <w:lsdException w:unhideWhenUsed="0" w:uiPriority="0" w:semiHidden="0" w:name="index 3"/>
+    <w:lsdException w:unhideWhenUsed="0" w:uiPriority="0" w:semiHidden="0" w:name="index 4"/>
+    <w:lsdException w:unhideWhenUsed="0" w:uiPriority="0" w:semiHidden="0" w:name="index 5"/>
+    <w:lsdException w:unhideWhenUsed="0" w:uiPriority="0" w:semiHidden="0" w:name="index 6"/>
+    <w:lsdException w:unhideWhenUsed="0" w:uiPriority="0" w:semiHidden="0" w:name="index 7"/>
+    <w:lsdException w:unhideWhenUsed="0" w:uiPriority="0" w:semiHidden="0" w:name="index 8"/>
+    <w:lsdException w:unhideWhenUsed="0" w:uiPriority="0" w:semiHidden="0" w:name="index 9"/>
+    <w:lsdException w:qFormat="1" w:unhideWhenUsed="0" w:uiPriority="0" w:semiHidden="0" w:name="toc 1"/>
+    <w:lsdException w:qFormat="1" w:unhideWhenUsed="0" w:uiPriority="0" w:semiHidden="0" w:name="toc 2"/>
+    <w:lsdException w:qFormat="1" w:unhideWhenUsed="0" w:uiPriority="0" w:semiHidden="0" w:name="toc 3"/>
+    <w:lsdException w:unhideWhenUsed="0" w:uiPriority="0" w:semiHidden="0" w:name="toc 4"/>
+    <w:lsdException w:unhideWhenUsed="0" w:uiPriority="0" w:semiHidden="0" w:name="toc 5"/>
+    <w:lsdException w:unhideWhenUsed="0" w:uiPriority="0" w:semiHidden="0" w:name="toc 6"/>
+    <w:lsdException w:unhideWhenUsed="0" w:uiPriority="0" w:semiHidden="0" w:name="toc 7"/>
+    <w:lsdException w:unhideWhenUsed="0" w:uiPriority="0" w:semiHidden="0" w:name="toc 8"/>
+    <w:lsdException w:unhideWhenUsed="0" w:uiPriority="0" w:semiHidden="0" w:name="toc 9"/>
+    <w:lsdException w:unhideWhenUsed="0" w:uiPriority="0" w:semiHidden="0" w:name="Normal Indent"/>
+    <w:lsdException w:unhideWhenUsed="0" w:uiPriority="0" w:semiHidden="0" w:name="footnote text"/>
+    <w:lsdException w:qFormat="1" w:unhideWhenUsed="0" w:uiPriority="0" w:semiHidden="0" w:name="annotation text"/>
+    <w:lsdException w:qFormat="1" w:unhideWhenUsed="0" w:uiPriority="0" w:semiHidden="0" w:name="header"/>
+    <w:lsdException w:qFormat="1" w:unhideWhenUsed="0" w:uiPriority="0" w:semiHidden="0" w:name="footer"/>
+    <w:lsdException w:unhideWhenUsed="0" w:uiPriority="0" w:semiHidden="0" w:name="index heading"/>
+    <w:lsdException w:qFormat="1" w:uiPriority="0" w:name="caption"/>
+    <w:lsdException w:unhideWhenUsed="0" w:uiPriority="0" w:semiHidden="0" w:name="table of figures"/>
+    <w:lsdException w:unhideWhenUsed="0" w:uiPriority="0" w:semiHidden="0" w:name="envelope address"/>
+    <w:lsdException w:unhideWhenUsed="0" w:uiPriority="0" w:semiHidden="0" w:name="envelope return"/>
+    <w:lsdException w:unhideWhenUsed="0" w:uiPriority="0" w:semiHidden="0" w:name="footnote reference"/>
+    <w:lsdException w:unhideWhenUsed="0" w:uiPriority="0" w:semiHidden="0" w:name="annotation reference"/>
+    <w:lsdException w:unhideWhenUsed="0" w:uiPriority="0" w:semiHidden="0" w:name="line number"/>
+    <w:lsdException w:unhideWhenUsed="0" w:uiPriority="0" w:semiHidden="0" w:name="page number"/>
+    <w:lsdException w:unhideWhenUsed="0" w:uiPriority="0" w:semiHidden="0" w:name="endnote reference"/>
+    <w:lsdException w:unhideWhenUsed="0" w:uiPriority="0" w:semiHidden="0" w:name="endnote text"/>
+    <w:lsdException w:unhideWhenUsed="0" w:uiPriority="0" w:semiHidden="0" w:name="table of authorities"/>
+    <w:lsdException w:unhideWhenUsed="0" w:uiPriority="0" w:semiHidden="0" w:name="macro"/>
+    <w:lsdException w:unhideWhenUsed="0" w:uiPriority="0" w:semiHidden="0" w:name="toa heading"/>
+    <w:lsdException w:unhideWhenUsed="0" w:uiPriority="0" w:semiHidden="0" w:name="List"/>
+    <w:lsdException w:unhideWhenUsed="0" w:uiPriority="0" w:semiHidden="0" w:name="List Bullet"/>
+    <w:lsdException w:unhideWhenUsed="0" w:uiPriority="0" w:semiHidden="0" w:name="List Number"/>
+    <w:lsdException w:unhideWhenUsed="0" w:uiPriority="0" w:semiHidden="0" w:name="List 2"/>
+    <w:lsdException w:unhideWhenUsed="0" w:uiPriority="0" w:semiHidden="0" w:name="List 3"/>
+    <w:lsdException w:unhideWhenUsed="0" w:uiPriority="0" w:semiHidden="0" w:name="List 4"/>
+    <w:lsdException w:unhideWhenUsed="0" w:uiPriority="0" w:semiHidden="0" w:name="List 5"/>
+    <w:lsdException w:unhideWhenUsed="0" w:uiPriority="0" w:semiHidden="0" w:name="List Bullet 2"/>
+    <w:lsdException w:unhideWhenUsed="0" w:uiPriority="0" w:semiHidden="0" w:name="List Bullet 3"/>
+    <w:lsdException w:unhideWhenUsed="0" w:uiPriority="0" w:semiHidden="0" w:name="List Bullet 4"/>
+    <w:lsdException w:unhideWhenUsed="0" w:uiPriority="0" w:semiHidden="0" w:name="List Bullet 5"/>
+    <w:lsdException w:unhideWhenUsed="0" w:uiPriority="0" w:semiHidden="0" w:name="List Number 2"/>
+    <w:lsdException w:unhideWhenUsed="0" w:uiPriority="0" w:semiHidden="0" w:name="List Number 3"/>
+    <w:lsdException w:unhideWhenUsed="0" w:uiPriority="0" w:semiHidden="0" w:name="List Number 4"/>
+    <w:lsdException w:unhideWhenUsed="0" w:uiPriority="0" w:semiHidden="0" w:name="List Number 5"/>
+    <w:lsdException w:qFormat="1" w:unhideWhenUsed="0" w:uiPriority="0" w:semiHidden="0" w:name="Title"/>
+    <w:lsdException w:unhideWhenUsed="0" w:uiPriority="0" w:semiHidden="0" w:name="Closing"/>
+    <w:lsdException w:unhideWhenUsed="0" w:uiPriority="0" w:semiHidden="0" w:name="Signature"/>
+    <w:lsdException w:qFormat="1" w:unhideWhenUsed="0" w:uiPriority="0" w:name="Default Paragraph Font"/>
+    <w:lsdException w:qFormat="1" w:unhideWhenUsed="0" w:uiPriority="0" w:name="Body Text"/>
+    <w:lsdException w:unhideWhenUsed="0" w:uiPriority="0" w:semiHidden="0" w:name="Body Text Indent"/>
+    <w:lsdException w:unhideWhenUsed="0" w:uiPriority="0" w:semiHidden="0" w:name="List Continue"/>
+    <w:lsdException w:unhideWhenUsed="0" w:uiPriority="0" w:semiHidden="0" w:name="List Continue 2"/>
+    <w:lsdException w:unhideWhenUsed="0" w:uiPriority="0" w:semiHidden="0" w:name="List Continue 3"/>
+    <w:lsdException w:unhideWhenUsed="0" w:uiPriority="0" w:semiHidden="0" w:name="List Continue 4"/>
+    <w:lsdException w:unhideWhenUsed="0" w:uiPriority="0" w:semiHidden="0" w:name="List Continue 5"/>
+    <w:lsdException w:unhideWhenUsed="0" w:uiPriority="0" w:semiHidden="0" w:name="Message Header"/>
+    <w:lsdException w:qFormat="1" w:unhideWhenUsed="0" w:uiPriority="0" w:semiHidden="0" w:name="Subtitle"/>
+    <w:lsdException w:unhideWhenUsed="0" w:uiPriority="0" w:semiHidden="0" w:name="Salutation"/>
+    <w:lsdException w:unhideWhenUsed="0" w:uiPriority="0" w:semiHidden="0" w:name="Date"/>
+    <w:lsdException w:unhideWhenUsed="0" w:uiPriority="0" w:semiHidden="0" w:name="Body Text First Indent"/>
+    <w:lsdException w:unhideWhenUsed="0" w:uiPriority="0" w:semiHidden="0" w:name="Body Text First Indent 2"/>
+    <w:lsdException w:uiPriority="99" w:name="Note Heading"/>
+    <w:lsdException w:unhideWhenUsed="0" w:uiPriority="0" w:semiHidden="0" w:name="Body Text 2"/>
+    <w:lsdException w:unhideWhenUsed="0" w:uiPriority="0" w:semiHidden="0" w:name="Body Text 3"/>
+    <w:lsdException w:unhideWhenUsed="0" w:uiPriority="0" w:semiHidden="0" w:name="Body Text Indent 2"/>
+    <w:lsdException w:unhideWhenUsed="0" w:uiPriority="0" w:semiHidden="0" w:name="Body Text Indent 3"/>
+    <w:lsdException w:unhideWhenUsed="0" w:uiPriority="0" w:semiHidden="0" w:name="Block Text"/>
+    <w:lsdException w:unhideWhenUsed="0" w:uiPriority="0" w:semiHidden="0" w:name="Hyperlink"/>
+    <w:lsdException w:unhideWhenUsed="0" w:uiPriority="0" w:semiHidden="0" w:name="FollowedHyperlink"/>
+    <w:lsdException w:qFormat="1" w:unhideWhenUsed="0" w:uiPriority="0" w:semiHidden="0" w:name="Strong"/>
+    <w:lsdException w:qFormat="1" w:unhideWhenUsed="0" w:uiPriority="0" w:semiHidden="0" w:name="Emphasis"/>
+    <w:lsdException w:unhideWhenUsed="0" w:uiPriority="0" w:semiHidden="0" w:name="Document Map"/>
+    <w:lsdException w:unhideWhenUsed="0" w:uiPriority="0" w:semiHidden="0" w:name="Plain Text"/>
+    <w:lsdException w:unhideWhenUsed="0" w:uiPriority="0" w:semiHidden="0" w:name="E-mail Signature"/>
+    <w:lsdException w:qFormat="1" w:unhideWhenUsed="0" w:uiPriority="0" w:semiHidden="0" w:name="Normal (Web)"/>
+    <w:lsdException w:unhideWhenUsed="0" w:uiPriority="0" w:semiHidden="0" w:name="HTML Acronym"/>
+    <w:lsdException w:unhideWhenUsed="0" w:uiPriority="0" w:semiHidden="0" w:name="HTML Address"/>
+    <w:lsdException w:unhideWhenUsed="0" w:uiPriority="0" w:semiHidden="0" w:name="HTML Cite"/>
+    <w:lsdException w:unhideWhenUsed="0" w:uiPriority="0" w:semiHidden="0" w:name="HTML Code"/>
+    <w:lsdException w:unhideWhenUsed="0" w:uiPriority="0" w:semiHidden="0" w:name="HTML Definition"/>
+    <w:lsdException w:unhideWhenUsed="0" w:uiPriority="0" w:semiHidden="0" w:name="HTML Keyboard"/>
+    <w:lsdException w:unhideWhenUsed="0" w:uiPriority="0" w:semiHidden="0" w:name="HTML Preformatted"/>
+    <w:lsdException w:unhideWhenUsed="0" w:uiPriority="0" w:semiHidden="0" w:name="HTML Sample"/>
+    <w:lsdException w:unhideWhenUsed="0" w:uiPriority="0" w:semiHidden="0" w:name="HTML Typewriter"/>
+    <w:lsdException w:unhideWhenUsed="0" w:uiPriority="0" w:semiHidden="0" w:name="HTML Variable"/>
+    <w:lsdException w:qFormat="1" w:unhideWhenUsed="0" w:uiPriority="0" w:name="Normal Table"/>
+    <w:lsdException w:unhideWhenUsed="0" w:uiPriority="0" w:semiHidden="0" w:name="annotation subject"/>
+    <w:lsdException w:unhideWhenUsed="0" w:uiPriority="0" w:semiHidden="0" w:name="Table Simple 1"/>
+    <w:lsdException w:unhideWhenUsed="0" w:uiPriority="0" w:semiHidden="0" w:name="Table Simple 2"/>
+    <w:lsdException w:unhideWhenUsed="0" w:uiPriority="0" w:semiHidden="0" w:name="Table Simple 3"/>
+    <w:lsdException w:unhideWhenUsed="0" w:uiPriority="0" w:semiHidden="0" w:name="Table Classic 1"/>
+    <w:lsdException w:unhideWhenUsed="0" w:uiPriority="0" w:semiHidden="0" w:name="Table Classic 2"/>
+    <w:lsdException w:unhideWhenUsed="0" w:uiPriority="0" w:semiHidden="0" w:name="Table Classic 3"/>
+    <w:lsdException w:unhideWhenUsed="0" w:uiPriority="0" w:semiHidden="0" w:name="Table Classic 4"/>
+    <w:lsdException w:unhideWhenUsed="0" w:uiPriority="0" w:semiHidden="0" w:name="Table Colorful 1"/>
+    <w:lsdException w:unhideWhenUsed="0" w:uiPriority="0" w:semiHidden="0" w:name="Table Colorful 2"/>
+    <w:lsdException w:unhideWhenUsed="0" w:uiPriority="0" w:semiHidden="0" w:name="Table Colorful 3"/>
+    <w:lsdException w:unhideWhenUsed="0" w:uiPriority="0" w:semiHidden="0" w:name="Table Columns 1"/>
+    <w:lsdException w:unhideWhenUsed="0" w:uiPriority="0" w:semiHidden="0" w:name="Table Columns 2"/>
+    <w:lsdException w:unhideWhenUsed="0" w:uiPriority="0" w:semiHidden="0" w:name="Table Columns 3"/>
+    <w:lsdException w:unhideWhenUsed="0" w:uiPriority="0" w:semiHidden="0" w:name="Table Columns 4"/>
+    <w:lsdException w:unhideWhenUsed="0" w:uiPriority="0" w:semiHidden="0" w:name="Table Columns 5"/>
+    <w:lsdException w:unhideWhenUsed="0" w:uiPriority="0" w:semiHidden="0" w:name="Table Grid 1"/>
+    <w:lsdException w:unhideWhenUsed="0" w:uiPriority="0" w:semiHidden="0" w:name="Table Grid 2"/>
+    <w:lsdException w:unhideWhenUsed="0" w:uiPriority="0" w:semiHidden="0" w:name="Table Grid 3"/>
+    <w:lsdException w:unhideWhenUsed="0" w:uiPriority="0" w:semiHidden="0" w:name="Table Grid 4"/>
+    <w:lsdException w:unhideWhenUsed="0" w:uiPriority="0" w:semiHidden="0" w:name="Table Grid 5"/>
+    <w:lsdException w:unhideWhenUsed="0" w:uiPriority="0" w:semiHidden="0" w:name="Table Grid 6"/>
+    <w:lsdException w:unhideWhenUsed="0" w:uiPriority="0" w:semiHidden="0" w:name="Table Grid 7"/>
+    <w:lsdException w:unhideWhenUsed="0" w:uiPriority="0" w:semiHidden="0" w:name="Table Grid 8"/>
+    <w:lsdException w:unhideWhenUsed="0" w:uiPriority="0" w:semiHidden="0" w:name="Table List 1"/>
+    <w:lsdException w:unhideWhenUsed="0" w:uiPriority="0" w:semiHidden="0" w:name="Table List 2"/>
+    <w:lsdException w:unhideWhenUsed="0" w:uiPriority="0" w:semiHidden="0" w:name="Table List 3"/>
+    <w:lsdException w:unhideWhenUsed="0" w:uiPriority="0" w:semiHidden="0" w:name="Table List 4"/>
+    <w:lsdException w:unhideWhenUsed="0" w:uiPriority="0" w:semiHidden="0" w:name="Table List 5"/>
+    <w:lsdException w:unhideWhenUsed="0" w:uiPriority="0" w:semiHidden="0" w:name="Table List 6"/>
+    <w:lsdException w:unhideWhenUsed="0" w:uiPriority="0" w:semiHidden="0" w:name="Table List 7"/>
+    <w:lsdException w:unhideWhenUsed="0" w:uiPriority="0" w:semiHidden="0" w:name="Table List 8"/>
+    <w:lsdException w:unhideWhenUsed="0" w:uiPriority="0" w:semiHidden="0" w:name="Table 3D effects 1"/>
+    <w:lsdException w:unhideWhenUsed="0" w:uiPriority="0" w:semiHidden="0" w:name="Table 3D effects 2"/>
+    <w:lsdException w:unhideWhenUsed="0" w:uiPriority="0" w:semiHidden="0" w:name="Table 3D effects 3"/>
+    <w:lsdException w:unhideWhenUsed="0" w:uiPriority="0" w:semiHidden="0" w:name="Table Contemporary"/>
+    <w:lsdException w:unhideWhenUsed="0" w:uiPriority="0" w:semiHidden="0" w:name="Table Elegant"/>
+    <w:lsdException w:unhideWhenUsed="0" w:uiPriority="0" w:semiHidden="0" w:name="Table Professional"/>
+    <w:lsdException w:unhideWhenUsed="0" w:uiPriority="0" w:semiHidden="0" w:name="Table Subtle 1"/>
+    <w:lsdException w:unhideWhenUsed="0" w:uiPriority="0" w:semiHidden="0" w:name="Table Subtle 2"/>
+    <w:lsdException w:unhideWhenUsed="0" w:uiPriority="0" w:semiHidden="0" w:name="Table Web 1"/>
+    <w:lsdException w:unhideWhenUsed="0" w:uiPriority="0" w:semiHidden="0" w:name="Table Web 2"/>
+    <w:lsdException w:unhideWhenUsed="0" w:uiPriority="0" w:semiHidden="0" w:name="Table Web 3"/>
+    <w:lsdException w:unhideWhenUsed="0" w:uiPriority="0" w:semiHidden="0" w:name="Balloon Text"/>
+    <w:lsdException w:qFormat="1" w:unhideWhenUsed="0" w:uiPriority="0" w:semiHidden="0" w:name="Table Grid"/>
+    <w:lsdException w:unhideWhenUsed="0" w:uiPriority="0" w:semiHidden="0" w:name="Table Theme"/>
+    <w:lsdException w:unhideWhenUsed="0" w:uiPriority="60" w:semiHidden="0" w:name="Light Shading"/>
+    <w:lsdException w:unhideWhenUsed="0" w:uiPriority="61" w:semiHidden="0" w:name="Light List"/>
+    <w:lsdException w:unhideWhenUsed="0" w:uiPriority="62" w:semiHidden="0" w:name="Light Grid"/>
+    <w:lsdException w:unhideWhenUsed="0" w:uiPriority="63" w:semiHidden="0" w:name="Medium Shading 1"/>
+    <w:lsdException w:unhideWhenUsed="0" w:uiPriority="64" w:semiHidden="0" w:name="Medium Shading 2"/>
+    <w:lsdException w:unhideWhenUsed="0" w:uiPriority="65" w:semiHidden="0" w:name="Medium List 1"/>
+    <w:lsdException w:unhideWhenUsed="0" w:uiPriority="66" w:semiHidden="0" w:name="Medium List 2"/>
+    <w:lsdException w:unhideWhenUsed="0" w:uiPriority="67" w:semiHidden="0" w:name="Medium Grid 1"/>
+    <w:lsdException w:unhideWhenUsed="0" w:uiPriority="68" w:semiHidden="0" w:name="Medium Grid 2"/>
+    <w:lsdException w:unhideWhenUsed="0" w:uiPriority="69" w:semiHidden="0" w:name="Medium Grid 3"/>
+    <w:lsdException w:unhideWhenUsed="0" w:uiPriority="70" w:semiHidden="0" w:name="Dark List"/>
+    <w:lsdException w:unhideWhenUsed="0" w:uiPriority="71" w:semiHidden="0" w:name="Colorful Shading"/>
+    <w:lsdException w:unhideWhenUsed="0" w:uiPriority="72" w:semiHidden="0" w:name="Colorful List"/>
+    <w:lsdException w:unhideWhenUsed="0" w:uiPriority="73" w:semiHidden="0" w:name="Colorful Grid"/>
+    <w:lsdException w:unhideWhenUsed="0" w:uiPriority="60" w:semiHidden="0" w:name="Light Shading Accent 1"/>
+    <w:lsdException w:unhideWhenUsed="0" w:uiPriority="61" w:semiHidden="0" w:name="Light List Accent 1"/>
+    <w:lsdException w:unhideWhenUsed="0" w:uiPriority="62" w:semiHidden="0" w:name="Light Grid Accent 1"/>
+    <w:lsdException w:unhideWhenUsed="0" w:uiPriority="63" w:semiHidden="0" w:name="Medium Shading 1 Accent 1"/>
+    <w:lsdException w:unhideWhenUsed="0" w:uiPriority="64" w:semiHidden="0" w:name="Medium Shading 2 Accent 1"/>
+    <w:lsdException w:unhideWhenUsed="0" w:uiPriority="65" w:semiHidden="0" w:name="Medium List 1 Accent 1"/>
+    <w:lsdException w:unhideWhenUsed="0" w:uiPriority="66" w:semiHidden="0" w:name="Medium List 2 Accent 1"/>
+    <w:lsdException w:unhideWhenUsed="0" w:uiPriority="67" w:semiHidden="0" w:name="Medium Grid 1 Accent 1"/>
+    <w:lsdException w:unhideWhenUsed="0" w:uiPriority="68" w:semiHidden="0" w:name="Medium Grid 2 Accent 1"/>
+    <w:lsdException w:unhideWhenUsed="0" w:uiPriority="69" w:semiHidden="0" w:name="Medium Grid 3 Accent 1"/>
+    <w:lsdException w:unhideWhenUsed="0" w:uiPriority="70" w:semiHidden="0" w:name="Dark List Accent 1"/>
+    <w:lsdException w:unhideWhenUsed="0" w:uiPriority="71" w:semiHidden="0" w:name="Colorful Shading Accent 1"/>
+    <w:lsdException w:unhideWhenUsed="0" w:uiPriority="72" w:semiHidden="0" w:name="Colorful List Accent 1"/>
+    <w:lsdException w:unhideWhenUsed="0" w:uiPriority="73" w:semiHidden="0" w:name="Colorful Grid Accent 1"/>
+    <w:lsdException w:unhideWhenUsed="0" w:uiPriority="60" w:semiHidden="0" w:name="Light Shading Accent 2"/>
+    <w:lsdException w:unhideWhenUsed="0" w:uiPriority="61" w:semiHidden="0" w:name="Light List Accent 2"/>
+    <w:lsdException w:unhideWhenUsed="0" w:uiPriority="62" w:semiHidden="0" w:name="Light Grid Accent 2"/>
+    <w:lsdException w:unhideWhenUsed="0" w:uiPriority="63" w:semiHidden="0" w:name="Medium Shading 1 Accent 2"/>
+    <w:lsdException w:unhideWhenUsed="0" w:uiPriority="64" w:semiHidden="0" w:name="Medium Shading 2 Accent 2"/>
+    <w:lsdException w:unhideWhenUsed="0" w:uiPriority="65" w:semiHidden="0" w:name="Medium List 1 Accent 2"/>
+    <w:lsdException w:unhideWhenUsed="0" w:uiPriority="66" w:semiHidden="0" w:name="Medium List 2 Accent 2"/>
+    <w:lsdException w:unhideWhenUsed="0" w:uiPriority="67" w:semiHidden="0" w:name="Medium Grid 1 Accent 2"/>
+    <w:lsdException w:unhideWhenUsed="0" w:uiPriority="68" w:semiHidden="0" w:name="Medium Grid 2 Accent 2"/>
+    <w:lsdException w:unhideWhenUsed="0" w:uiPriority="69" w:semiHidden="0" w:name="Medium Grid 3 Accent 2"/>
+    <w:lsdException w:unhideWhenUsed="0" w:uiPriority="70" w:semiHidden="0" w:name="Dark List Accent 2"/>
+    <w:lsdException w:unhideWhenUsed="0" w:uiPriority="71" w:semiHidden="0" w:name="Colorful Shading Accent 2"/>
+    <w:lsdException w:unhideWhenUsed="0" w:uiPriority="72" w:semiHidden="0" w:name="Colorful List Accent 2"/>
+    <w:lsdException w:unhideWhenUsed="0" w:uiPriority="73" w:semiHidden="0" w:name="Colorful Grid Accent 2"/>
+    <w:lsdException w:unhideWhenUsed="0" w:uiPriority="60" w:semiHidden="0" w:name="Light Shading Accent 3"/>
+    <w:lsdException w:unhideWhenUsed="0" w:uiPriority="61" w:semiHidden="0" w:name="Light List Accent 3"/>
+    <w:lsdException w:unhideWhenUsed="0" w:uiPriority="62" w:semiHidden="0" w:name="Light Grid Accent 3"/>
+    <w:lsdException w:unhideWhenUsed="0" w:uiPriority="63" w:semiHidden="0" w:name="Medium Shading 1 Accent 3"/>
+    <w:lsdException w:unhideWhenUsed="0" w:uiPriority="64" w:semiHidden="0" w:name="Medium Shading 2 Accent 3"/>
+    <w:lsdException w:unhideWhenUsed="0" w:uiPriority="65" w:semiHidden="0" w:name="Medium List 1 Accent 3"/>
+    <w:lsdException w:unhideWhenUsed="0" w:uiPriority="66" w:semiHidden="0" w:name="Medium List 2 Accent 3"/>
+    <w:lsdException w:unhideWhenUsed="0" w:uiPriority="67" w:semiHidden="0" w:name="Medium Grid 1 Accent 3"/>
+    <w:lsdException w:unhideWhenUsed="0" w:uiPriority="68" w:semiHidden="0" w:name="Medium Grid 2 Accent 3"/>
+    <w:lsdException w:unhideWhenUsed="0" w:uiPriority="69" w:semiHidden="0" w:name="Medium Grid 3 Accent 3"/>
+    <w:lsdException w:unhideWhenUsed="0" w:uiPriority="70" w:semiHidden="0" w:name="Dark List Accent 3"/>
+    <w:lsdException w:unhideWhenUsed="0" w:uiPriority="71" w:semiHidden="0" w:name="Colorful Shading Accent 3"/>
+    <w:lsdException w:unhideWhenUsed="0" w:uiPriority="72" w:semiHidden="0" w:name="Colorful List Accent 3"/>
+    <w:lsdException w:unhideWhenUsed="0" w:uiPriority="73" w:semiHidden="0" w:name="Colorful Grid Accent 3"/>
+    <w:lsdException w:unhideWhenUsed="0" w:uiPriority="60" w:semiHidden="0" w:name="Light Shading Accent 4"/>
+    <w:lsdException w:unhideWhenUsed="0" w:uiPriority="61" w:semiHidden="0" w:name="Light List Accent 4"/>
+    <w:lsdException w:unhideWhenUsed="0" w:uiPriority="62" w:semiHidden="0" w:name="Light Grid Accent 4"/>
+    <w:lsdException w:unhideWhenUsed="0" w:uiPriority="63" w:semiHidden="0" w:name="Medium Shading 1 Accent 4"/>
+    <w:lsdException w:unhideWhenUsed="0" w:uiPriority="64" w:semiHidden="0" w:name="Medium Shading 2 Accent 4"/>
+    <w:lsdException w:unhideWhenUsed="0" w:uiPriority="65" w:semiHidden="0" w:name="Medium List 1 Accent 4"/>
+    <w:lsdException w:unhideWhenUsed="0" w:uiPriority="66" w:semiHidden="0" w:name="Medium List 2 Accent 4"/>
+    <w:lsdException w:unhideWhenUsed="0" w:uiPriority="67" w:semiHidden="0" w:name="Medium Grid 1 Accent 4"/>
+    <w:lsdException w:unhideWhenUsed="0" w:uiPriority="68" w:semiHidden="0" w:name="Medium Grid 2 Accent 4"/>
+    <w:lsdException w:unhideWhenUsed="0" w:uiPriority="69" w:semiHidden="0" w:name="Medium Grid 3 Accent 4"/>
+    <w:lsdException w:unhideWhenUsed="0" w:uiPriority="70" w:semiHidden="0" w:name="Dark List Accent 4"/>
+    <w:lsdException w:unhideWhenUsed="0" w:uiPriority="71" w:semiHidden="0" w:name="Colorful Shading Accent 4"/>
+    <w:lsdException w:unhideWhenUsed="0" w:uiPriority="72" w:semiHidden="0" w:name="Colorful List Accent 4"/>
+    <w:lsdException w:unhideWhenUsed="0" w:uiPriority="73" w:semiHidden="0" w:name="Colorful Grid Accent 4"/>
+    <w:lsdException w:unhideWhenUsed="0" w:uiPriority="60" w:semiHidden="0" w:name="Light Shading Accent 5"/>
+    <w:lsdException w:unhideWhenUsed="0" w:uiPriority="61" w:semiHidden="0" w:name="Light List Accent 5"/>
+    <w:lsdException w:unhideWhenUsed="0" w:uiPriority="62" w:semiHidden="0" w:name="Light Grid Accent 5"/>
+    <w:lsdException w:unhideWhenUsed="0" w:uiPriority="63" w:semiHidden="0" w:name="Medium Shading 1 Accent 5"/>
+    <w:lsdException w:unhideWhenUsed="0" w:uiPriority="64" w:semiHidden="0" w:name="Medium Shading 2 Accent 5"/>
+    <w:lsdException w:unhideWhenUsed="0" w:uiPriority="65" w:semiHidden="0" w:name="Medium List 1 Accent 5"/>
+    <w:lsdException w:unhideWhenUsed="0" w:uiPriority="66" w:semiHidden="0" w:name="Medium List 2 Accent 5"/>
+    <w:lsdException w:unhideWhenUsed="0" w:uiPriority="67" w:semiHidden="0" w:name="Medium Grid 1 Accent 5"/>
+    <w:lsdException w:unhideWhenUsed="0" w:uiPriority="68" w:semiHidden="0" w:name="Medium Grid 2 Accent 5"/>
+    <w:lsdException w:unhideWhenUsed="0" w:uiPriority="69" w:semiHidden="0" w:name="Medium Grid 3 Accent 5"/>
+    <w:lsdException w:unhideWhenUsed="0" w:uiPriority="70" w:semiHidden="0" w:name="Dark List Accent 5"/>
+    <w:lsdException w:unhideWhenUsed="0" w:uiPriority="71" w:semiHidden="0" w:name="Colorful Shading Accent 5"/>
+    <w:lsdException w:unhideWhenUsed="0" w:uiPriority="72" w:semiHidden="0" w:name="Colorful List Accent 5"/>
+    <w:lsdException w:unhideWhenUsed="0" w:uiPriority="73" w:semiHidden="0" w:name="Colorful Grid Accent 5"/>
+    <w:lsdException w:unhideWhenUsed="0" w:uiPriority="60" w:semiHidden="0" w:name="Light Shading Accent 6"/>
+    <w:lsdException w:unhideWhenUsed="0" w:uiPriority="61" w:semiHidden="0" w:name="Light List Accent 6"/>
+    <w:lsdException w:unhideWhenUsed="0" w:uiPriority="62" w:semiHidden="0" w:name="Light Grid Accent 6"/>
+    <w:lsdException w:unhideWhenUsed="0" w:uiPriority="63" w:semiHidden="0" w:name="Medium Shading 1 Accent 6"/>
+    <w:lsdException w:unhideWhenUsed="0" w:uiPriority="64" w:semiHidden="0" w:name="Medium Shading 2 Accent 6"/>
+    <w:lsdException w:unhideWhenUsed="0" w:uiPriority="65" w:semiHidden="0" w:name="Medium List 1 Accent 6"/>
+    <w:lsdException w:unhideWhenUsed="0" w:uiPriority="66" w:semiHidden="0" w:name="Medium List 2 Accent 6"/>
+    <w:lsdException w:unhideWhenUsed="0" w:uiPriority="67" w:semiHidden="0" w:name="Medium Grid 1 Accent 6"/>
+    <w:lsdException w:unhideWhenUsed="0" w:uiPriority="68" w:semiHidden="0" w:name="Medium Grid 2 Accent 6"/>
+    <w:lsdException w:unhideWhenUsed="0" w:uiPriority="69" w:semiHidden="0" w:name="Medium Grid 3 Accent 6"/>
+    <w:lsdException w:unhideWhenUsed="0" w:uiPriority="70" w:semiHidden="0" w:name="Dark List Accent 6"/>
+    <w:lsdException w:unhideWhenUsed="0" w:uiPriority="71" w:semiHidden="0" w:name="Colorful Shading Accent 6"/>
+    <w:lsdException w:unhideWhenUsed="0" w:uiPriority="72" w:semiHidden="0" w:name="Colorful List Accent 6"/>
+    <w:lsdException w:unhideWhenUsed="0" w:uiPriority="73" w:semiHidden="0" w:name="Colorful Grid Accent 6"/>
   </w:latentStyles>
-  <w:style w:type="paragraph" w:default="1" w:styleId="Normal">
+  <w:style w:type="paragraph" w:default="1" w:styleId="1">
     <w:name w:val="Normal"/>
     <w:qFormat/>
+    <w:uiPriority w:val="0"/>
     <w:pPr>
       <w:kinsoku w:val="0"/>
       <w:autoSpaceDE w:val="0"/>
@@ -4374,7 +4483,7 @@
       <w:textAlignment w:val="baseline"/>
     </w:pPr>
     <w:rPr>
-      <w:rFonts w:ascii="Arial" w:eastAsia="宋体" w:hAnsi="Arial" w:cs="Arial"/>
+      <w:rFonts w:ascii="Arial" w:hAnsi="Arial" w:eastAsia="宋体" w:cs="Arial"/>
       <w:snapToGrid w:val="0"/>
       <w:color w:val="000000"/>
       <w:kern w:val="0"/>
@@ -4383,11 +4492,12 @@
       <w:lang w:val="en-US" w:eastAsia="en-US" w:bidi="ar-SA"/>
     </w:rPr>
   </w:style>
-  <w:style w:type="paragraph" w:styleId="Heading1">
+  <w:style w:type="paragraph" w:styleId="2">
     <w:name w:val="heading 1"/>
-    <w:basedOn w:val="Normal"/>
-    <w:next w:val="Normal"/>
+    <w:basedOn w:val="1"/>
+    <w:next w:val="1"/>
     <w:qFormat/>
+    <w:uiPriority w:val="0"/>
     <w:pPr>
       <w:keepNext/>
       <w:keepLines/>
@@ -4405,12 +4515,13 @@
       <w:sz w:val="44"/>
     </w:rPr>
   </w:style>
-  <w:style w:type="paragraph" w:styleId="Heading2">
+  <w:style w:type="paragraph" w:styleId="3">
     <w:name w:val="heading 2"/>
-    <w:basedOn w:val="Normal"/>
-    <w:next w:val="Normal"/>
+    <w:basedOn w:val="1"/>
+    <w:next w:val="1"/>
     <w:unhideWhenUsed/>
     <w:qFormat/>
+    <w:uiPriority w:val="0"/>
     <w:pPr>
       <w:keepNext/>
       <w:keepLines/>
@@ -4423,18 +4534,19 @@
       <w:outlineLvl w:val="1"/>
     </w:pPr>
     <w:rPr>
-      <w:rFonts w:ascii="Arial" w:eastAsia="黑体" w:hAnsi="Arial"/>
+      <w:rFonts w:ascii="Arial" w:hAnsi="Arial" w:eastAsia="黑体"/>
       <w:b/>
       <w:sz w:val="32"/>
     </w:rPr>
   </w:style>
-  <w:style w:type="paragraph" w:styleId="Heading3">
+  <w:style w:type="paragraph" w:styleId="4">
     <w:name w:val="heading 3"/>
-    <w:basedOn w:val="Normal"/>
-    <w:next w:val="Normal"/>
+    <w:basedOn w:val="1"/>
+    <w:next w:val="1"/>
     <w:semiHidden/>
     <w:unhideWhenUsed/>
     <w:qFormat/>
+    <w:uiPriority w:val="0"/>
     <w:pPr>
       <w:keepNext/>
       <w:keepLines/>
@@ -4451,12 +4563,13 @@
       <w:sz w:val="32"/>
     </w:rPr>
   </w:style>
-  <w:style w:type="paragraph" w:styleId="Heading4">
+  <w:style w:type="paragraph" w:styleId="5">
     <w:name w:val="heading 4"/>
-    <w:basedOn w:val="Normal"/>
-    <w:next w:val="Normal"/>
+    <w:basedOn w:val="1"/>
+    <w:next w:val="1"/>
     <w:unhideWhenUsed/>
     <w:qFormat/>
+    <w:uiPriority w:val="0"/>
     <w:pPr>
       <w:keepNext/>
       <w:keepLines/>
@@ -4469,18 +4582,19 @@
       <w:outlineLvl w:val="3"/>
     </w:pPr>
     <w:rPr>
-      <w:rFonts w:ascii="Arial" w:eastAsia="黑体" w:hAnsi="Arial"/>
+      <w:rFonts w:ascii="Arial" w:hAnsi="Arial" w:eastAsia="黑体"/>
       <w:b/>
       <w:sz w:val="28"/>
     </w:rPr>
   </w:style>
-  <w:style w:type="paragraph" w:styleId="Heading5">
+  <w:style w:type="paragraph" w:styleId="6">
     <w:name w:val="heading 5"/>
-    <w:basedOn w:val="Normal"/>
-    <w:next w:val="Normal"/>
+    <w:basedOn w:val="1"/>
+    <w:next w:val="1"/>
     <w:semiHidden/>
     <w:unhideWhenUsed/>
     <w:qFormat/>
+    <w:uiPriority w:val="0"/>
     <w:pPr>
       <w:keepNext/>
       <w:keepLines/>
@@ -4497,13 +4611,14 @@
       <w:sz w:val="28"/>
     </w:rPr>
   </w:style>
-  <w:style w:type="paragraph" w:styleId="Heading6">
+  <w:style w:type="paragraph" w:styleId="7">
     <w:name w:val="heading 6"/>
-    <w:basedOn w:val="Normal"/>
-    <w:next w:val="Normal"/>
+    <w:basedOn w:val="1"/>
+    <w:next w:val="1"/>
     <w:semiHidden/>
     <w:unhideWhenUsed/>
     <w:qFormat/>
+    <w:uiPriority w:val="0"/>
     <w:pPr>
       <w:keepNext/>
       <w:keepLines/>
@@ -4516,18 +4631,19 @@
       <w:outlineLvl w:val="5"/>
     </w:pPr>
     <w:rPr>
-      <w:rFonts w:ascii="Arial" w:eastAsia="黑体" w:hAnsi="Arial"/>
+      <w:rFonts w:ascii="Arial" w:hAnsi="Arial" w:eastAsia="黑体"/>
       <w:b/>
       <w:sz w:val="24"/>
     </w:rPr>
   </w:style>
-  <w:style w:type="paragraph" w:styleId="Heading7">
+  <w:style w:type="paragraph" w:styleId="8">
     <w:name w:val="heading 7"/>
-    <w:basedOn w:val="Normal"/>
-    <w:next w:val="Normal"/>
+    <w:basedOn w:val="1"/>
+    <w:next w:val="1"/>
     <w:semiHidden/>
     <w:unhideWhenUsed/>
     <w:qFormat/>
+    <w:uiPriority w:val="0"/>
     <w:pPr>
       <w:keepNext/>
       <w:keepLines/>
@@ -4544,13 +4660,14 @@
       <w:sz w:val="24"/>
     </w:rPr>
   </w:style>
-  <w:style w:type="paragraph" w:styleId="Heading8">
+  <w:style w:type="paragraph" w:styleId="9">
     <w:name w:val="heading 8"/>
-    <w:basedOn w:val="Normal"/>
-    <w:next w:val="Normal"/>
+    <w:basedOn w:val="1"/>
+    <w:next w:val="1"/>
     <w:semiHidden/>
     <w:unhideWhenUsed/>
     <w:qFormat/>
+    <w:uiPriority w:val="0"/>
     <w:pPr>
       <w:keepNext/>
       <w:keepLines/>
@@ -4563,17 +4680,18 @@
       <w:outlineLvl w:val="7"/>
     </w:pPr>
     <w:rPr>
-      <w:rFonts w:ascii="Arial" w:eastAsia="黑体" w:hAnsi="Arial"/>
+      <w:rFonts w:ascii="Arial" w:hAnsi="Arial" w:eastAsia="黑体"/>
       <w:sz w:val="24"/>
     </w:rPr>
   </w:style>
-  <w:style w:type="paragraph" w:styleId="Heading9">
+  <w:style w:type="paragraph" w:styleId="10">
     <w:name w:val="heading 9"/>
-    <w:basedOn w:val="Normal"/>
-    <w:next w:val="Normal"/>
+    <w:basedOn w:val="1"/>
+    <w:next w:val="1"/>
     <w:semiHidden/>
     <w:unhideWhenUsed/>
     <w:qFormat/>
+    <w:uiPriority w:val="0"/>
     <w:pPr>
       <w:keepNext/>
       <w:keepLines/>
@@ -4586,19 +4704,21 @@
       <w:outlineLvl w:val="8"/>
     </w:pPr>
     <w:rPr>
-      <w:rFonts w:ascii="Arial" w:eastAsia="黑体" w:hAnsi="Arial"/>
+      <w:rFonts w:ascii="Arial" w:hAnsi="Arial" w:eastAsia="黑体"/>
       <w:sz w:val="21"/>
     </w:rPr>
   </w:style>
-  <w:style w:type="character" w:default="1" w:styleId="DefaultParagraphFont">
+  <w:style w:type="character" w:default="1" w:styleId="22">
     <w:name w:val="Default Paragraph Font"/>
     <w:semiHidden/>
     <w:qFormat/>
+    <w:uiPriority w:val="0"/>
   </w:style>
-  <w:style w:type="table" w:default="1" w:styleId="TableNormal">
+  <w:style w:type="table" w:default="1" w:styleId="20">
     <w:name w:val="Normal Table"/>
     <w:semiHidden/>
     <w:qFormat/>
+    <w:uiPriority w:val="0"/>
     <w:tblPr>
       <w:tblCellMar>
         <w:top w:w="0" w:type="dxa"/>
@@ -4608,39 +4728,43 @@
       </w:tblCellMar>
     </w:tblPr>
   </w:style>
-  <w:style w:type="paragraph" w:styleId="CommentText">
+  <w:style w:type="paragraph" w:styleId="11">
     <w:name w:val="annotation text"/>
-    <w:basedOn w:val="Normal"/>
+    <w:basedOn w:val="1"/>
     <w:qFormat/>
+    <w:uiPriority w:val="0"/>
     <w:pPr>
       <w:jc w:val="left"/>
     </w:pPr>
   </w:style>
-  <w:style w:type="paragraph" w:styleId="BodyText">
+  <w:style w:type="paragraph" w:styleId="12">
     <w:name w:val="Body Text"/>
-    <w:basedOn w:val="Normal"/>
+    <w:basedOn w:val="1"/>
     <w:semiHidden/>
     <w:qFormat/>
+    <w:uiPriority w:val="0"/>
     <w:rPr>
-      <w:rFonts w:ascii="Arial" w:eastAsia="Arial" w:hAnsi="Arial" w:cs="Arial"/>
+      <w:rFonts w:ascii="Arial" w:hAnsi="Arial" w:eastAsia="Arial" w:cs="Arial"/>
       <w:sz w:val="21"/>
       <w:szCs w:val="21"/>
       <w:lang w:val="en-US" w:eastAsia="en-US" w:bidi="ar-SA"/>
     </w:rPr>
   </w:style>
-  <w:style w:type="paragraph" w:styleId="TOC3">
+  <w:style w:type="paragraph" w:styleId="13">
     <w:name w:val="toc 3"/>
-    <w:basedOn w:val="Normal"/>
-    <w:next w:val="Normal"/>
+    <w:basedOn w:val="1"/>
+    <w:next w:val="1"/>
     <w:qFormat/>
+    <w:uiPriority w:val="0"/>
     <w:pPr>
       <w:ind w:left="840" w:leftChars="400"/>
     </w:pPr>
   </w:style>
-  <w:style w:type="paragraph" w:styleId="Footer">
+  <w:style w:type="paragraph" w:styleId="14">
     <w:name w:val="footer"/>
-    <w:basedOn w:val="Normal"/>
+    <w:basedOn w:val="1"/>
     <w:qFormat/>
+    <w:uiPriority w:val="0"/>
     <w:pPr>
       <w:tabs>
         <w:tab w:val="center" w:pos="4153"/>
@@ -4653,16 +4777,17 @@
       <w:sz w:val="18"/>
     </w:rPr>
   </w:style>
-  <w:style w:type="paragraph" w:styleId="Header">
+  <w:style w:type="paragraph" w:styleId="15">
     <w:name w:val="header"/>
-    <w:basedOn w:val="Normal"/>
+    <w:basedOn w:val="1"/>
     <w:qFormat/>
+    <w:uiPriority w:val="0"/>
     <w:pPr>
       <w:pBdr>
-        <w:top w:val="nil"/>
-        <w:left w:val="nil"/>
-        <w:bottom w:val="nil"/>
-        <w:right w:val="nil"/>
+        <w:top w:val="none" w:color="auto" w:sz="0" w:space="0"/>
+        <w:left w:val="none" w:color="auto" w:sz="0" w:space="0"/>
+        <w:bottom w:val="none" w:color="auto" w:sz="0" w:space="0"/>
+        <w:right w:val="none" w:color="auto" w:sz="0" w:space="0"/>
       </w:pBdr>
       <w:tabs>
         <w:tab w:val="center" w:pos="4153"/>
@@ -4677,37 +4802,41 @@
       <w:sz w:val="18"/>
     </w:rPr>
   </w:style>
-  <w:style w:type="paragraph" w:styleId="TOC1">
+  <w:style w:type="paragraph" w:styleId="16">
     <w:name w:val="toc 1"/>
-    <w:basedOn w:val="Normal"/>
-    <w:next w:val="Normal"/>
+    <w:basedOn w:val="1"/>
+    <w:next w:val="1"/>
     <w:qFormat/>
+    <w:uiPriority w:val="0"/>
     <w:rPr>
-      <w:rFonts w:ascii="Arial" w:eastAsia="Microsoft JhengHei" w:hAnsi="Arial"/>
+      <w:rFonts w:ascii="Arial" w:hAnsi="Arial" w:eastAsia="Microsoft JhengHei"/>
       <w:sz w:val="24"/>
     </w:rPr>
   </w:style>
-  <w:style w:type="paragraph" w:styleId="TOC2">
+  <w:style w:type="paragraph" w:styleId="17">
     <w:name w:val="toc 2"/>
-    <w:basedOn w:val="Normal"/>
-    <w:next w:val="Normal"/>
+    <w:basedOn w:val="1"/>
+    <w:next w:val="1"/>
     <w:qFormat/>
+    <w:uiPriority w:val="0"/>
     <w:pPr>
       <w:ind w:left="420" w:leftChars="200"/>
     </w:pPr>
   </w:style>
-  <w:style w:type="paragraph" w:styleId="NormalWeb">
+  <w:style w:type="paragraph" w:styleId="18">
     <w:name w:val="Normal (Web)"/>
-    <w:basedOn w:val="Normal"/>
+    <w:basedOn w:val="1"/>
     <w:qFormat/>
+    <w:uiPriority w:val="0"/>
     <w:rPr>
       <w:sz w:val="24"/>
     </w:rPr>
   </w:style>
-  <w:style w:type="paragraph" w:styleId="Title">
+  <w:style w:type="paragraph" w:styleId="19">
     <w:name w:val="Title"/>
-    <w:basedOn w:val="Normal"/>
+    <w:basedOn w:val="1"/>
     <w:qFormat/>
+    <w:uiPriority w:val="0"/>
     <w:pPr>
       <w:spacing w:before="240" w:beforeLines="0" w:beforeAutospacing="0" w:after="60" w:afterLines="0" w:afterAutospacing="0"/>
       <w:jc w:val="center"/>
@@ -4719,68 +4848,73 @@
       <w:sz w:val="32"/>
     </w:rPr>
   </w:style>
-  <w:style w:type="table" w:styleId="TableGrid">
+  <w:style w:type="table" w:styleId="21">
     <w:name w:val="Table Grid"/>
-    <w:basedOn w:val="TableNormal"/>
+    <w:basedOn w:val="20"/>
     <w:qFormat/>
+    <w:uiPriority w:val="0"/>
     <w:pPr>
       <w:widowControl w:val="0"/>
       <w:jc w:val="both"/>
     </w:pPr>
     <w:tblPr>
       <w:tblBorders>
-        <w:top w:val="single" w:sz="4" w:space="0" w:color="auto"/>
-        <w:left w:val="single" w:sz="4" w:space="0" w:color="auto"/>
-        <w:bottom w:val="single" w:sz="4" w:space="0" w:color="auto"/>
-        <w:right w:val="single" w:sz="4" w:space="0" w:color="auto"/>
-        <w:insideH w:val="single" w:sz="4" w:space="0" w:color="auto"/>
-        <w:insideV w:val="single" w:sz="4" w:space="0" w:color="auto"/>
+        <w:top w:val="single" w:color="auto" w:sz="4" w:space="0"/>
+        <w:left w:val="single" w:color="auto" w:sz="4" w:space="0"/>
+        <w:bottom w:val="single" w:color="auto" w:sz="4" w:space="0"/>
+        <w:right w:val="single" w:color="auto" w:sz="4" w:space="0"/>
+        <w:insideH w:val="single" w:color="auto" w:sz="4" w:space="0"/>
+        <w:insideV w:val="single" w:color="auto" w:sz="4" w:space="0"/>
       </w:tblBorders>
     </w:tblPr>
   </w:style>
-  <w:style w:type="character" w:styleId="Strong">
+  <w:style w:type="character" w:styleId="23">
     <w:name w:val="Strong"/>
-    <w:basedOn w:val="DefaultParagraphFont"/>
+    <w:basedOn w:val="22"/>
     <w:qFormat/>
+    <w:uiPriority w:val="0"/>
     <w:rPr>
       <w:b/>
     </w:rPr>
   </w:style>
-  <w:style w:type="paragraph" w:customStyle="1" w:styleId="a">
+  <w:style w:type="paragraph" w:customStyle="1" w:styleId="24">
     <w:name w:val="柴_公司名"/>
-    <w:basedOn w:val="Title"/>
+    <w:basedOn w:val="19"/>
     <w:qFormat/>
+    <w:uiPriority w:val="0"/>
     <w:pPr>
       <w:spacing w:after="600" w:afterLines="600"/>
     </w:pPr>
     <w:rPr>
-      <w:rFonts w:ascii="宋体" w:eastAsia="宋体" w:hAnsi="宋体" w:cs="宋体" w:hint="eastAsia"/>
+      <w:rFonts w:hint="eastAsia" w:ascii="宋体" w:hAnsi="宋体" w:eastAsia="宋体" w:cs="宋体"/>
       <w:bCs/>
       <w:spacing w:val="-6"/>
       <w:sz w:val="52"/>
       <w:szCs w:val="52"/>
     </w:rPr>
   </w:style>
-  <w:style w:type="paragraph" w:customStyle="1" w:styleId="a0">
+  <w:style w:type="paragraph" w:customStyle="1" w:styleId="25">
     <w:name w:val="柴_文档名"/>
-    <w:basedOn w:val="Title"/>
+    <w:basedOn w:val="19"/>
     <w:qFormat/>
+    <w:uiPriority w:val="0"/>
     <w:pPr>
       <w:spacing w:after="900" w:afterLines="900"/>
     </w:pPr>
     <w:rPr>
-      <w:rFonts w:ascii="黑体" w:eastAsia="黑体" w:hAnsi="黑体" w:cs="黑体"/>
+      <w:rFonts w:ascii="黑体" w:hAnsi="黑体" w:eastAsia="黑体" w:cs="黑体"/>
       <w:bCs/>
       <w:spacing w:val="-7"/>
       <w:sz w:val="52"/>
       <w:szCs w:val="52"/>
     </w:rPr>
   </w:style>
-  <w:style w:type="table" w:customStyle="1" w:styleId="TableNormal0">
+  <w:style w:type="table" w:customStyle="1" w:styleId="26">
     <w:name w:val="Table Normal_0"/>
     <w:semiHidden/>
     <w:unhideWhenUsed/>
     <w:qFormat/>
+    <w:uiPriority w:val="0"/>
     <w:tblPr>
       <w:tblCellMar>
         <w:top w:w="0" w:type="dxa"/>
@@ -4790,81 +4924,87 @@
       </w:tblCellMar>
     </w:tblPr>
   </w:style>
-  <w:style w:type="paragraph" w:customStyle="1" w:styleId="TableText">
+  <w:style w:type="paragraph" w:customStyle="1" w:styleId="27">
     <w:name w:val="Table Text"/>
-    <w:basedOn w:val="Normal"/>
+    <w:basedOn w:val="1"/>
     <w:semiHidden/>
     <w:qFormat/>
+    <w:uiPriority w:val="0"/>
     <w:rPr>
-      <w:rFonts w:ascii="宋体" w:eastAsia="宋体" w:hAnsi="宋体" w:cs="宋体"/>
+      <w:rFonts w:ascii="宋体" w:hAnsi="宋体" w:eastAsia="宋体" w:cs="宋体"/>
       <w:sz w:val="21"/>
       <w:szCs w:val="21"/>
       <w:lang w:val="en-US" w:eastAsia="en-US" w:bidi="ar-SA"/>
     </w:rPr>
   </w:style>
-  <w:style w:type="paragraph" w:customStyle="1" w:styleId="1">
+  <w:style w:type="paragraph" w:customStyle="1" w:styleId="28">
     <w:name w:val="柴_标题1"/>
-    <w:basedOn w:val="Heading1"/>
-    <w:next w:val="a1"/>
-    <w:link w:val="1Char"/>
+    <w:basedOn w:val="2"/>
+    <w:next w:val="29"/>
+    <w:link w:val="38"/>
     <w:qFormat/>
+    <w:uiPriority w:val="0"/>
     <w:pPr>
       <w:spacing w:before="100" w:after="90" w:line="360" w:lineRule="auto"/>
     </w:pPr>
     <w:rPr>
-      <w:rFonts w:ascii="Arial" w:eastAsia="宋体" w:hAnsi="Arial"/>
+      <w:rFonts w:ascii="Arial" w:hAnsi="Arial" w:eastAsia="宋体"/>
       <w:sz w:val="32"/>
     </w:rPr>
   </w:style>
-  <w:style w:type="paragraph" w:customStyle="1" w:styleId="a1">
+  <w:style w:type="paragraph" w:customStyle="1" w:styleId="29">
     <w:name w:val="柴_正文"/>
-    <w:basedOn w:val="BodyText"/>
-    <w:link w:val="Char"/>
+    <w:basedOn w:val="12"/>
+    <w:link w:val="41"/>
     <w:qFormat/>
+    <w:uiPriority w:val="0"/>
     <w:pPr>
       <w:spacing w:line="360" w:lineRule="auto"/>
       <w:ind w:firstLine="470" w:firstLineChars="200"/>
     </w:pPr>
     <w:rPr>
-      <w:rFonts w:ascii="Arial" w:eastAsia="宋体" w:hAnsi="Arial"/>
+      <w:rFonts w:ascii="Arial" w:hAnsi="Arial" w:eastAsia="宋体"/>
       <w:sz w:val="24"/>
       <w:lang w:eastAsia="zh-CN"/>
     </w:rPr>
   </w:style>
-  <w:style w:type="paragraph" w:customStyle="1" w:styleId="2">
+  <w:style w:type="paragraph" w:customStyle="1" w:styleId="30">
     <w:name w:val="柴_标题2"/>
-    <w:basedOn w:val="Heading2"/>
-    <w:next w:val="a1"/>
+    <w:basedOn w:val="3"/>
+    <w:next w:val="29"/>
     <w:qFormat/>
+    <w:uiPriority w:val="0"/>
     <w:pPr>
       <w:spacing w:line="360" w:lineRule="auto"/>
     </w:pPr>
     <w:rPr>
-      <w:rFonts w:ascii="Arial" w:eastAsia="宋体" w:hAnsi="Arial"/>
+      <w:rFonts w:ascii="Arial" w:hAnsi="Arial" w:eastAsia="宋体"/>
       <w:sz w:val="28"/>
     </w:rPr>
   </w:style>
-  <w:style w:type="paragraph" w:customStyle="1" w:styleId="3">
+  <w:style w:type="paragraph" w:customStyle="1" w:styleId="31">
     <w:name w:val="柴_标题3"/>
-    <w:basedOn w:val="Heading3"/>
-    <w:next w:val="a1"/>
+    <w:basedOn w:val="4"/>
+    <w:next w:val="29"/>
     <w:qFormat/>
+    <w:uiPriority w:val="0"/>
     <w:pPr>
       <w:spacing w:line="360" w:lineRule="auto"/>
       <w:ind w:left="0" w:firstLine="472" w:firstLineChars="200"/>
     </w:pPr>
     <w:rPr>
-      <w:rFonts w:ascii="宋体" w:eastAsia="宋体" w:hAnsi="宋体" w:cs="宋体"/>
+      <w:rFonts w:ascii="宋体" w:hAnsi="宋体" w:eastAsia="宋体" w:cs="宋体"/>
       <w:spacing w:val="-2"/>
       <w:sz w:val="24"/>
       <w:szCs w:val="24"/>
     </w:rPr>
   </w:style>
-  <w:style w:type="paragraph" w:customStyle="1" w:styleId="a2">
+  <w:style w:type="paragraph" w:customStyle="1" w:styleId="32">
     <w:name w:val="柴_目录"/>
-    <w:basedOn w:val="Normal"/>
-    <w:next w:val="BodyText"/>
+    <w:basedOn w:val="1"/>
+    <w:next w:val="12"/>
     <w:qFormat/>
+    <w:uiPriority w:val="0"/>
     <w:pPr>
       <w:tabs>
         <w:tab w:val="right" w:leader="dot" w:pos="8442"/>
@@ -4872,59 +5012,64 @@
       <w:ind w:left="0" w:leftChars="0"/>
     </w:pPr>
     <w:rPr>
-      <w:rFonts w:ascii="Arial" w:eastAsia="Microsoft JhengHei" w:hAnsi="Arial"/>
+      <w:rFonts w:ascii="Arial" w:hAnsi="Arial" w:eastAsia="Microsoft JhengHei"/>
       <w:sz w:val="24"/>
     </w:rPr>
   </w:style>
-  <w:style w:type="paragraph" w:customStyle="1" w:styleId="WPSOffice1">
+  <w:style w:type="paragraph" w:customStyle="1" w:styleId="33">
     <w:name w:val="WPSOffice手动目录 1"/>
     <w:qFormat/>
+    <w:uiPriority w:val="0"/>
     <w:pPr>
       <w:ind w:leftChars="0"/>
     </w:pPr>
     <w:rPr>
-      <w:rFonts w:ascii="Times New Roman" w:eastAsia="宋体" w:hAnsi="Times New Roman" w:cs="Times New Roman"/>
+      <w:rFonts w:ascii="Times New Roman" w:hAnsi="Times New Roman" w:eastAsia="宋体" w:cs="Times New Roman"/>
       <w:sz w:val="20"/>
       <w:szCs w:val="20"/>
     </w:rPr>
   </w:style>
-  <w:style w:type="paragraph" w:customStyle="1" w:styleId="WPSOffice2">
+  <w:style w:type="paragraph" w:customStyle="1" w:styleId="34">
     <w:name w:val="WPSOffice手动目录 2"/>
     <w:qFormat/>
+    <w:uiPriority w:val="0"/>
     <w:pPr>
       <w:ind w:leftChars="200"/>
     </w:pPr>
     <w:rPr>
-      <w:rFonts w:ascii="Times New Roman" w:eastAsia="宋体" w:hAnsi="Times New Roman" w:cs="Times New Roman"/>
+      <w:rFonts w:ascii="Times New Roman" w:hAnsi="Times New Roman" w:eastAsia="宋体" w:cs="Times New Roman"/>
       <w:sz w:val="20"/>
       <w:szCs w:val="20"/>
     </w:rPr>
   </w:style>
-  <w:style w:type="paragraph" w:customStyle="1" w:styleId="WPSOffice3">
+  <w:style w:type="paragraph" w:customStyle="1" w:styleId="35">
     <w:name w:val="WPSOffice手动目录 3"/>
     <w:qFormat/>
+    <w:uiPriority w:val="0"/>
     <w:pPr>
       <w:ind w:leftChars="400"/>
     </w:pPr>
     <w:rPr>
-      <w:rFonts w:ascii="Times New Roman" w:eastAsia="宋体" w:hAnsi="Times New Roman" w:cs="Times New Roman"/>
+      <w:rFonts w:ascii="Times New Roman" w:hAnsi="Times New Roman" w:eastAsia="宋体" w:cs="Times New Roman"/>
       <w:sz w:val="20"/>
       <w:szCs w:val="20"/>
     </w:rPr>
   </w:style>
-  <w:style w:type="paragraph" w:customStyle="1" w:styleId="Compact">
+  <w:style w:type="paragraph" w:customStyle="1" w:styleId="36">
     <w:name w:val="Compact"/>
-    <w:basedOn w:val="BodyText"/>
+    <w:basedOn w:val="12"/>
     <w:qFormat/>
+    <w:uiPriority w:val="0"/>
     <w:pPr>
       <w:spacing w:before="36" w:after="36"/>
     </w:pPr>
   </w:style>
-  <w:style w:type="table" w:customStyle="1" w:styleId="Table">
+  <w:style w:type="table" w:customStyle="1" w:styleId="37">
     <w:name w:val="Table"/>
     <w:semiHidden/>
     <w:unhideWhenUsed/>
     <w:qFormat/>
+    <w:uiPriority w:val="0"/>
     <w:tblPr>
       <w:tblCellMar>
         <w:top w:w="0" w:type="dxa"/>
@@ -4936,25 +5081,27 @@
     <w:tblStylePr w:type="firstRow">
       <w:tcPr>
         <w:tcBorders>
-          <w:bottom w:val="single" w:sz="0" w:space="0" w:color="auto"/>
+          <w:bottom w:val="single" w:color="auto" w:sz="0" w:space="0"/>
         </w:tcBorders>
         <w:vAlign w:val="bottom"/>
       </w:tcPr>
     </w:tblStylePr>
   </w:style>
-  <w:style w:type="character" w:customStyle="1" w:styleId="1Char">
+  <w:style w:type="character" w:customStyle="1" w:styleId="38">
     <w:name w:val="柴_标题1 Char"/>
-    <w:link w:val="1"/>
+    <w:link w:val="28"/>
     <w:qFormat/>
+    <w:uiPriority w:val="0"/>
     <w:rPr>
-      <w:rFonts w:ascii="Arial" w:eastAsia="宋体" w:hAnsi="Arial"/>
+      <w:rFonts w:ascii="Arial" w:hAnsi="Arial" w:eastAsia="宋体"/>
       <w:sz w:val="32"/>
     </w:rPr>
   </w:style>
-  <w:style w:type="paragraph" w:customStyle="1" w:styleId="a3">
+  <w:style w:type="paragraph" w:customStyle="1" w:styleId="39">
     <w:name w:val="柴_正文_无缩进"/>
-    <w:basedOn w:val="Normal"/>
+    <w:basedOn w:val="1"/>
     <w:qFormat/>
+    <w:uiPriority w:val="0"/>
     <w:pPr>
       <w:ind w:firstLine="0" w:firstLineChars="0"/>
     </w:pPr>
@@ -4964,29 +5111,31 @@
       <w:lang w:eastAsia="zh-CN"/>
     </w:rPr>
   </w:style>
-  <w:style w:type="paragraph" w:customStyle="1" w:styleId="4">
+  <w:style w:type="paragraph" w:customStyle="1" w:styleId="40">
     <w:name w:val="柴_标题4"/>
-    <w:basedOn w:val="Heading4"/>
-    <w:next w:val="Normal"/>
+    <w:basedOn w:val="5"/>
+    <w:next w:val="1"/>
     <w:qFormat/>
+    <w:uiPriority w:val="0"/>
     <w:pPr>
       <w:widowControl w:val="0"/>
       <w:spacing w:before="160" w:line="360" w:lineRule="auto"/>
-      <w:ind w:left="981" w:hanging="862" w:leftChars="300"/>
+      <w:ind w:left="981" w:leftChars="300" w:hanging="862"/>
     </w:pPr>
     <w:rPr>
-      <w:rFonts w:ascii="Calibri" w:eastAsia="宋体" w:hAnsi="Calibri" w:cs="宋体" w:hint="eastAsia"/>
+      <w:rFonts w:hint="eastAsia" w:ascii="Calibri" w:hAnsi="Calibri" w:eastAsia="宋体" w:cs="宋体"/>
       <w:sz w:val="24"/>
       <w:szCs w:val="24"/>
       <w:lang w:eastAsia="zh-CN" w:bidi="zh-CN"/>
     </w:rPr>
   </w:style>
-  <w:style w:type="character" w:customStyle="1" w:styleId="Char">
+  <w:style w:type="character" w:customStyle="1" w:styleId="41">
     <w:name w:val="柴_正文 Char"/>
-    <w:link w:val="a1"/>
+    <w:link w:val="29"/>
     <w:qFormat/>
+    <w:uiPriority w:val="0"/>
     <w:rPr>
-      <w:rFonts w:ascii="Arial" w:eastAsia="宋体" w:hAnsi="Arial"/>
+      <w:rFonts w:ascii="Arial" w:hAnsi="Arial" w:eastAsia="宋体"/>
       <w:sz w:val="24"/>
       <w:lang w:eastAsia="zh-CN"/>
     </w:rPr>
